--- a/Fase-1-Diseno-Red-Corporativa/Fase 1 Proyecto Final.docx
+++ b/Fase-1-Diseno-Red-Corporativa/Fase 1 Proyecto Final.docx
@@ -297,7 +297,7 @@
           <w:b w:val="false"/>
           <w:bCs w:val="false"/>
         </w:rPr>
-        <w:t xml:space="preserve">Este documento presenta el diseño de red corporativa de Virtual Solutions, desarrollado con el mismo estándar de rigor que se aplicaría en una consultoría de redes real: cada decisión de dimensionamiento (tráfico, cableado, energía, enfriamiento) parte de una memoria de cálculo explícita, y cada elección de arquitectura (segmentación, modelo jerárquico, protocolo de enrutamiento, selección de marca y modelo de equipo) está fundamentada contra un estándar técnico citado o un análisis de costo real, no contra preferencia arbitraria.</w:t>
+        <w:t xml:space="preserve">Este documento presenta el diseño de red corporativa de Virtual Solutions, desarrollado con el mismo estándar de rigor que se aplicaría en una consultoría de redes real: cada decisión de dimensionamiento (tráfico, cableado, energía, enfriamiento, direccionamiento IP) parte de una memoria de cálculo explícita, y cada elección de arquitectura (segmentación, modelo jerárquico, protocolo de enrutamiento, selección de marca y modelo de equipo) está fundamentada contra un estándar técnico citado o un análisis de costo real, no contra preferencia arbitraria.</w:t>
       </w:r>
     </w:p>
     <w:p>
@@ -3792,7 +3792,7 @@
           <w:b w:val="false"/>
           <w:bCs w:val="false"/>
         </w:rPr>
-        <w:t xml:space="preserve">La infraestructura debe permitir que los usuarios autorizados accedan a determinados recursos corporativos desde ubicaciones externas. El acceso remoto se realiza mediante una VPN dedicada, con las conexiones remotas en su propia VLAN (200), lo que permite controlar el tráfico proveniente de usuarios remotos antes de proporcionar acceso hacia otros segmentos — evita publicar directamente servicios internos que únicamente deben ser utilizados por colaboradores. Para colaboración y gestión interna de archivos se dispone de una plataforma de intranet propia, administrada por la organización, sin depender de suites de colaboración de terceros.</w:t>
+        <w:t xml:space="preserve">La infraestructura debe permitir que los usuarios autorizados accedan a determinados recursos corporativos desde ubicaciones externas. El acceso remoto se realiza mediante una VPN dedicada, con las conexiones remotas en su propia VLAN (200), lo que permite controlar el tráfico proveniente de usuarios remotos antes de otorgar acceso hacia otros segmentos — evita publicar directamente servicios internos que únicamente deben ser utilizados por colaboradores. Para colaboración y gestión interna de archivos se dispone de una plataforma de intranet propia, administrada por la organización, sin depender de suites de colaboración de terceros.</w:t>
       </w:r>
     </w:p>
     <w:p>
@@ -3848,24 +3848,7 @@
           <w:b w:val="false"/>
           <w:bCs w:val="false"/>
         </w:rPr>
-        <w:t xml:space="preserve">La red debe permitir el crecimiento de Virtual Solutions sin requerir un rediseño completo del direccionamiento. El direccionamiento utiliza redes </w:t>
-      </w:r>
-      <w:r>
-        <w:rPr>
-          <w:rFonts w:ascii="Consolas" w:cs="Consolas" w:eastAsia="Consolas" w:hAnsi="Consolas"/>
-          <w:sz w:val="20"/>
-          <w:szCs w:val="20"/>
-          <w:shd w:fill="EDEDED" w:val="clear"/>
-        </w:rPr>
-        <w:t xml:space="preserve">/24</w:t>
-      </w:r>
-      <w:r>
-        <w:rPr>
-          <w:rFonts w:ascii="Calibri" w:cs="Calibri" w:eastAsia="Calibri" w:hAnsi="Calibri"/>
-          <w:b w:val="false"/>
-          <w:bCs w:val="false"/>
-        </w:rPr>
-        <w:t xml:space="preserve"> para las VLAN definidas (desarrollado en la Sección 5), proporcionando margen de crecimiento dentro de cada segmento sin modificar inmediatamente la estructura general. El crecimiento debe controlarse mediante monitoreo y revisión periódica de utilización, evitando que la existencia de direcciones disponibles se interprete como capacidad ilimitada de los equipos o enlaces.</w:t>
+        <w:t xml:space="preserve">La red debe permitir el crecimiento de Virtual Solutions sin requerir un rediseño completo del direccionamiento. El direccionamiento usa máscaras VLSM ajustadas a la necesidad real de cada VLAN dentro de un bloque base tamaño Clase B (desarrollado en la Sección 5), proporcionando margen de crecimiento documentado sin modificar inmediatamente la estructura general. El crecimiento debe controlarse mediante monitoreo y revisión periódica de utilización, evitando que la existencia de direcciones disponibles se interprete como capacidad ilimitada de los equipos o enlaces.</w:t>
       </w:r>
     </w:p>
     <w:p>
@@ -5090,7 +5073,7 @@
                 <w:sz w:val="20"/>
                 <w:szCs w:val="20"/>
               </w:rPr>
-              <w:t xml:space="preserve">Direccionamiento con margen, cableado con puertos de repuesto</w:t>
+              <w:t xml:space="preserve">Direccionamiento VLSM con margen, cableado con puertos de repuesto</w:t>
             </w:r>
           </w:p>
         </w:tc>
@@ -8406,7 +8389,7 @@
                 <w:sz w:val="20"/>
                 <w:szCs w:val="20"/>
               </w:rPr>
-              <w:t xml:space="preserve">Direccionamiento con máscara /24 por VLAN, Sección 5</w:t>
+              <w:t xml:space="preserve">Direccionamiento VLSM con margen documentado por subred, ver Sección 5</w:t>
             </w:r>
           </w:p>
         </w:tc>
@@ -14504,7 +14487,24 @@
           <w:b w:val="false"/>
           <w:bCs w:val="false"/>
         </w:rPr>
-        <w:t xml:space="preserve">Todo el direccionamiento usa espacio privado RFC 1918, con traducción de direcciones (NAT) en el Core hacia las 2 salidas de Internet.</w:t>
+        <w:t xml:space="preserve">Todo el direccionamiento usa espacio privado RFC 1918 (</w:t>
+      </w:r>
+      <w:r>
+        <w:rPr>
+          <w:rFonts w:ascii="Consolas" w:cs="Consolas" w:eastAsia="Consolas" w:hAnsi="Consolas"/>
+          <w:sz w:val="20"/>
+          <w:szCs w:val="20"/>
+          <w:shd w:fill="EDEDED" w:val="clear"/>
+        </w:rPr>
+        <w:t xml:space="preserve">172.20.0.0/16</w:t>
+      </w:r>
+      <w:r>
+        <w:rPr>
+          <w:rFonts w:ascii="Calibri" w:cs="Calibri" w:eastAsia="Calibri" w:hAnsi="Calibri"/>
+          <w:b w:val="false"/>
+          <w:bCs w:val="false"/>
+        </w:rPr>
+        <w:t xml:space="preserve">), con traducción de direcciones (NAT) en el Core hacia las 2 salidas de Internet.</w:t>
       </w:r>
     </w:p>
     <w:p>
@@ -14540,7 +14540,40 @@
           <w:b w:val="false"/>
           <w:bCs w:val="false"/>
         </w:rPr>
-        <w:t xml:space="preserve">El detalle completo de VLANs, subredes, gateways y rangos DHCP se presenta en la Sección 5.</w:t>
+        <w:t xml:space="preserve">Cada VLAN usa una máscara </w:t>
+      </w:r>
+      <w:r>
+        <w:rPr>
+          <w:rFonts w:ascii="Calibri" w:cs="Calibri" w:eastAsia="Calibri" w:hAnsi="Calibri"/>
+          <w:b/>
+          <w:bCs/>
+        </w:rPr>
+        <w:t xml:space="preserve">VLSM</w:t>
+      </w:r>
+      <w:r>
+        <w:rPr>
+          <w:rFonts w:ascii="Calibri" w:cs="Calibri" w:eastAsia="Calibri" w:hAnsi="Calibri"/>
+          <w:b w:val="false"/>
+          <w:bCs w:val="false"/>
+        </w:rPr>
+        <w:t xml:space="preserve"> ajustada a su necesidad real de hosts, no un </w:t>
+      </w:r>
+      <w:r>
+        <w:rPr>
+          <w:rFonts w:ascii="Consolas" w:cs="Consolas" w:eastAsia="Consolas" w:hAnsi="Consolas"/>
+          <w:sz w:val="20"/>
+          <w:szCs w:val="20"/>
+          <w:shd w:fill="EDEDED" w:val="clear"/>
+        </w:rPr>
+        <w:t xml:space="preserve">/24</w:t>
+      </w:r>
+      <w:r>
+        <w:rPr>
+          <w:rFonts w:ascii="Calibri" w:cs="Calibri" w:eastAsia="Calibri" w:hAnsi="Calibri"/>
+          <w:b w:val="false"/>
+          <w:bCs w:val="false"/>
+        </w:rPr>
+        <w:t xml:space="preserve"> uniforme — el detalle completo de VLANs, subredes, gateways y rangos DHCP, con la memoria de cálculo VLAN por VLAN, se presenta en la Sección 5.</w:t>
       </w:r>
     </w:p>
     <w:p>
@@ -14694,15 +14727,31 @@
           <w:b/>
           <w:bCs/>
         </w:rPr>
-        <w:t xml:space="preserve">10.10.0.0/16</w:t>
-      </w:r>
-      <w:r>
-        <w:rPr>
-          <w:rFonts w:ascii="Calibri" w:cs="Calibri" w:eastAsia="Calibri" w:hAnsi="Calibri"/>
-          <w:b w:val="false"/>
-          <w:bCs w:val="false"/>
-        </w:rPr>
-        <w:t xml:space="preserve"> (espacio privado, RFC 1918). Se usa máscara </w:t>
+        <w:t xml:space="preserve">172.20.0.0/16</w:t>
+      </w:r>
+      <w:r>
+        <w:rPr>
+          <w:rFonts w:ascii="Calibri" w:cs="Calibri" w:eastAsia="Calibri" w:hAnsi="Calibri"/>
+          <w:b w:val="false"/>
+          <w:bCs w:val="false"/>
+        </w:rPr>
+        <w:t xml:space="preserve"> (privado, RFC 1918, rango 172.16.0.0/12). Cada una de las 12 VLANs y el enlace punto a punto usan una máscara </w:t>
+      </w:r>
+      <w:r>
+        <w:rPr>
+          <w:rFonts w:ascii="Calibri" w:cs="Calibri" w:eastAsia="Calibri" w:hAnsi="Calibri"/>
+          <w:b/>
+          <w:bCs/>
+        </w:rPr>
+        <w:t xml:space="preserve">VLSM ajustada a su necesidad real de hosts</w:t>
+      </w:r>
+      <w:r>
+        <w:rPr>
+          <w:rFonts w:ascii="Calibri" w:cs="Calibri" w:eastAsia="Calibri" w:hAnsi="Calibri"/>
+          <w:b w:val="false"/>
+          <w:bCs w:val="false"/>
+        </w:rPr>
+        <w:t xml:space="preserve"> — no un </w:t>
       </w:r>
       <w:r>
         <w:rPr>
@@ -14719,7 +14768,7 @@
           <w:b w:val="false"/>
           <w:bCs w:val="false"/>
         </w:rPr>
-        <w:t xml:space="preserve"> por VLAN de forma uniforme — con 184 endpoints totales hay margen de sobra en cada subred.</w:t>
+        <w:t xml:space="preserve"> uniforme — siguiendo la memoria de cálculo de esta sección.</w:t>
       </w:r>
     </w:p>
     <w:p>
@@ -14733,7 +14782,7 @@
           <w:b w:val="false"/>
           <w:bCs w:val="false"/>
         </w:rPr>
-        <w:t xml:space="preserve">5.1 Justificación del bloque de direccionamiento y su alcance frente a 184 endpoints</w:t>
+        <w:t xml:space="preserve">5.1 Metodología de dimensionamiento</w:t>
       </w:r>
     </w:p>
     <w:p>
@@ -14747,41 +14796,7 @@
           <w:b w:val="false"/>
           <w:bCs w:val="false"/>
         </w:rPr>
-        <w:t xml:space="preserve">Con solo 184 endpoints, el tamaño del bloque elegido (</w:t>
-      </w:r>
-      <w:r>
-        <w:rPr>
-          <w:rFonts w:ascii="Consolas" w:cs="Consolas" w:eastAsia="Consolas" w:hAnsi="Consolas"/>
-          <w:sz w:val="20"/>
-          <w:szCs w:val="20"/>
-          <w:shd w:fill="EDEDED" w:val="clear"/>
-        </w:rPr>
-        <w:t xml:space="preserve">10.10.0.0/16</w:t>
-      </w:r>
-      <w:r>
-        <w:rPr>
-          <w:rFonts w:ascii="Calibri" w:cs="Calibri" w:eastAsia="Calibri" w:hAnsi="Calibri"/>
-          <w:b w:val="false"/>
-          <w:bCs w:val="false"/>
-        </w:rPr>
-        <w:t xml:space="preserve">, y más ampliamente el rango privado </w:t>
-      </w:r>
-      <w:r>
-        <w:rPr>
-          <w:rFonts w:ascii="Consolas" w:cs="Consolas" w:eastAsia="Consolas" w:hAnsi="Consolas"/>
-          <w:sz w:val="20"/>
-          <w:szCs w:val="20"/>
-          <w:shd w:fill="EDEDED" w:val="clear"/>
-        </w:rPr>
-        <w:t xml:space="preserve">10.0.0.0/8</w:t>
-      </w:r>
-      <w:r>
-        <w:rPr>
-          <w:rFonts w:ascii="Calibri" w:cs="Calibri" w:eastAsia="Calibri" w:hAnsi="Calibri"/>
-          <w:b w:val="false"/>
-          <w:bCs w:val="false"/>
-        </w:rPr>
-        <w:t xml:space="preserve"> del que se deriva) es deliberadamente mayor de lo que el conteo actual de usuarios necesitaría en una lectura estrictamente literal. Esa holgura es intencional, no un descuido, por tres razones concretas:</w:t>
+        <w:t xml:space="preserve">Para cada VLAN, el tamaño de subred se calcula así, sin dejar margen adicional más allá de lo que exige el redondeo a una potencia de 2:</w:t>
       </w:r>
     </w:p>
     <w:p>
@@ -14799,134 +14814,15 @@
           <w:b/>
           <w:bCs/>
         </w:rPr>
-        <w:t xml:space="preserve">Elección del rango privado (</w:t>
-      </w:r>
-      <w:r>
-        <w:rPr>
-          <w:rFonts w:ascii="Consolas" w:cs="Consolas" w:eastAsia="Consolas" w:hAnsi="Consolas"/>
-          <w:sz w:val="20"/>
-          <w:szCs w:val="20"/>
-          <w:shd w:fill="EDEDED" w:val="clear"/>
-        </w:rPr>
-        <w:t xml:space="preserve">10.0.0.0/8</w:t>
-      </w:r>
-      <w:r>
-        <w:rPr>
-          <w:rFonts w:ascii="Calibri" w:cs="Calibri" w:eastAsia="Calibri" w:hAnsi="Calibri"/>
-          <w:b/>
-          <w:bCs/>
-        </w:rPr>
-        <w:t xml:space="preserve">) sobre las otras dos opciones de RFC 1918</w:t>
-      </w:r>
-      <w:r>
-        <w:rPr>
-          <w:rFonts w:ascii="Calibri" w:cs="Calibri" w:eastAsia="Calibri" w:hAnsi="Calibri"/>
-          <w:b w:val="false"/>
-          <w:bCs w:val="false"/>
-        </w:rPr>
-        <w:t xml:space="preserve">: existen tres bloques privados disponibles — </w:t>
-      </w:r>
-      <w:r>
-        <w:rPr>
-          <w:rFonts w:ascii="Consolas" w:cs="Consolas" w:eastAsia="Consolas" w:hAnsi="Consolas"/>
-          <w:sz w:val="20"/>
-          <w:szCs w:val="20"/>
-          <w:shd w:fill="EDEDED" w:val="clear"/>
-        </w:rPr>
-        <w:t xml:space="preserve">10.0.0.0/8</w:t>
-      </w:r>
-      <w:r>
-        <w:rPr>
-          <w:rFonts w:ascii="Calibri" w:cs="Calibri" w:eastAsia="Calibri" w:hAnsi="Calibri"/>
-          <w:b w:val="false"/>
-          <w:bCs w:val="false"/>
-        </w:rPr>
-        <w:t xml:space="preserve"> (16.7 millones de direcciones), </w:t>
-      </w:r>
-      <w:r>
-        <w:rPr>
-          <w:rFonts w:ascii="Consolas" w:cs="Consolas" w:eastAsia="Consolas" w:hAnsi="Consolas"/>
-          <w:sz w:val="20"/>
-          <w:szCs w:val="20"/>
-          <w:shd w:fill="EDEDED" w:val="clear"/>
-        </w:rPr>
-        <w:t xml:space="preserve">172.16.0.0/12</w:t>
-      </w:r>
-      <w:r>
-        <w:rPr>
-          <w:rFonts w:ascii="Calibri" w:cs="Calibri" w:eastAsia="Calibri" w:hAnsi="Calibri"/>
-          <w:b w:val="false"/>
-          <w:bCs w:val="false"/>
-        </w:rPr>
-        <w:t xml:space="preserve"> (1 millón) y </w:t>
-      </w:r>
-      <w:r>
-        <w:rPr>
-          <w:rFonts w:ascii="Consolas" w:cs="Consolas" w:eastAsia="Consolas" w:hAnsi="Consolas"/>
-          <w:sz w:val="20"/>
-          <w:szCs w:val="20"/>
-          <w:shd w:fill="EDEDED" w:val="clear"/>
-        </w:rPr>
-        <w:t xml:space="preserve">192.168.0.0/16</w:t>
-      </w:r>
-      <w:r>
-        <w:rPr>
-          <w:rFonts w:ascii="Calibri" w:cs="Calibri" w:eastAsia="Calibri" w:hAnsi="Calibri"/>
-          <w:b w:val="false"/>
-          <w:bCs w:val="false"/>
-        </w:rPr>
-        <w:t xml:space="preserve"> (65,536, el rango que casi todo router doméstico trae configurado de fábrica). Se descarta </w:t>
-      </w:r>
-      <w:r>
-        <w:rPr>
-          <w:rFonts w:ascii="Consolas" w:cs="Consolas" w:eastAsia="Consolas" w:hAnsi="Consolas"/>
-          <w:sz w:val="20"/>
-          <w:szCs w:val="20"/>
-          <w:shd w:fill="EDEDED" w:val="clear"/>
-        </w:rPr>
-        <w:t xml:space="preserve">192.168.0.0/16</w:t>
-      </w:r>
-      <w:r>
-        <w:rPr>
-          <w:rFonts w:ascii="Calibri" w:cs="Calibri" w:eastAsia="Calibri" w:hAnsi="Calibri"/>
-          <w:b w:val="false"/>
-          <w:bCs w:val="false"/>
-        </w:rPr>
-        <w:t xml:space="preserve"> específicamente porque es el más propenso a colisión: si un empleado se conecta por VPN desde su casa y su propio router también usa </w:t>
-      </w:r>
-      <w:r>
-        <w:rPr>
-          <w:rFonts w:ascii="Consolas" w:cs="Consolas" w:eastAsia="Consolas" w:hAnsi="Consolas"/>
-          <w:sz w:val="20"/>
-          <w:szCs w:val="20"/>
-          <w:shd w:fill="EDEDED" w:val="clear"/>
-        </w:rPr>
-        <w:t xml:space="preserve">192.168.1.0/24</w:t>
-      </w:r>
-      <w:r>
-        <w:rPr>
-          <w:rFonts w:ascii="Calibri" w:cs="Calibri" w:eastAsia="Calibri" w:hAnsi="Calibri"/>
-          <w:b w:val="false"/>
-          <w:bCs w:val="false"/>
-        </w:rPr>
-        <w:t xml:space="preserve">, el cliente VPN y la red corporativa compiten por la misma subred y el enrutamiento falla. </w:t>
-      </w:r>
-      <w:r>
-        <w:rPr>
-          <w:rFonts w:ascii="Consolas" w:cs="Consolas" w:eastAsia="Consolas" w:hAnsi="Consolas"/>
-          <w:sz w:val="20"/>
-          <w:szCs w:val="20"/>
-          <w:shd w:fill="EDEDED" w:val="clear"/>
-        </w:rPr>
-        <w:t xml:space="preserve">10.0.0.0/8</w:t>
-      </w:r>
-      <w:r>
-        <w:rPr>
-          <w:rFonts w:ascii="Calibri" w:cs="Calibri" w:eastAsia="Calibri" w:hAnsi="Calibri"/>
-          <w:b w:val="false"/>
-          <w:bCs w:val="false"/>
-        </w:rPr>
-        <w:t xml:space="preserve"> es, en la práctica, el rango con menor probabilidad de chocar con una red doméstica o de un tercero.</w:t>
+        <w:t xml:space="preserve">Host necesarios</w:t>
+      </w:r>
+      <w:r>
+        <w:rPr>
+          <w:rFonts w:ascii="Calibri" w:cs="Calibri" w:eastAsia="Calibri" w:hAnsi="Calibri"/>
+          <w:b w:val="false"/>
+          <w:bCs w:val="false"/>
+        </w:rPr>
+        <w:t xml:space="preserve"> = conteo real (personas o dispositivos), sin inflar el número.</w:t>
       </w:r>
     </w:p>
     <w:p>
@@ -14944,15 +14840,15 @@
           <w:b/>
           <w:bCs/>
         </w:rPr>
-        <w:t xml:space="preserve">Espacio privado no es un recurso escaso</w:t>
-      </w:r>
-      <w:r>
-        <w:rPr>
-          <w:rFonts w:ascii="Calibri" w:cs="Calibri" w:eastAsia="Calibri" w:hAnsi="Calibri"/>
-          <w:b w:val="false"/>
-          <w:bCs w:val="false"/>
-        </w:rPr>
-        <w:t xml:space="preserve">, a diferencia de IPv4 pública: reservar más espacio del que se usa hoy no tiene costo, porque nadie más puede quedarse sin direcciones privadas por que una organización tome un bloque grande. De los 16.7 millones de direcciones de </w:t>
+        <w:t xml:space="preserve">Bits de host</w:t>
+      </w:r>
+      <w:r>
+        <w:rPr>
+          <w:rFonts w:ascii="Calibri" w:cs="Calibri" w:eastAsia="Calibri" w:hAnsi="Calibri"/>
+          <w:b w:val="false"/>
+          <w:bCs w:val="false"/>
+        </w:rPr>
+        <w:t xml:space="preserve"> = el menor </w:t>
       </w:r>
       <w:r>
         <w:rPr>
@@ -14961,15 +14857,15 @@
           <w:szCs w:val="20"/>
           <w:shd w:fill="EDEDED" w:val="clear"/>
         </w:rPr>
-        <w:t xml:space="preserve">10.0.0.0/8</w:t>
-      </w:r>
-      <w:r>
-        <w:rPr>
-          <w:rFonts w:ascii="Calibri" w:cs="Calibri" w:eastAsia="Calibri" w:hAnsi="Calibri"/>
-          <w:b w:val="false"/>
-          <w:bCs w:val="false"/>
-        </w:rPr>
-        <w:t xml:space="preserve">, este proyecto usa activamente 65,536 (</w:t>
+        <w:t xml:space="preserve">n</w:t>
+      </w:r>
+      <w:r>
+        <w:rPr>
+          <w:rFonts w:ascii="Calibri" w:cs="Calibri" w:eastAsia="Calibri" w:hAnsi="Calibri"/>
+          <w:b w:val="false"/>
+          <w:bCs w:val="false"/>
+        </w:rPr>
+        <w:t xml:space="preserve"> tal que </w:t>
       </w:r>
       <w:r>
         <w:rPr>
@@ -14978,32 +14874,15 @@
           <w:szCs w:val="20"/>
           <w:shd w:fill="EDEDED" w:val="clear"/>
         </w:rPr>
-        <w:t xml:space="preserve">10.10.0.0/16</w:t>
-      </w:r>
-      <w:r>
-        <w:rPr>
-          <w:rFonts w:ascii="Calibri" w:cs="Calibri" w:eastAsia="Calibri" w:hAnsi="Calibri"/>
-          <w:b w:val="false"/>
-          <w:bCs w:val="false"/>
-        </w:rPr>
-        <w:t xml:space="preserve">), y dentro de ese bloque solo una fracción de las 12 subredes </w:t>
-      </w:r>
-      <w:r>
-        <w:rPr>
-          <w:rFonts w:ascii="Consolas" w:cs="Consolas" w:eastAsia="Consolas" w:hAnsi="Consolas"/>
-          <w:sz w:val="20"/>
-          <w:szCs w:val="20"/>
-          <w:shd w:fill="EDEDED" w:val="clear"/>
-        </w:rPr>
-        <w:t xml:space="preserve">/24</w:t>
-      </w:r>
-      <w:r>
-        <w:rPr>
-          <w:rFonts w:ascii="Calibri" w:cs="Calibri" w:eastAsia="Calibri" w:hAnsi="Calibri"/>
-          <w:b w:val="false"/>
-          <w:bCs w:val="false"/>
-        </w:rPr>
-        <w:t xml:space="preserve"> está realmente asignada a los 184 endpoints.</w:t>
+        <w:t xml:space="preserve">2ⁿ − 3 ≥ Host necesarios</w:t>
+      </w:r>
+      <w:r>
+        <w:rPr>
+          <w:rFonts w:ascii="Calibri" w:cs="Calibri" w:eastAsia="Calibri" w:hAnsi="Calibri"/>
+          <w:b w:val="false"/>
+          <w:bCs w:val="false"/>
+        </w:rPr>
+        <w:t xml:space="preserve">.</w:t>
       </w:r>
     </w:p>
     <w:p>
@@ -15021,15 +14900,15 @@
           <w:b/>
           <w:bCs/>
         </w:rPr>
-        <w:t xml:space="preserve">Margen de crecimiento sin rediseño</w:t>
-      </w:r>
-      <w:r>
-        <w:rPr>
-          <w:rFonts w:ascii="Calibri" w:cs="Calibri" w:eastAsia="Calibri" w:hAnsi="Calibri"/>
-          <w:b w:val="false"/>
-          <w:bCs w:val="false"/>
-        </w:rPr>
-        <w:t xml:space="preserve">: al quedar prácticamente todo </w:t>
+        <w:t xml:space="preserve">Bloque</w:t>
+      </w:r>
+      <w:r>
+        <w:rPr>
+          <w:rFonts w:ascii="Calibri" w:cs="Calibri" w:eastAsia="Calibri" w:hAnsi="Calibri"/>
+          <w:b w:val="false"/>
+          <w:bCs w:val="false"/>
+        </w:rPr>
+        <w:t xml:space="preserve"> = </w:t>
       </w:r>
       <w:r>
         <w:rPr>
@@ -15038,15 +14917,31 @@
           <w:szCs w:val="20"/>
           <w:shd w:fill="EDEDED" w:val="clear"/>
         </w:rPr>
-        <w:t xml:space="preserve">10.0.0.0/8</w:t>
-      </w:r>
-      <w:r>
-        <w:rPr>
-          <w:rFonts w:ascii="Calibri" w:cs="Calibri" w:eastAsia="Calibri" w:hAnsi="Calibri"/>
-          <w:b w:val="false"/>
-          <w:bCs w:val="false"/>
-        </w:rPr>
-        <w:t xml:space="preserve"> libre por fuera del </w:t>
+        <w:t xml:space="preserve">2ⁿ</w:t>
+      </w:r>
+      <w:r>
+        <w:rPr>
+          <w:rFonts w:ascii="Calibri" w:cs="Calibri" w:eastAsia="Calibri" w:hAnsi="Calibri"/>
+          <w:b w:val="false"/>
+          <w:bCs w:val="false"/>
+        </w:rPr>
+        <w:t xml:space="preserve"> direcciones. </w:t>
+      </w:r>
+      <w:r>
+        <w:rPr>
+          <w:rFonts w:ascii="Calibri" w:cs="Calibri" w:eastAsia="Calibri" w:hAnsi="Calibri"/>
+          <w:b/>
+          <w:bCs/>
+        </w:rPr>
+        <w:t xml:space="preserve">Prefijo</w:t>
+      </w:r>
+      <w:r>
+        <w:rPr>
+          <w:rFonts w:ascii="Calibri" w:cs="Calibri" w:eastAsia="Calibri" w:hAnsi="Calibri"/>
+          <w:b w:val="false"/>
+          <w:bCs w:val="false"/>
+        </w:rPr>
+        <w:t xml:space="preserve"> = </w:t>
       </w:r>
       <w:r>
         <w:rPr>
@@ -15055,15 +14950,74 @@
           <w:szCs w:val="20"/>
           <w:shd w:fill="EDEDED" w:val="clear"/>
         </w:rPr>
-        <w:t xml:space="preserve">/16</w:t>
-      </w:r>
-      <w:r>
-        <w:rPr>
-          <w:rFonts w:ascii="Calibri" w:cs="Calibri" w:eastAsia="Calibri" w:hAnsi="Calibri"/>
-          <w:b w:val="false"/>
-          <w:bCs w:val="false"/>
-        </w:rPr>
-        <w:t xml:space="preserve"> en uso, la empresa puede crecer (una segunda sede, una nueva VLAN, interconexión con otra oficina) usando el mismo espacio de direccionamiento sin renumerar lo que ya existe.</w:t>
+        <w:t xml:space="preserve">32 − n</w:t>
+      </w:r>
+      <w:r>
+        <w:rPr>
+          <w:rFonts w:ascii="Calibri" w:cs="Calibri" w:eastAsia="Calibri" w:hAnsi="Calibri"/>
+          <w:b w:val="false"/>
+          <w:bCs w:val="false"/>
+        </w:rPr>
+        <w:t xml:space="preserve">.</w:t>
+      </w:r>
+    </w:p>
+    <w:p>
+      <w:pPr>
+        <w:pStyle w:val="ListParagraph"/>
+        <w:numPr>
+          <w:ilvl w:val="0"/>
+          <w:numId w:val="2"/>
+        </w:numPr>
+        <w:spacing w:after="60"/>
+      </w:pPr>
+      <w:r>
+        <w:rPr>
+          <w:rFonts w:ascii="Calibri" w:cs="Calibri" w:eastAsia="Calibri" w:hAnsi="Calibri"/>
+          <w:b/>
+          <w:bCs/>
+        </w:rPr>
+        <w:t xml:space="preserve">Disponibles</w:t>
+      </w:r>
+      <w:r>
+        <w:rPr>
+          <w:rFonts w:ascii="Calibri" w:cs="Calibri" w:eastAsia="Calibri" w:hAnsi="Calibri"/>
+          <w:b w:val="false"/>
+          <w:bCs w:val="false"/>
+        </w:rPr>
+        <w:t xml:space="preserve"> = </w:t>
+      </w:r>
+      <w:r>
+        <w:rPr>
+          <w:rFonts w:ascii="Consolas" w:cs="Consolas" w:eastAsia="Consolas" w:hAnsi="Consolas"/>
+          <w:sz w:val="20"/>
+          <w:szCs w:val="20"/>
+          <w:shd w:fill="EDEDED" w:val="clear"/>
+        </w:rPr>
+        <w:t xml:space="preserve">Bloque − 3</w:t>
+      </w:r>
+      <w:r>
+        <w:rPr>
+          <w:rFonts w:ascii="Calibri" w:cs="Calibri" w:eastAsia="Calibri" w:hAnsi="Calibri"/>
+          <w:b w:val="false"/>
+          <w:bCs w:val="false"/>
+        </w:rPr>
+        <w:t xml:space="preserve"> — se restan </w:t>
+      </w:r>
+      <w:r>
+        <w:rPr>
+          <w:rFonts w:ascii="Calibri" w:cs="Calibri" w:eastAsia="Calibri" w:hAnsi="Calibri"/>
+          <w:b/>
+          <w:bCs/>
+        </w:rPr>
+        <w:t xml:space="preserve">red, broadcast y gateway</w:t>
+      </w:r>
+      <w:r>
+        <w:rPr>
+          <w:rFonts w:ascii="Calibri" w:cs="Calibri" w:eastAsia="Calibri" w:hAnsi="Calibri"/>
+          <w:b w:val="false"/>
+          <w:bCs w:val="false"/>
+        </w:rPr>
+        <w:t xml:space="preserve"> (no solo red y broadcast), porque cada subred de usuarios necesita su propio gateway dedicado.</w:t>
       </w:r>
     </w:p>
     <w:p>
@@ -15077,7 +15031,118 @@
           <w:b/>
           <w:bCs/>
         </w:rPr>
-        <w:t xml:space="preserve">Visibilidad real del segmento — cuánto se usa frente a cuánto se reservó</w:t>
+        <w:t xml:space="preserve">Excepción del enlace punto a punto</w:t>
+      </w:r>
+      <w:r>
+        <w:rPr>
+          <w:rFonts w:ascii="Calibri" w:cs="Calibri" w:eastAsia="Calibri" w:hAnsi="Calibri"/>
+          <w:b w:val="false"/>
+          <w:bCs w:val="false"/>
+        </w:rPr>
+        <w:t xml:space="preserve"> (Core ↔ Router Virtual): un enlace de 2 puntos no tiene un "gateway" separado de sus propios extremos, así que ahí se aplica la convención estándar de solo </w:t>
+      </w:r>
+      <w:r>
+        <w:rPr>
+          <w:rFonts w:ascii="Consolas" w:cs="Consolas" w:eastAsia="Consolas" w:hAnsi="Consolas"/>
+          <w:sz w:val="20"/>
+          <w:szCs w:val="20"/>
+          <w:shd w:fill="EDEDED" w:val="clear"/>
+        </w:rPr>
+        <w:t xml:space="preserve">−2</w:t>
+      </w:r>
+      <w:r>
+        <w:rPr>
+          <w:rFonts w:ascii="Calibri" w:cs="Calibri" w:eastAsia="Calibri" w:hAnsi="Calibri"/>
+          <w:b w:val="false"/>
+          <w:bCs w:val="false"/>
+        </w:rPr>
+        <w:t xml:space="preserve"> (red + broadcast), no </w:t>
+      </w:r>
+      <w:r>
+        <w:rPr>
+          <w:rFonts w:ascii="Consolas" w:cs="Consolas" w:eastAsia="Consolas" w:hAnsi="Consolas"/>
+          <w:sz w:val="20"/>
+          <w:szCs w:val="20"/>
+          <w:shd w:fill="EDEDED" w:val="clear"/>
+        </w:rPr>
+        <w:t xml:space="preserve">−3</w:t>
+      </w:r>
+      <w:r>
+        <w:rPr>
+          <w:rFonts w:ascii="Calibri" w:cs="Calibri" w:eastAsia="Calibri" w:hAnsi="Calibri"/>
+          <w:b w:val="false"/>
+          <w:bCs w:val="false"/>
+        </w:rPr>
+        <w:t xml:space="preserve"> — se mantiene </w:t>
+      </w:r>
+      <w:r>
+        <w:rPr>
+          <w:rFonts w:ascii="Consolas" w:cs="Consolas" w:eastAsia="Consolas" w:hAnsi="Consolas"/>
+          <w:sz w:val="20"/>
+          <w:szCs w:val="20"/>
+          <w:shd w:fill="EDEDED" w:val="clear"/>
+        </w:rPr>
+        <w:t xml:space="preserve">/30</w:t>
+      </w:r>
+      <w:r>
+        <w:rPr>
+          <w:rFonts w:ascii="Calibri" w:cs="Calibri" w:eastAsia="Calibri" w:hAnsi="Calibri"/>
+          <w:b w:val="false"/>
+          <w:bCs w:val="false"/>
+        </w:rPr>
+        <w:t xml:space="preserve">, 2 direcciones utilizables, una por router.</w:t>
+      </w:r>
+    </w:p>
+    <w:p>
+      <w:pPr>
+        <w:pStyle w:val="Heading2"/>
+        <w:spacing w:after="120" w:before="240"/>
+      </w:pPr>
+      <w:r>
+        <w:rPr>
+          <w:rFonts w:ascii="Calibri" w:cs="Calibri" w:eastAsia="Calibri" w:hAnsi="Calibri"/>
+          <w:b w:val="false"/>
+          <w:bCs w:val="false"/>
+        </w:rPr>
+        <w:t xml:space="preserve">5.2 Por qué el bloque base es tamaño Clase B y no Clase C</w:t>
+      </w:r>
+    </w:p>
+    <w:p>
+      <w:pPr>
+        <w:spacing w:after="140"/>
+        <w:jc w:val="both"/>
+      </w:pPr>
+      <w:r>
+        <w:rPr>
+          <w:rFonts w:ascii="Calibri" w:cs="Calibri" w:eastAsia="Calibri" w:hAnsi="Calibri"/>
+          <w:b w:val="false"/>
+          <w:bCs w:val="false"/>
+        </w:rPr>
+        <w:t xml:space="preserve">Un error común es pensar que basta con mirar el tamaño de </w:t>
+      </w:r>
+      <w:r>
+        <w:rPr>
+          <w:rFonts w:ascii="Calibri" w:cs="Calibri" w:eastAsia="Calibri" w:hAnsi="Calibri"/>
+          <w:b/>
+          <w:bCs/>
+        </w:rPr>
+        <w:t xml:space="preserve">cada VLAN por separado</w:t>
+      </w:r>
+      <w:r>
+        <w:rPr>
+          <w:rFonts w:ascii="Calibri" w:cs="Calibri" w:eastAsia="Calibri" w:hAnsi="Calibri"/>
+          <w:b w:val="false"/>
+          <w:bCs w:val="false"/>
+        </w:rPr>
+        <w:t xml:space="preserve"> para decidir la clase del bloque base. El criterio correcto es la </w:t>
+      </w:r>
+      <w:r>
+        <w:rPr>
+          <w:rFonts w:ascii="Calibri" w:cs="Calibri" w:eastAsia="Calibri" w:hAnsi="Calibri"/>
+          <w:b/>
+          <w:bCs/>
+        </w:rPr>
+        <w:t xml:space="preserve">suma de todos los bloques VLSM que hay que alojar simultáneamente, sin que se traslapen</w:t>
       </w:r>
       <w:r>
         <w:rPr>
@@ -15086,6 +15151,3842 @@
           <w:bCs w:val="false"/>
         </w:rPr>
         <w:t xml:space="preserve">:</w:t>
+      </w:r>
+    </w:p>
+    <w:tbl>
+      <w:tblPr>
+        <w:tblW w:type="dxa" w:w="9000"/>
+        <w:tblBorders>
+          <w:top w:val="single" w:color="auto" w:sz="4"/>
+          <w:left w:val="single" w:color="auto" w:sz="4"/>
+          <w:bottom w:val="single" w:color="auto" w:sz="4"/>
+          <w:right w:val="single" w:color="auto" w:sz="4"/>
+          <w:insideH w:val="single" w:color="auto" w:sz="4"/>
+          <w:insideV w:val="single" w:color="auto" w:sz="4"/>
+        </w:tblBorders>
+      </w:tblPr>
+      <w:tblGrid>
+        <w:gridCol w:w="4500"/>
+        <w:gridCol w:w="4500"/>
+      </w:tblGrid>
+      <w:tr>
+        <w:trPr>
+          <w:tblHeader/>
+        </w:trPr>
+        <w:tc>
+          <w:tcPr>
+            <w:tcW w:type="dxa" w:w="4500"/>
+            <w:shd w:fill="2E5395" w:val="clear"/>
+            <w:tcMar>
+              <w:top w:type="dxa" w:w="60"/>
+              <w:left w:type="dxa" w:w="80"/>
+              <w:bottom w:type="dxa" w:w="60"/>
+              <w:right w:type="dxa" w:w="80"/>
+            </w:tcMar>
+          </w:tcPr>
+          <w:p>
+            <w:pPr>
+              <w:spacing w:after="40"/>
+            </w:pPr>
+            <w:r>
+              <w:rPr>
+                <w:rFonts w:ascii="Calibri" w:cs="Calibri" w:eastAsia="Calibri" w:hAnsi="Calibri"/>
+                <w:b/>
+                <w:bCs/>
+                <w:color w:val="FFFFFF"/>
+                <w:sz w:val="20"/>
+                <w:szCs w:val="20"/>
+              </w:rPr>
+              <w:t xml:space="preserve">Grupo de VLANs / enlace</w:t>
+            </w:r>
+          </w:p>
+        </w:tc>
+        <w:tc>
+          <w:tcPr>
+            <w:tcW w:type="dxa" w:w="4500"/>
+            <w:shd w:fill="2E5395" w:val="clear"/>
+            <w:tcMar>
+              <w:top w:type="dxa" w:w="60"/>
+              <w:left w:type="dxa" w:w="80"/>
+              <w:bottom w:type="dxa" w:w="60"/>
+              <w:right w:type="dxa" w:w="80"/>
+            </w:tcMar>
+          </w:tcPr>
+          <w:p>
+            <w:pPr>
+              <w:spacing w:after="40"/>
+            </w:pPr>
+            <w:r>
+              <w:rPr>
+                <w:rFonts w:ascii="Calibri" w:cs="Calibri" w:eastAsia="Calibri" w:hAnsi="Calibri"/>
+                <w:b/>
+                <w:bCs/>
+                <w:color w:val="FFFFFF"/>
+                <w:sz w:val="20"/>
+                <w:szCs w:val="20"/>
+              </w:rPr>
+              <w:t xml:space="preserve">Bloque asignado</w:t>
+            </w:r>
+          </w:p>
+        </w:tc>
+      </w:tr>
+      <w:tr>
+        <w:trPr>
+          <w:tblHeader w:val="false"/>
+        </w:trPr>
+        <w:tc>
+          <w:tcPr>
+            <w:tcW w:type="dxa" w:w="4500"/>
+            <w:tcMar>
+              <w:top w:type="dxa" w:w="60"/>
+              <w:left w:type="dxa" w:w="80"/>
+              <w:bottom w:type="dxa" w:w="60"/>
+              <w:right w:type="dxa" w:w="80"/>
+            </w:tcMar>
+          </w:tcPr>
+          <w:p>
+            <w:pPr>
+              <w:spacing w:after="40"/>
+            </w:pPr>
+            <w:r>
+              <w:rPr>
+                <w:rFonts w:ascii="Calibri" w:cs="Calibri" w:eastAsia="Calibri" w:hAnsi="Calibri"/>
+                <w:b w:val="false"/>
+                <w:bCs w:val="false"/>
+                <w:sz w:val="20"/>
+                <w:szCs w:val="20"/>
+              </w:rPr>
+              <w:t xml:space="preserve">Ventas, Desarrollo I/T A, Desarrollo I/T B</w:t>
+            </w:r>
+          </w:p>
+        </w:tc>
+        <w:tc>
+          <w:tcPr>
+            <w:tcW w:type="dxa" w:w="4500"/>
+            <w:tcMar>
+              <w:top w:type="dxa" w:w="60"/>
+              <w:left w:type="dxa" w:w="80"/>
+              <w:bottom w:type="dxa" w:w="60"/>
+              <w:right w:type="dxa" w:w="80"/>
+            </w:tcMar>
+          </w:tcPr>
+          <w:p>
+            <w:pPr>
+              <w:spacing w:after="40"/>
+            </w:pPr>
+            <w:r>
+              <w:rPr>
+                <w:rFonts w:ascii="Calibri" w:cs="Calibri" w:eastAsia="Calibri" w:hAnsi="Calibri"/>
+                <w:b w:val="false"/>
+                <w:bCs w:val="false"/>
+                <w:sz w:val="20"/>
+                <w:szCs w:val="20"/>
+              </w:rPr>
+              <w:t xml:space="preserve">64 + 64 + 64</w:t>
+            </w:r>
+          </w:p>
+        </w:tc>
+      </w:tr>
+      <w:tr>
+        <w:trPr>
+          <w:tblHeader w:val="false"/>
+        </w:trPr>
+        <w:tc>
+          <w:tcPr>
+            <w:tcW w:type="dxa" w:w="4500"/>
+            <w:tcMar>
+              <w:top w:type="dxa" w:w="60"/>
+              <w:left w:type="dxa" w:w="80"/>
+              <w:bottom w:type="dxa" w:w="60"/>
+              <w:right w:type="dxa" w:w="80"/>
+            </w:tcMar>
+          </w:tcPr>
+          <w:p>
+            <w:pPr>
+              <w:spacing w:after="40"/>
+            </w:pPr>
+            <w:r>
+              <w:rPr>
+                <w:rFonts w:ascii="Calibri" w:cs="Calibri" w:eastAsia="Calibri" w:hAnsi="Calibri"/>
+                <w:b w:val="false"/>
+                <w:bCs w:val="false"/>
+                <w:sz w:val="20"/>
+                <w:szCs w:val="20"/>
+              </w:rPr>
+              <w:t xml:space="preserve">Administración, Servidores, Gestión</w:t>
+            </w:r>
+          </w:p>
+        </w:tc>
+        <w:tc>
+          <w:tcPr>
+            <w:tcW w:type="dxa" w:w="4500"/>
+            <w:tcMar>
+              <w:top w:type="dxa" w:w="60"/>
+              <w:left w:type="dxa" w:w="80"/>
+              <w:bottom w:type="dxa" w:w="60"/>
+              <w:right w:type="dxa" w:w="80"/>
+            </w:tcMar>
+          </w:tcPr>
+          <w:p>
+            <w:pPr>
+              <w:spacing w:after="40"/>
+            </w:pPr>
+            <w:r>
+              <w:rPr>
+                <w:rFonts w:ascii="Calibri" w:cs="Calibri" w:eastAsia="Calibri" w:hAnsi="Calibri"/>
+                <w:b w:val="false"/>
+                <w:bCs w:val="false"/>
+                <w:sz w:val="20"/>
+                <w:szCs w:val="20"/>
+              </w:rPr>
+              <w:t xml:space="preserve">32 + 32 + 32</w:t>
+            </w:r>
+          </w:p>
+        </w:tc>
+      </w:tr>
+      <w:tr>
+        <w:trPr>
+          <w:tblHeader w:val="false"/>
+        </w:trPr>
+        <w:tc>
+          <w:tcPr>
+            <w:tcW w:type="dxa" w:w="4500"/>
+            <w:tcMar>
+              <w:top w:type="dxa" w:w="60"/>
+              <w:left w:type="dxa" w:w="80"/>
+              <w:bottom w:type="dxa" w:w="60"/>
+              <w:right w:type="dxa" w:w="80"/>
+            </w:tcMar>
+          </w:tcPr>
+          <w:p>
+            <w:pPr>
+              <w:spacing w:after="40"/>
+            </w:pPr>
+            <w:r>
+              <w:rPr>
+                <w:rFonts w:ascii="Calibri" w:cs="Calibri" w:eastAsia="Calibri" w:hAnsi="Calibri"/>
+                <w:b w:val="false"/>
+                <w:bCs w:val="false"/>
+                <w:sz w:val="20"/>
+                <w:szCs w:val="20"/>
+              </w:rPr>
+              <w:t xml:space="preserve">Soporte I/T, Telefonía IP</w:t>
+            </w:r>
+          </w:p>
+        </w:tc>
+        <w:tc>
+          <w:tcPr>
+            <w:tcW w:type="dxa" w:w="4500"/>
+            <w:tcMar>
+              <w:top w:type="dxa" w:w="60"/>
+              <w:left w:type="dxa" w:w="80"/>
+              <w:bottom w:type="dxa" w:w="60"/>
+              <w:right w:type="dxa" w:w="80"/>
+            </w:tcMar>
+          </w:tcPr>
+          <w:p>
+            <w:pPr>
+              <w:spacing w:after="40"/>
+            </w:pPr>
+            <w:r>
+              <w:rPr>
+                <w:rFonts w:ascii="Calibri" w:cs="Calibri" w:eastAsia="Calibri" w:hAnsi="Calibri"/>
+                <w:b w:val="false"/>
+                <w:bCs w:val="false"/>
+                <w:sz w:val="20"/>
+                <w:szCs w:val="20"/>
+              </w:rPr>
+              <w:t xml:space="preserve">16 + 16</w:t>
+            </w:r>
+          </w:p>
+        </w:tc>
+      </w:tr>
+      <w:tr>
+        <w:trPr>
+          <w:tblHeader w:val="false"/>
+        </w:trPr>
+        <w:tc>
+          <w:tcPr>
+            <w:tcW w:type="dxa" w:w="4500"/>
+            <w:tcMar>
+              <w:top w:type="dxa" w:w="60"/>
+              <w:left w:type="dxa" w:w="80"/>
+              <w:bottom w:type="dxa" w:w="60"/>
+              <w:right w:type="dxa" w:w="80"/>
+            </w:tcMar>
+          </w:tcPr>
+          <w:p>
+            <w:pPr>
+              <w:spacing w:after="40"/>
+            </w:pPr>
+            <w:r>
+              <w:rPr>
+                <w:rFonts w:ascii="Calibri" w:cs="Calibri" w:eastAsia="Calibri" w:hAnsi="Calibri"/>
+                <w:b w:val="false"/>
+                <w:bCs w:val="false"/>
+                <w:sz w:val="20"/>
+                <w:szCs w:val="20"/>
+              </w:rPr>
+              <w:t xml:space="preserve">DMZ, Cloud-Mgmt, VPN-pool</w:t>
+            </w:r>
+          </w:p>
+        </w:tc>
+        <w:tc>
+          <w:tcPr>
+            <w:tcW w:type="dxa" w:w="4500"/>
+            <w:tcMar>
+              <w:top w:type="dxa" w:w="60"/>
+              <w:left w:type="dxa" w:w="80"/>
+              <w:bottom w:type="dxa" w:w="60"/>
+              <w:right w:type="dxa" w:w="80"/>
+            </w:tcMar>
+          </w:tcPr>
+          <w:p>
+            <w:pPr>
+              <w:spacing w:after="40"/>
+            </w:pPr>
+            <w:r>
+              <w:rPr>
+                <w:rFonts w:ascii="Calibri" w:cs="Calibri" w:eastAsia="Calibri" w:hAnsi="Calibri"/>
+                <w:b w:val="false"/>
+                <w:bCs w:val="false"/>
+                <w:sz w:val="20"/>
+                <w:szCs w:val="20"/>
+              </w:rPr>
+              <w:t xml:space="preserve">8 + 8 + 8</w:t>
+            </w:r>
+          </w:p>
+        </w:tc>
+      </w:tr>
+      <w:tr>
+        <w:trPr>
+          <w:tblHeader w:val="false"/>
+        </w:trPr>
+        <w:tc>
+          <w:tcPr>
+            <w:tcW w:type="dxa" w:w="4500"/>
+            <w:tcMar>
+              <w:top w:type="dxa" w:w="60"/>
+              <w:left w:type="dxa" w:w="80"/>
+              <w:bottom w:type="dxa" w:w="60"/>
+              <w:right w:type="dxa" w:w="80"/>
+            </w:tcMar>
+          </w:tcPr>
+          <w:p>
+            <w:pPr>
+              <w:spacing w:after="40"/>
+            </w:pPr>
+            <w:r>
+              <w:rPr>
+                <w:rFonts w:ascii="Calibri" w:cs="Calibri" w:eastAsia="Calibri" w:hAnsi="Calibri"/>
+                <w:b w:val="false"/>
+                <w:bCs w:val="false"/>
+                <w:sz w:val="20"/>
+                <w:szCs w:val="20"/>
+              </w:rPr>
+              <w:t xml:space="preserve">Enlace Core ↔ Router Virtual</w:t>
+            </w:r>
+          </w:p>
+        </w:tc>
+        <w:tc>
+          <w:tcPr>
+            <w:tcW w:type="dxa" w:w="4500"/>
+            <w:tcMar>
+              <w:top w:type="dxa" w:w="60"/>
+              <w:left w:type="dxa" w:w="80"/>
+              <w:bottom w:type="dxa" w:w="60"/>
+              <w:right w:type="dxa" w:w="80"/>
+            </w:tcMar>
+          </w:tcPr>
+          <w:p>
+            <w:pPr>
+              <w:spacing w:after="40"/>
+            </w:pPr>
+            <w:r>
+              <w:rPr>
+                <w:rFonts w:ascii="Calibri" w:cs="Calibri" w:eastAsia="Calibri" w:hAnsi="Calibri"/>
+                <w:b w:val="false"/>
+                <w:bCs w:val="false"/>
+                <w:sz w:val="20"/>
+                <w:szCs w:val="20"/>
+              </w:rPr>
+              <w:t xml:space="preserve">4</w:t>
+            </w:r>
+          </w:p>
+        </w:tc>
+      </w:tr>
+      <w:tr>
+        <w:trPr>
+          <w:tblHeader w:val="false"/>
+        </w:trPr>
+        <w:tc>
+          <w:tcPr>
+            <w:tcW w:type="dxa" w:w="4500"/>
+            <w:tcMar>
+              <w:top w:type="dxa" w:w="60"/>
+              <w:left w:type="dxa" w:w="80"/>
+              <w:bottom w:type="dxa" w:w="60"/>
+              <w:right w:type="dxa" w:w="80"/>
+            </w:tcMar>
+          </w:tcPr>
+          <w:p>
+            <w:pPr>
+              <w:spacing w:after="40"/>
+            </w:pPr>
+            <w:r>
+              <w:rPr>
+                <w:rFonts w:ascii="Calibri" w:cs="Calibri" w:eastAsia="Calibri" w:hAnsi="Calibri"/>
+                <w:b/>
+                <w:bCs/>
+                <w:sz w:val="20"/>
+                <w:szCs w:val="20"/>
+              </w:rPr>
+              <w:t xml:space="preserve">Suma total</w:t>
+            </w:r>
+          </w:p>
+        </w:tc>
+        <w:tc>
+          <w:tcPr>
+            <w:tcW w:type="dxa" w:w="4500"/>
+            <w:tcMar>
+              <w:top w:type="dxa" w:w="60"/>
+              <w:left w:type="dxa" w:w="80"/>
+              <w:bottom w:type="dxa" w:w="60"/>
+              <w:right w:type="dxa" w:w="80"/>
+            </w:tcMar>
+          </w:tcPr>
+          <w:p>
+            <w:pPr>
+              <w:spacing w:after="40"/>
+            </w:pPr>
+            <w:r>
+              <w:rPr>
+                <w:rFonts w:ascii="Calibri" w:cs="Calibri" w:eastAsia="Calibri" w:hAnsi="Calibri"/>
+                <w:b/>
+                <w:bCs/>
+                <w:sz w:val="20"/>
+                <w:szCs w:val="20"/>
+              </w:rPr>
+              <w:t xml:space="preserve">348 direcciones</w:t>
+            </w:r>
+          </w:p>
+        </w:tc>
+      </w:tr>
+    </w:tbl>
+    <w:p>
+      <w:pPr>
+        <w:spacing w:after="160"/>
+      </w:pPr>
+    </w:p>
+    <w:p>
+      <w:pPr>
+        <w:spacing w:after="140"/>
+        <w:jc w:val="both"/>
+      </w:pPr>
+      <w:r>
+        <w:rPr>
+          <w:rFonts w:ascii="Calibri" w:cs="Calibri" w:eastAsia="Calibri" w:hAnsi="Calibri"/>
+          <w:b w:val="false"/>
+          <w:bCs w:val="false"/>
+        </w:rPr>
+        <w:t xml:space="preserve">348 direcciones </w:t>
+      </w:r>
+      <w:r>
+        <w:rPr>
+          <w:rFonts w:ascii="Calibri" w:cs="Calibri" w:eastAsia="Calibri" w:hAnsi="Calibri"/>
+          <w:b/>
+          <w:bCs/>
+        </w:rPr>
+        <w:t xml:space="preserve">no caben</w:t>
+      </w:r>
+      <w:r>
+        <w:rPr>
+          <w:rFonts w:ascii="Calibri" w:cs="Calibri" w:eastAsia="Calibri" w:hAnsi="Calibri"/>
+          <w:b w:val="false"/>
+          <w:bCs w:val="false"/>
+        </w:rPr>
+        <w:t xml:space="preserve"> dentro de un solo bloque de 256 direcciones (el tamaño de un bloque tipo Clase C, </w:t>
+      </w:r>
+      <w:r>
+        <w:rPr>
+          <w:rFonts w:ascii="Consolas" w:cs="Consolas" w:eastAsia="Consolas" w:hAnsi="Consolas"/>
+          <w:sz w:val="20"/>
+          <w:szCs w:val="20"/>
+          <w:shd w:fill="EDEDED" w:val="clear"/>
+        </w:rPr>
+        <w:t xml:space="preserve">/24</w:t>
+      </w:r>
+      <w:r>
+        <w:rPr>
+          <w:rFonts w:ascii="Calibri" w:cs="Calibri" w:eastAsia="Calibri" w:hAnsi="Calibri"/>
+          <w:b w:val="false"/>
+          <w:bCs w:val="false"/>
+        </w:rPr>
+        <w:t xml:space="preserve">) — por lo tanto, siguiendo el mismo criterio que determina cuándo escalar de un rango tipo Clase C a uno tipo Clase B, este proyecto necesita un bloque base de al menos tamaño </w:t>
+      </w:r>
+      <w:r>
+        <w:rPr>
+          <w:rFonts w:ascii="Consolas" w:cs="Consolas" w:eastAsia="Consolas" w:hAnsi="Consolas"/>
+          <w:sz w:val="20"/>
+          <w:szCs w:val="20"/>
+          <w:shd w:fill="EDEDED" w:val="clear"/>
+        </w:rPr>
+        <w:t xml:space="preserve">/16</w:t>
+      </w:r>
+      <w:r>
+        <w:rPr>
+          <w:rFonts w:ascii="Calibri" w:cs="Calibri" w:eastAsia="Calibri" w:hAnsi="Calibri"/>
+          <w:b w:val="false"/>
+          <w:bCs w:val="false"/>
+        </w:rPr>
+        <w:t xml:space="preserve"> (65,536 direcciones, tamaño Clase B). </w:t>
+      </w:r>
+      <w:r>
+        <w:rPr>
+          <w:rFonts w:ascii="Consolas" w:cs="Consolas" w:eastAsia="Consolas" w:hAnsi="Consolas"/>
+          <w:sz w:val="20"/>
+          <w:szCs w:val="20"/>
+          <w:shd w:fill="EDEDED" w:val="clear"/>
+        </w:rPr>
+        <w:t xml:space="preserve">172.20.0.0/16</w:t>
+      </w:r>
+      <w:r>
+        <w:rPr>
+          <w:rFonts w:ascii="Calibri" w:cs="Calibri" w:eastAsia="Calibri" w:hAnsi="Calibri"/>
+          <w:b w:val="false"/>
+          <w:bCs w:val="false"/>
+        </w:rPr>
+        <w:t xml:space="preserve"> cumple esto con amplio margen (utilización real ≈ 0.5%), dejando espacio documentado para crecimiento sin tener que renumerar nada.</w:t>
+      </w:r>
+    </w:p>
+    <w:p>
+      <w:pPr>
+        <w:spacing w:after="140"/>
+        <w:jc w:val="both"/>
+      </w:pPr>
+      <w:r>
+        <w:rPr>
+          <w:rFonts w:ascii="Calibri" w:cs="Calibri" w:eastAsia="Calibri" w:hAnsi="Calibri"/>
+          <w:b/>
+          <w:bCs/>
+        </w:rPr>
+        <w:t xml:space="preserve">Aclaración conceptual</w:t>
+      </w:r>
+      <w:r>
+        <w:rPr>
+          <w:rFonts w:ascii="Calibri" w:cs="Calibri" w:eastAsia="Calibri" w:hAnsi="Calibri"/>
+          <w:b w:val="false"/>
+          <w:bCs w:val="false"/>
+        </w:rPr>
+        <w:t xml:space="preserve">: desde que existe </w:t>
+      </w:r>
+      <w:r>
+        <w:rPr>
+          <w:rFonts w:ascii="Calibri" w:cs="Calibri" w:eastAsia="Calibri" w:hAnsi="Calibri"/>
+          <w:b/>
+          <w:bCs/>
+        </w:rPr>
+        <w:t xml:space="preserve">CIDR (Classless Inter-Domain Routing, RFC 1518/1519, 1993)</w:t>
+      </w:r>
+      <w:r>
+        <w:rPr>
+          <w:rFonts w:ascii="Calibri" w:cs="Calibri" w:eastAsia="Calibri" w:hAnsi="Calibri"/>
+          <w:b w:val="false"/>
+          <w:bCs w:val="false"/>
+        </w:rPr>
+        <w:t xml:space="preserve">, la "clase" de un bloque (A/B/C, definida antes por el primer octeto) ya no impone ninguna regla real sobre qué máscara se le puede aplicar — es perfectamente válido subnetear un bloque Clase A en piezas de /29, o un bloque Clase C en una sola subred de /24. Hablar de "necesitar un bloque tamaño Clase B" es usar el tamaño de bloque (256 = una Clase C, 65,536 = una Clase B) como una forma abreviada y estándar en la industria de decir "cuánto espacio de direcciones hay que reservar" — no una regla que obligue a elegir literalmente un rango que alguna vez perteneció a esa clase. </w:t>
+      </w:r>
+      <w:r>
+        <w:rPr>
+          <w:rFonts w:ascii="Consolas" w:cs="Consolas" w:eastAsia="Consolas" w:hAnsi="Consolas"/>
+          <w:sz w:val="20"/>
+          <w:szCs w:val="20"/>
+          <w:shd w:fill="EDEDED" w:val="clear"/>
+        </w:rPr>
+        <w:t xml:space="preserve">172.20.0.0/16</w:t>
+      </w:r>
+      <w:r>
+        <w:rPr>
+          <w:rFonts w:ascii="Calibri" w:cs="Calibri" w:eastAsia="Calibri" w:hAnsi="Calibri"/>
+          <w:b w:val="false"/>
+          <w:bCs w:val="false"/>
+        </w:rPr>
+        <w:t xml:space="preserve"> es, en términos de RFC 1918, parte del rango privado </w:t>
+      </w:r>
+      <w:r>
+        <w:rPr>
+          <w:rFonts w:ascii="Consolas" w:cs="Consolas" w:eastAsia="Consolas" w:hAnsi="Consolas"/>
+          <w:sz w:val="20"/>
+          <w:szCs w:val="20"/>
+          <w:shd w:fill="EDEDED" w:val="clear"/>
+        </w:rPr>
+        <w:t xml:space="preserve">172.16.0.0/12</w:t>
+      </w:r>
+      <w:r>
+        <w:rPr>
+          <w:rFonts w:ascii="Calibri" w:cs="Calibri" w:eastAsia="Calibri" w:hAnsi="Calibri"/>
+          <w:b w:val="false"/>
+          <w:bCs w:val="false"/>
+        </w:rPr>
+        <w:t xml:space="preserve"> (el que agrupa los bloques que clásicamente se llamaban Clase B) — el nombre coincide con el tamaño de bloque que realmente se necesita.</w:t>
+      </w:r>
+    </w:p>
+    <w:p>
+      <w:pPr>
+        <w:pStyle w:val="Heading2"/>
+        <w:spacing w:after="120" w:before="240"/>
+      </w:pPr>
+      <w:r>
+        <w:rPr>
+          <w:rFonts w:ascii="Calibri" w:cs="Calibri" w:eastAsia="Calibri" w:hAnsi="Calibri"/>
+          <w:b w:val="false"/>
+          <w:bCs w:val="false"/>
+        </w:rPr>
+        <w:t xml:space="preserve">5.3 Tabla maestra de VLANs — máscaras VLSM ajustadas</w:t>
+      </w:r>
+    </w:p>
+    <w:tbl>
+      <w:tblPr>
+        <w:tblW w:type="dxa" w:w="9000"/>
+        <w:tblBorders>
+          <w:top w:val="single" w:color="auto" w:sz="4"/>
+          <w:left w:val="single" w:color="auto" w:sz="4"/>
+          <w:bottom w:val="single" w:color="auto" w:sz="4"/>
+          <w:right w:val="single" w:color="auto" w:sz="4"/>
+          <w:insideH w:val="single" w:color="auto" w:sz="4"/>
+          <w:insideV w:val="single" w:color="auto" w:sz="4"/>
+        </w:tblBorders>
+      </w:tblPr>
+      <w:tblGrid>
+        <w:gridCol w:w="900"/>
+        <w:gridCol w:w="900"/>
+        <w:gridCol w:w="900"/>
+        <w:gridCol w:w="900"/>
+        <w:gridCol w:w="900"/>
+        <w:gridCol w:w="900"/>
+        <w:gridCol w:w="900"/>
+        <w:gridCol w:w="900"/>
+        <w:gridCol w:w="900"/>
+        <w:gridCol w:w="900"/>
+      </w:tblGrid>
+      <w:tr>
+        <w:trPr>
+          <w:tblHeader/>
+        </w:trPr>
+        <w:tc>
+          <w:tcPr>
+            <w:tcW w:type="dxa" w:w="900"/>
+            <w:shd w:fill="2E5395" w:val="clear"/>
+            <w:tcMar>
+              <w:top w:type="dxa" w:w="60"/>
+              <w:left w:type="dxa" w:w="80"/>
+              <w:bottom w:type="dxa" w:w="60"/>
+              <w:right w:type="dxa" w:w="80"/>
+            </w:tcMar>
+          </w:tcPr>
+          <w:p>
+            <w:pPr>
+              <w:spacing w:after="40"/>
+            </w:pPr>
+            <w:r>
+              <w:rPr>
+                <w:rFonts w:ascii="Calibri" w:cs="Calibri" w:eastAsia="Calibri" w:hAnsi="Calibri"/>
+                <w:b/>
+                <w:bCs/>
+                <w:color w:val="FFFFFF"/>
+                <w:sz w:val="20"/>
+                <w:szCs w:val="20"/>
+              </w:rPr>
+              <w:t xml:space="preserve">VLAN</w:t>
+            </w:r>
+          </w:p>
+        </w:tc>
+        <w:tc>
+          <w:tcPr>
+            <w:tcW w:type="dxa" w:w="900"/>
+            <w:shd w:fill="2E5395" w:val="clear"/>
+            <w:tcMar>
+              <w:top w:type="dxa" w:w="60"/>
+              <w:left w:type="dxa" w:w="80"/>
+              <w:bottom w:type="dxa" w:w="60"/>
+              <w:right w:type="dxa" w:w="80"/>
+            </w:tcMar>
+          </w:tcPr>
+          <w:p>
+            <w:pPr>
+              <w:spacing w:after="40"/>
+            </w:pPr>
+            <w:r>
+              <w:rPr>
+                <w:rFonts w:ascii="Calibri" w:cs="Calibri" w:eastAsia="Calibri" w:hAnsi="Calibri"/>
+                <w:b/>
+                <w:bCs/>
+                <w:color w:val="FFFFFF"/>
+                <w:sz w:val="20"/>
+                <w:szCs w:val="20"/>
+              </w:rPr>
+              <w:t xml:space="preserve">Nombre</w:t>
+            </w:r>
+          </w:p>
+        </w:tc>
+        <w:tc>
+          <w:tcPr>
+            <w:tcW w:type="dxa" w:w="900"/>
+            <w:shd w:fill="2E5395" w:val="clear"/>
+            <w:tcMar>
+              <w:top w:type="dxa" w:w="60"/>
+              <w:left w:type="dxa" w:w="80"/>
+              <w:bottom w:type="dxa" w:w="60"/>
+              <w:right w:type="dxa" w:w="80"/>
+            </w:tcMar>
+          </w:tcPr>
+          <w:p>
+            <w:pPr>
+              <w:spacing w:after="40"/>
+            </w:pPr>
+            <w:r>
+              <w:rPr>
+                <w:rFonts w:ascii="Calibri" w:cs="Calibri" w:eastAsia="Calibri" w:hAnsi="Calibri"/>
+                <w:b/>
+                <w:bCs/>
+                <w:color w:val="FFFFFF"/>
+                <w:sz w:val="20"/>
+                <w:szCs w:val="20"/>
+              </w:rPr>
+              <w:t xml:space="preserve">Área / Función</w:t>
+            </w:r>
+          </w:p>
+        </w:tc>
+        <w:tc>
+          <w:tcPr>
+            <w:tcW w:type="dxa" w:w="900"/>
+            <w:shd w:fill="2E5395" w:val="clear"/>
+            <w:tcMar>
+              <w:top w:type="dxa" w:w="60"/>
+              <w:left w:type="dxa" w:w="80"/>
+              <w:bottom w:type="dxa" w:w="60"/>
+              <w:right w:type="dxa" w:w="80"/>
+            </w:tcMar>
+          </w:tcPr>
+          <w:p>
+            <w:pPr>
+              <w:spacing w:after="40"/>
+            </w:pPr>
+            <w:r>
+              <w:rPr>
+                <w:rFonts w:ascii="Calibri" w:cs="Calibri" w:eastAsia="Calibri" w:hAnsi="Calibri"/>
+                <w:b/>
+                <w:bCs/>
+                <w:color w:val="FFFFFF"/>
+                <w:sz w:val="20"/>
+                <w:szCs w:val="20"/>
+              </w:rPr>
+              <w:t xml:space="preserve">Host reales</w:t>
+            </w:r>
+          </w:p>
+        </w:tc>
+        <w:tc>
+          <w:tcPr>
+            <w:tcW w:type="dxa" w:w="900"/>
+            <w:shd w:fill="2E5395" w:val="clear"/>
+            <w:tcMar>
+              <w:top w:type="dxa" w:w="60"/>
+              <w:left w:type="dxa" w:w="80"/>
+              <w:bottom w:type="dxa" w:w="60"/>
+              <w:right w:type="dxa" w:w="80"/>
+            </w:tcMar>
+          </w:tcPr>
+          <w:p>
+            <w:pPr>
+              <w:spacing w:after="40"/>
+            </w:pPr>
+            <w:r>
+              <w:rPr>
+                <w:rFonts w:ascii="Calibri" w:cs="Calibri" w:eastAsia="Calibri" w:hAnsi="Calibri"/>
+                <w:b/>
+                <w:bCs/>
+                <w:color w:val="FFFFFF"/>
+                <w:sz w:val="20"/>
+                <w:szCs w:val="20"/>
+              </w:rPr>
+              <w:t xml:space="preserve">Bloque</w:t>
+            </w:r>
+          </w:p>
+        </w:tc>
+        <w:tc>
+          <w:tcPr>
+            <w:tcW w:type="dxa" w:w="900"/>
+            <w:shd w:fill="2E5395" w:val="clear"/>
+            <w:tcMar>
+              <w:top w:type="dxa" w:w="60"/>
+              <w:left w:type="dxa" w:w="80"/>
+              <w:bottom w:type="dxa" w:w="60"/>
+              <w:right w:type="dxa" w:w="80"/>
+            </w:tcMar>
+          </w:tcPr>
+          <w:p>
+            <w:pPr>
+              <w:spacing w:after="40"/>
+            </w:pPr>
+            <w:r>
+              <w:rPr>
+                <w:rFonts w:ascii="Calibri" w:cs="Calibri" w:eastAsia="Calibri" w:hAnsi="Calibri"/>
+                <w:b/>
+                <w:bCs/>
+                <w:color w:val="FFFFFF"/>
+                <w:sz w:val="20"/>
+                <w:szCs w:val="20"/>
+              </w:rPr>
+              <w:t xml:space="preserve">Prefijo</w:t>
+            </w:r>
+          </w:p>
+        </w:tc>
+        <w:tc>
+          <w:tcPr>
+            <w:tcW w:type="dxa" w:w="900"/>
+            <w:shd w:fill="2E5395" w:val="clear"/>
+            <w:tcMar>
+              <w:top w:type="dxa" w:w="60"/>
+              <w:left w:type="dxa" w:w="80"/>
+              <w:bottom w:type="dxa" w:w="60"/>
+              <w:right w:type="dxa" w:w="80"/>
+            </w:tcMar>
+          </w:tcPr>
+          <w:p>
+            <w:pPr>
+              <w:spacing w:after="40"/>
+            </w:pPr>
+            <w:r>
+              <w:rPr>
+                <w:rFonts w:ascii="Calibri" w:cs="Calibri" w:eastAsia="Calibri" w:hAnsi="Calibri"/>
+                <w:b/>
+                <w:bCs/>
+                <w:color w:val="FFFFFF"/>
+                <w:sz w:val="20"/>
+                <w:szCs w:val="20"/>
+              </w:rPr>
+              <w:t xml:space="preserve">Subred</w:t>
+            </w:r>
+          </w:p>
+        </w:tc>
+        <w:tc>
+          <w:tcPr>
+            <w:tcW w:type="dxa" w:w="900"/>
+            <w:shd w:fill="2E5395" w:val="clear"/>
+            <w:tcMar>
+              <w:top w:type="dxa" w:w="60"/>
+              <w:left w:type="dxa" w:w="80"/>
+              <w:bottom w:type="dxa" w:w="60"/>
+              <w:right w:type="dxa" w:w="80"/>
+            </w:tcMar>
+          </w:tcPr>
+          <w:p>
+            <w:pPr>
+              <w:spacing w:after="40"/>
+            </w:pPr>
+            <w:r>
+              <w:rPr>
+                <w:rFonts w:ascii="Calibri" w:cs="Calibri" w:eastAsia="Calibri" w:hAnsi="Calibri"/>
+                <w:b/>
+                <w:bCs/>
+                <w:color w:val="FFFFFF"/>
+                <w:sz w:val="20"/>
+                <w:szCs w:val="20"/>
+              </w:rPr>
+              <w:t xml:space="preserve">Gateway</w:t>
+            </w:r>
+          </w:p>
+        </w:tc>
+        <w:tc>
+          <w:tcPr>
+            <w:tcW w:type="dxa" w:w="900"/>
+            <w:shd w:fill="2E5395" w:val="clear"/>
+            <w:tcMar>
+              <w:top w:type="dxa" w:w="60"/>
+              <w:left w:type="dxa" w:w="80"/>
+              <w:bottom w:type="dxa" w:w="60"/>
+              <w:right w:type="dxa" w:w="80"/>
+            </w:tcMar>
+          </w:tcPr>
+          <w:p>
+            <w:pPr>
+              <w:spacing w:after="40"/>
+            </w:pPr>
+            <w:r>
+              <w:rPr>
+                <w:rFonts w:ascii="Calibri" w:cs="Calibri" w:eastAsia="Calibri" w:hAnsi="Calibri"/>
+                <w:b/>
+                <w:bCs/>
+                <w:color w:val="FFFFFF"/>
+                <w:sz w:val="20"/>
+                <w:szCs w:val="20"/>
+              </w:rPr>
+              <w:t xml:space="preserve">Broadcast</w:t>
+            </w:r>
+          </w:p>
+        </w:tc>
+        <w:tc>
+          <w:tcPr>
+            <w:tcW w:type="dxa" w:w="900"/>
+            <w:shd w:fill="2E5395" w:val="clear"/>
+            <w:tcMar>
+              <w:top w:type="dxa" w:w="60"/>
+              <w:left w:type="dxa" w:w="80"/>
+              <w:bottom w:type="dxa" w:w="60"/>
+              <w:right w:type="dxa" w:w="80"/>
+            </w:tcMar>
+          </w:tcPr>
+          <w:p>
+            <w:pPr>
+              <w:spacing w:after="40"/>
+            </w:pPr>
+            <w:r>
+              <w:rPr>
+                <w:rFonts w:ascii="Calibri" w:cs="Calibri" w:eastAsia="Calibri" w:hAnsi="Calibri"/>
+                <w:b/>
+                <w:bCs/>
+                <w:color w:val="FFFFFF"/>
+                <w:sz w:val="20"/>
+                <w:szCs w:val="20"/>
+              </w:rPr>
+              <w:t xml:space="preserve">Disponibles</w:t>
+            </w:r>
+          </w:p>
+        </w:tc>
+      </w:tr>
+      <w:tr>
+        <w:trPr>
+          <w:tblHeader w:val="false"/>
+        </w:trPr>
+        <w:tc>
+          <w:tcPr>
+            <w:tcW w:type="dxa" w:w="900"/>
+            <w:tcMar>
+              <w:top w:type="dxa" w:w="60"/>
+              <w:left w:type="dxa" w:w="80"/>
+              <w:bottom w:type="dxa" w:w="60"/>
+              <w:right w:type="dxa" w:w="80"/>
+            </w:tcMar>
+          </w:tcPr>
+          <w:p>
+            <w:pPr>
+              <w:spacing w:after="40"/>
+            </w:pPr>
+            <w:r>
+              <w:rPr>
+                <w:rFonts w:ascii="Calibri" w:cs="Calibri" w:eastAsia="Calibri" w:hAnsi="Calibri"/>
+                <w:b w:val="false"/>
+                <w:bCs w:val="false"/>
+                <w:sz w:val="20"/>
+                <w:szCs w:val="20"/>
+              </w:rPr>
+              <w:t xml:space="preserve">10</w:t>
+            </w:r>
+          </w:p>
+        </w:tc>
+        <w:tc>
+          <w:tcPr>
+            <w:tcW w:type="dxa" w:w="900"/>
+            <w:tcMar>
+              <w:top w:type="dxa" w:w="60"/>
+              <w:left w:type="dxa" w:w="80"/>
+              <w:bottom w:type="dxa" w:w="60"/>
+              <w:right w:type="dxa" w:w="80"/>
+            </w:tcMar>
+          </w:tcPr>
+          <w:p>
+            <w:pPr>
+              <w:spacing w:after="40"/>
+            </w:pPr>
+            <w:r>
+              <w:rPr>
+                <w:rFonts w:ascii="Calibri" w:cs="Calibri" w:eastAsia="Calibri" w:hAnsi="Calibri"/>
+                <w:b w:val="false"/>
+                <w:bCs w:val="false"/>
+                <w:sz w:val="20"/>
+                <w:szCs w:val="20"/>
+              </w:rPr>
+              <w:t xml:space="preserve">ADMIN</w:t>
+            </w:r>
+          </w:p>
+        </w:tc>
+        <w:tc>
+          <w:tcPr>
+            <w:tcW w:type="dxa" w:w="900"/>
+            <w:tcMar>
+              <w:top w:type="dxa" w:w="60"/>
+              <w:left w:type="dxa" w:w="80"/>
+              <w:bottom w:type="dxa" w:w="60"/>
+              <w:right w:type="dxa" w:w="80"/>
+            </w:tcMar>
+          </w:tcPr>
+          <w:p>
+            <w:pPr>
+              <w:spacing w:after="40"/>
+            </w:pPr>
+            <w:r>
+              <w:rPr>
+                <w:rFonts w:ascii="Calibri" w:cs="Calibri" w:eastAsia="Calibri" w:hAnsi="Calibri"/>
+                <w:b w:val="false"/>
+                <w:bCs w:val="false"/>
+                <w:sz w:val="20"/>
+                <w:szCs w:val="20"/>
+              </w:rPr>
+              <w:t xml:space="preserve">Administración</w:t>
+            </w:r>
+          </w:p>
+        </w:tc>
+        <w:tc>
+          <w:tcPr>
+            <w:tcW w:type="dxa" w:w="900"/>
+            <w:tcMar>
+              <w:top w:type="dxa" w:w="60"/>
+              <w:left w:type="dxa" w:w="80"/>
+              <w:bottom w:type="dxa" w:w="60"/>
+              <w:right w:type="dxa" w:w="80"/>
+            </w:tcMar>
+          </w:tcPr>
+          <w:p>
+            <w:pPr>
+              <w:spacing w:after="40"/>
+            </w:pPr>
+            <w:r>
+              <w:rPr>
+                <w:rFonts w:ascii="Calibri" w:cs="Calibri" w:eastAsia="Calibri" w:hAnsi="Calibri"/>
+                <w:b w:val="false"/>
+                <w:bCs w:val="false"/>
+                <w:sz w:val="20"/>
+                <w:szCs w:val="20"/>
+              </w:rPr>
+              <w:t xml:space="preserve">14</w:t>
+            </w:r>
+          </w:p>
+        </w:tc>
+        <w:tc>
+          <w:tcPr>
+            <w:tcW w:type="dxa" w:w="900"/>
+            <w:tcMar>
+              <w:top w:type="dxa" w:w="60"/>
+              <w:left w:type="dxa" w:w="80"/>
+              <w:bottom w:type="dxa" w:w="60"/>
+              <w:right w:type="dxa" w:w="80"/>
+            </w:tcMar>
+          </w:tcPr>
+          <w:p>
+            <w:pPr>
+              <w:spacing w:after="40"/>
+            </w:pPr>
+            <w:r>
+              <w:rPr>
+                <w:rFonts w:ascii="Calibri" w:cs="Calibri" w:eastAsia="Calibri" w:hAnsi="Calibri"/>
+                <w:b w:val="false"/>
+                <w:bCs w:val="false"/>
+                <w:sz w:val="20"/>
+                <w:szCs w:val="20"/>
+              </w:rPr>
+              <w:t xml:space="preserve">32</w:t>
+            </w:r>
+          </w:p>
+        </w:tc>
+        <w:tc>
+          <w:tcPr>
+            <w:tcW w:type="dxa" w:w="900"/>
+            <w:tcMar>
+              <w:top w:type="dxa" w:w="60"/>
+              <w:left w:type="dxa" w:w="80"/>
+              <w:bottom w:type="dxa" w:w="60"/>
+              <w:right w:type="dxa" w:w="80"/>
+            </w:tcMar>
+          </w:tcPr>
+          <w:p>
+            <w:pPr>
+              <w:spacing w:after="40"/>
+            </w:pPr>
+            <w:r>
+              <w:rPr>
+                <w:rFonts w:ascii="Calibri" w:cs="Calibri" w:eastAsia="Calibri" w:hAnsi="Calibri"/>
+                <w:b w:val="false"/>
+                <w:bCs w:val="false"/>
+                <w:sz w:val="20"/>
+                <w:szCs w:val="20"/>
+              </w:rPr>
+              <w:t xml:space="preserve">/27</w:t>
+            </w:r>
+          </w:p>
+        </w:tc>
+        <w:tc>
+          <w:tcPr>
+            <w:tcW w:type="dxa" w:w="900"/>
+            <w:tcMar>
+              <w:top w:type="dxa" w:w="60"/>
+              <w:left w:type="dxa" w:w="80"/>
+              <w:bottom w:type="dxa" w:w="60"/>
+              <w:right w:type="dxa" w:w="80"/>
+            </w:tcMar>
+          </w:tcPr>
+          <w:p>
+            <w:pPr>
+              <w:spacing w:after="40"/>
+            </w:pPr>
+            <w:r>
+              <w:rPr>
+                <w:rFonts w:ascii="Calibri" w:cs="Calibri" w:eastAsia="Calibri" w:hAnsi="Calibri"/>
+                <w:b w:val="false"/>
+                <w:bCs w:val="false"/>
+                <w:sz w:val="20"/>
+                <w:szCs w:val="20"/>
+              </w:rPr>
+              <w:t xml:space="preserve">172.20.0.192/27</w:t>
+            </w:r>
+          </w:p>
+        </w:tc>
+        <w:tc>
+          <w:tcPr>
+            <w:tcW w:type="dxa" w:w="900"/>
+            <w:tcMar>
+              <w:top w:type="dxa" w:w="60"/>
+              <w:left w:type="dxa" w:w="80"/>
+              <w:bottom w:type="dxa" w:w="60"/>
+              <w:right w:type="dxa" w:w="80"/>
+            </w:tcMar>
+          </w:tcPr>
+          <w:p>
+            <w:pPr>
+              <w:spacing w:after="40"/>
+            </w:pPr>
+            <w:r>
+              <w:rPr>
+                <w:rFonts w:ascii="Calibri" w:cs="Calibri" w:eastAsia="Calibri" w:hAnsi="Calibri"/>
+                <w:b w:val="false"/>
+                <w:bCs w:val="false"/>
+                <w:sz w:val="20"/>
+                <w:szCs w:val="20"/>
+              </w:rPr>
+              <w:t xml:space="preserve">172.20.0.193</w:t>
+            </w:r>
+          </w:p>
+        </w:tc>
+        <w:tc>
+          <w:tcPr>
+            <w:tcW w:type="dxa" w:w="900"/>
+            <w:tcMar>
+              <w:top w:type="dxa" w:w="60"/>
+              <w:left w:type="dxa" w:w="80"/>
+              <w:bottom w:type="dxa" w:w="60"/>
+              <w:right w:type="dxa" w:w="80"/>
+            </w:tcMar>
+          </w:tcPr>
+          <w:p>
+            <w:pPr>
+              <w:spacing w:after="40"/>
+            </w:pPr>
+            <w:r>
+              <w:rPr>
+                <w:rFonts w:ascii="Calibri" w:cs="Calibri" w:eastAsia="Calibri" w:hAnsi="Calibri"/>
+                <w:b w:val="false"/>
+                <w:bCs w:val="false"/>
+                <w:sz w:val="20"/>
+                <w:szCs w:val="20"/>
+              </w:rPr>
+              <w:t xml:space="preserve">172.20.0.223</w:t>
+            </w:r>
+          </w:p>
+        </w:tc>
+        <w:tc>
+          <w:tcPr>
+            <w:tcW w:type="dxa" w:w="900"/>
+            <w:tcMar>
+              <w:top w:type="dxa" w:w="60"/>
+              <w:left w:type="dxa" w:w="80"/>
+              <w:bottom w:type="dxa" w:w="60"/>
+              <w:right w:type="dxa" w:w="80"/>
+            </w:tcMar>
+          </w:tcPr>
+          <w:p>
+            <w:pPr>
+              <w:spacing w:after="40"/>
+            </w:pPr>
+            <w:r>
+              <w:rPr>
+                <w:rFonts w:ascii="Calibri" w:cs="Calibri" w:eastAsia="Calibri" w:hAnsi="Calibri"/>
+                <w:b w:val="false"/>
+                <w:bCs w:val="false"/>
+                <w:sz w:val="20"/>
+                <w:szCs w:val="20"/>
+              </w:rPr>
+              <w:t xml:space="preserve">29</w:t>
+            </w:r>
+          </w:p>
+        </w:tc>
+      </w:tr>
+      <w:tr>
+        <w:trPr>
+          <w:tblHeader w:val="false"/>
+        </w:trPr>
+        <w:tc>
+          <w:tcPr>
+            <w:tcW w:type="dxa" w:w="900"/>
+            <w:tcMar>
+              <w:top w:type="dxa" w:w="60"/>
+              <w:left w:type="dxa" w:w="80"/>
+              <w:bottom w:type="dxa" w:w="60"/>
+              <w:right w:type="dxa" w:w="80"/>
+            </w:tcMar>
+          </w:tcPr>
+          <w:p>
+            <w:pPr>
+              <w:spacing w:after="40"/>
+            </w:pPr>
+            <w:r>
+              <w:rPr>
+                <w:rFonts w:ascii="Calibri" w:cs="Calibri" w:eastAsia="Calibri" w:hAnsi="Calibri"/>
+                <w:b w:val="false"/>
+                <w:bCs w:val="false"/>
+                <w:sz w:val="20"/>
+                <w:szCs w:val="20"/>
+              </w:rPr>
+              <w:t xml:space="preserve">20</w:t>
+            </w:r>
+          </w:p>
+        </w:tc>
+        <w:tc>
+          <w:tcPr>
+            <w:tcW w:type="dxa" w:w="900"/>
+            <w:tcMar>
+              <w:top w:type="dxa" w:w="60"/>
+              <w:left w:type="dxa" w:w="80"/>
+              <w:bottom w:type="dxa" w:w="60"/>
+              <w:right w:type="dxa" w:w="80"/>
+            </w:tcMar>
+          </w:tcPr>
+          <w:p>
+            <w:pPr>
+              <w:spacing w:after="40"/>
+            </w:pPr>
+            <w:r>
+              <w:rPr>
+                <w:rFonts w:ascii="Calibri" w:cs="Calibri" w:eastAsia="Calibri" w:hAnsi="Calibri"/>
+                <w:b w:val="false"/>
+                <w:bCs w:val="false"/>
+                <w:sz w:val="20"/>
+                <w:szCs w:val="20"/>
+              </w:rPr>
+              <w:t xml:space="preserve">VENTAS</w:t>
+            </w:r>
+          </w:p>
+        </w:tc>
+        <w:tc>
+          <w:tcPr>
+            <w:tcW w:type="dxa" w:w="900"/>
+            <w:tcMar>
+              <w:top w:type="dxa" w:w="60"/>
+              <w:left w:type="dxa" w:w="80"/>
+              <w:bottom w:type="dxa" w:w="60"/>
+              <w:right w:type="dxa" w:w="80"/>
+            </w:tcMar>
+          </w:tcPr>
+          <w:p>
+            <w:pPr>
+              <w:spacing w:after="40"/>
+            </w:pPr>
+            <w:r>
+              <w:rPr>
+                <w:rFonts w:ascii="Calibri" w:cs="Calibri" w:eastAsia="Calibri" w:hAnsi="Calibri"/>
+                <w:b w:val="false"/>
+                <w:bCs w:val="false"/>
+                <w:sz w:val="20"/>
+                <w:szCs w:val="20"/>
+              </w:rPr>
+              <w:t xml:space="preserve">Ventas</w:t>
+            </w:r>
+          </w:p>
+        </w:tc>
+        <w:tc>
+          <w:tcPr>
+            <w:tcW w:type="dxa" w:w="900"/>
+            <w:tcMar>
+              <w:top w:type="dxa" w:w="60"/>
+              <w:left w:type="dxa" w:w="80"/>
+              <w:bottom w:type="dxa" w:w="60"/>
+              <w:right w:type="dxa" w:w="80"/>
+            </w:tcMar>
+          </w:tcPr>
+          <w:p>
+            <w:pPr>
+              <w:spacing w:after="40"/>
+            </w:pPr>
+            <w:r>
+              <w:rPr>
+                <w:rFonts w:ascii="Calibri" w:cs="Calibri" w:eastAsia="Calibri" w:hAnsi="Calibri"/>
+                <w:b w:val="false"/>
+                <w:bCs w:val="false"/>
+                <w:sz w:val="20"/>
+                <w:szCs w:val="20"/>
+              </w:rPr>
+              <w:t xml:space="preserve">30</w:t>
+            </w:r>
+          </w:p>
+        </w:tc>
+        <w:tc>
+          <w:tcPr>
+            <w:tcW w:type="dxa" w:w="900"/>
+            <w:tcMar>
+              <w:top w:type="dxa" w:w="60"/>
+              <w:left w:type="dxa" w:w="80"/>
+              <w:bottom w:type="dxa" w:w="60"/>
+              <w:right w:type="dxa" w:w="80"/>
+            </w:tcMar>
+          </w:tcPr>
+          <w:p>
+            <w:pPr>
+              <w:spacing w:after="40"/>
+            </w:pPr>
+            <w:r>
+              <w:rPr>
+                <w:rFonts w:ascii="Calibri" w:cs="Calibri" w:eastAsia="Calibri" w:hAnsi="Calibri"/>
+                <w:b w:val="false"/>
+                <w:bCs w:val="false"/>
+                <w:sz w:val="20"/>
+                <w:szCs w:val="20"/>
+              </w:rPr>
+              <w:t xml:space="preserve">64</w:t>
+            </w:r>
+          </w:p>
+        </w:tc>
+        <w:tc>
+          <w:tcPr>
+            <w:tcW w:type="dxa" w:w="900"/>
+            <w:tcMar>
+              <w:top w:type="dxa" w:w="60"/>
+              <w:left w:type="dxa" w:w="80"/>
+              <w:bottom w:type="dxa" w:w="60"/>
+              <w:right w:type="dxa" w:w="80"/>
+            </w:tcMar>
+          </w:tcPr>
+          <w:p>
+            <w:pPr>
+              <w:spacing w:after="40"/>
+            </w:pPr>
+            <w:r>
+              <w:rPr>
+                <w:rFonts w:ascii="Calibri" w:cs="Calibri" w:eastAsia="Calibri" w:hAnsi="Calibri"/>
+                <w:b w:val="false"/>
+                <w:bCs w:val="false"/>
+                <w:sz w:val="20"/>
+                <w:szCs w:val="20"/>
+              </w:rPr>
+              <w:t xml:space="preserve">/26</w:t>
+            </w:r>
+          </w:p>
+        </w:tc>
+        <w:tc>
+          <w:tcPr>
+            <w:tcW w:type="dxa" w:w="900"/>
+            <w:tcMar>
+              <w:top w:type="dxa" w:w="60"/>
+              <w:left w:type="dxa" w:w="80"/>
+              <w:bottom w:type="dxa" w:w="60"/>
+              <w:right w:type="dxa" w:w="80"/>
+            </w:tcMar>
+          </w:tcPr>
+          <w:p>
+            <w:pPr>
+              <w:spacing w:after="40"/>
+            </w:pPr>
+            <w:r>
+              <w:rPr>
+                <w:rFonts w:ascii="Calibri" w:cs="Calibri" w:eastAsia="Calibri" w:hAnsi="Calibri"/>
+                <w:b w:val="false"/>
+                <w:bCs w:val="false"/>
+                <w:sz w:val="20"/>
+                <w:szCs w:val="20"/>
+              </w:rPr>
+              <w:t xml:space="preserve">172.20.0.0/26</w:t>
+            </w:r>
+          </w:p>
+        </w:tc>
+        <w:tc>
+          <w:tcPr>
+            <w:tcW w:type="dxa" w:w="900"/>
+            <w:tcMar>
+              <w:top w:type="dxa" w:w="60"/>
+              <w:left w:type="dxa" w:w="80"/>
+              <w:bottom w:type="dxa" w:w="60"/>
+              <w:right w:type="dxa" w:w="80"/>
+            </w:tcMar>
+          </w:tcPr>
+          <w:p>
+            <w:pPr>
+              <w:spacing w:after="40"/>
+            </w:pPr>
+            <w:r>
+              <w:rPr>
+                <w:rFonts w:ascii="Calibri" w:cs="Calibri" w:eastAsia="Calibri" w:hAnsi="Calibri"/>
+                <w:b w:val="false"/>
+                <w:bCs w:val="false"/>
+                <w:sz w:val="20"/>
+                <w:szCs w:val="20"/>
+              </w:rPr>
+              <w:t xml:space="preserve">172.20.0.1</w:t>
+            </w:r>
+          </w:p>
+        </w:tc>
+        <w:tc>
+          <w:tcPr>
+            <w:tcW w:type="dxa" w:w="900"/>
+            <w:tcMar>
+              <w:top w:type="dxa" w:w="60"/>
+              <w:left w:type="dxa" w:w="80"/>
+              <w:bottom w:type="dxa" w:w="60"/>
+              <w:right w:type="dxa" w:w="80"/>
+            </w:tcMar>
+          </w:tcPr>
+          <w:p>
+            <w:pPr>
+              <w:spacing w:after="40"/>
+            </w:pPr>
+            <w:r>
+              <w:rPr>
+                <w:rFonts w:ascii="Calibri" w:cs="Calibri" w:eastAsia="Calibri" w:hAnsi="Calibri"/>
+                <w:b w:val="false"/>
+                <w:bCs w:val="false"/>
+                <w:sz w:val="20"/>
+                <w:szCs w:val="20"/>
+              </w:rPr>
+              <w:t xml:space="preserve">172.20.0.63</w:t>
+            </w:r>
+          </w:p>
+        </w:tc>
+        <w:tc>
+          <w:tcPr>
+            <w:tcW w:type="dxa" w:w="900"/>
+            <w:tcMar>
+              <w:top w:type="dxa" w:w="60"/>
+              <w:left w:type="dxa" w:w="80"/>
+              <w:bottom w:type="dxa" w:w="60"/>
+              <w:right w:type="dxa" w:w="80"/>
+            </w:tcMar>
+          </w:tcPr>
+          <w:p>
+            <w:pPr>
+              <w:spacing w:after="40"/>
+            </w:pPr>
+            <w:r>
+              <w:rPr>
+                <w:rFonts w:ascii="Calibri" w:cs="Calibri" w:eastAsia="Calibri" w:hAnsi="Calibri"/>
+                <w:b w:val="false"/>
+                <w:bCs w:val="false"/>
+                <w:sz w:val="20"/>
+                <w:szCs w:val="20"/>
+              </w:rPr>
+              <w:t xml:space="preserve">61</w:t>
+            </w:r>
+          </w:p>
+        </w:tc>
+      </w:tr>
+      <w:tr>
+        <w:trPr>
+          <w:tblHeader w:val="false"/>
+        </w:trPr>
+        <w:tc>
+          <w:tcPr>
+            <w:tcW w:type="dxa" w:w="900"/>
+            <w:tcMar>
+              <w:top w:type="dxa" w:w="60"/>
+              <w:left w:type="dxa" w:w="80"/>
+              <w:bottom w:type="dxa" w:w="60"/>
+              <w:right w:type="dxa" w:w="80"/>
+            </w:tcMar>
+          </w:tcPr>
+          <w:p>
+            <w:pPr>
+              <w:spacing w:after="40"/>
+            </w:pPr>
+            <w:r>
+              <w:rPr>
+                <w:rFonts w:ascii="Calibri" w:cs="Calibri" w:eastAsia="Calibri" w:hAnsi="Calibri"/>
+                <w:b w:val="false"/>
+                <w:bCs w:val="false"/>
+                <w:sz w:val="20"/>
+                <w:szCs w:val="20"/>
+              </w:rPr>
+              <w:t xml:space="preserve">30</w:t>
+            </w:r>
+          </w:p>
+        </w:tc>
+        <w:tc>
+          <w:tcPr>
+            <w:tcW w:type="dxa" w:w="900"/>
+            <w:tcMar>
+              <w:top w:type="dxa" w:w="60"/>
+              <w:left w:type="dxa" w:w="80"/>
+              <w:bottom w:type="dxa" w:w="60"/>
+              <w:right w:type="dxa" w:w="80"/>
+            </w:tcMar>
+          </w:tcPr>
+          <w:p>
+            <w:pPr>
+              <w:spacing w:after="40"/>
+            </w:pPr>
+            <w:r>
+              <w:rPr>
+                <w:rFonts w:ascii="Calibri" w:cs="Calibri" w:eastAsia="Calibri" w:hAnsi="Calibri"/>
+                <w:b w:val="false"/>
+                <w:bCs w:val="false"/>
+                <w:sz w:val="20"/>
+                <w:szCs w:val="20"/>
+              </w:rPr>
+              <w:t xml:space="preserve">DEVIT-A</w:t>
+            </w:r>
+          </w:p>
+        </w:tc>
+        <w:tc>
+          <w:tcPr>
+            <w:tcW w:type="dxa" w:w="900"/>
+            <w:tcMar>
+              <w:top w:type="dxa" w:w="60"/>
+              <w:left w:type="dxa" w:w="80"/>
+              <w:bottom w:type="dxa" w:w="60"/>
+              <w:right w:type="dxa" w:w="80"/>
+            </w:tcMar>
+          </w:tcPr>
+          <w:p>
+            <w:pPr>
+              <w:spacing w:after="40"/>
+            </w:pPr>
+            <w:r>
+              <w:rPr>
+                <w:rFonts w:ascii="Calibri" w:cs="Calibri" w:eastAsia="Calibri" w:hAnsi="Calibri"/>
+                <w:b w:val="false"/>
+                <w:bCs w:val="false"/>
+                <w:sz w:val="20"/>
+                <w:szCs w:val="20"/>
+              </w:rPr>
+              <w:t xml:space="preserve">Desarrollo I/T (Piso 3)</w:t>
+            </w:r>
+          </w:p>
+        </w:tc>
+        <w:tc>
+          <w:tcPr>
+            <w:tcW w:type="dxa" w:w="900"/>
+            <w:tcMar>
+              <w:top w:type="dxa" w:w="60"/>
+              <w:left w:type="dxa" w:w="80"/>
+              <w:bottom w:type="dxa" w:w="60"/>
+              <w:right w:type="dxa" w:w="80"/>
+            </w:tcMar>
+          </w:tcPr>
+          <w:p>
+            <w:pPr>
+              <w:spacing w:after="40"/>
+            </w:pPr>
+            <w:r>
+              <w:rPr>
+                <w:rFonts w:ascii="Calibri" w:cs="Calibri" w:eastAsia="Calibri" w:hAnsi="Calibri"/>
+                <w:b w:val="false"/>
+                <w:bCs w:val="false"/>
+                <w:sz w:val="20"/>
+                <w:szCs w:val="20"/>
+              </w:rPr>
+              <w:t xml:space="preserve">55</w:t>
+            </w:r>
+          </w:p>
+        </w:tc>
+        <w:tc>
+          <w:tcPr>
+            <w:tcW w:type="dxa" w:w="900"/>
+            <w:tcMar>
+              <w:top w:type="dxa" w:w="60"/>
+              <w:left w:type="dxa" w:w="80"/>
+              <w:bottom w:type="dxa" w:w="60"/>
+              <w:right w:type="dxa" w:w="80"/>
+            </w:tcMar>
+          </w:tcPr>
+          <w:p>
+            <w:pPr>
+              <w:spacing w:after="40"/>
+            </w:pPr>
+            <w:r>
+              <w:rPr>
+                <w:rFonts w:ascii="Calibri" w:cs="Calibri" w:eastAsia="Calibri" w:hAnsi="Calibri"/>
+                <w:b w:val="false"/>
+                <w:bCs w:val="false"/>
+                <w:sz w:val="20"/>
+                <w:szCs w:val="20"/>
+              </w:rPr>
+              <w:t xml:space="preserve">64</w:t>
+            </w:r>
+          </w:p>
+        </w:tc>
+        <w:tc>
+          <w:tcPr>
+            <w:tcW w:type="dxa" w:w="900"/>
+            <w:tcMar>
+              <w:top w:type="dxa" w:w="60"/>
+              <w:left w:type="dxa" w:w="80"/>
+              <w:bottom w:type="dxa" w:w="60"/>
+              <w:right w:type="dxa" w:w="80"/>
+            </w:tcMar>
+          </w:tcPr>
+          <w:p>
+            <w:pPr>
+              <w:spacing w:after="40"/>
+            </w:pPr>
+            <w:r>
+              <w:rPr>
+                <w:rFonts w:ascii="Calibri" w:cs="Calibri" w:eastAsia="Calibri" w:hAnsi="Calibri"/>
+                <w:b w:val="false"/>
+                <w:bCs w:val="false"/>
+                <w:sz w:val="20"/>
+                <w:szCs w:val="20"/>
+              </w:rPr>
+              <w:t xml:space="preserve">/26</w:t>
+            </w:r>
+          </w:p>
+        </w:tc>
+        <w:tc>
+          <w:tcPr>
+            <w:tcW w:type="dxa" w:w="900"/>
+            <w:tcMar>
+              <w:top w:type="dxa" w:w="60"/>
+              <w:left w:type="dxa" w:w="80"/>
+              <w:bottom w:type="dxa" w:w="60"/>
+              <w:right w:type="dxa" w:w="80"/>
+            </w:tcMar>
+          </w:tcPr>
+          <w:p>
+            <w:pPr>
+              <w:spacing w:after="40"/>
+            </w:pPr>
+            <w:r>
+              <w:rPr>
+                <w:rFonts w:ascii="Calibri" w:cs="Calibri" w:eastAsia="Calibri" w:hAnsi="Calibri"/>
+                <w:b w:val="false"/>
+                <w:bCs w:val="false"/>
+                <w:sz w:val="20"/>
+                <w:szCs w:val="20"/>
+              </w:rPr>
+              <w:t xml:space="preserve">172.20.0.64/26</w:t>
+            </w:r>
+          </w:p>
+        </w:tc>
+        <w:tc>
+          <w:tcPr>
+            <w:tcW w:type="dxa" w:w="900"/>
+            <w:tcMar>
+              <w:top w:type="dxa" w:w="60"/>
+              <w:left w:type="dxa" w:w="80"/>
+              <w:bottom w:type="dxa" w:w="60"/>
+              <w:right w:type="dxa" w:w="80"/>
+            </w:tcMar>
+          </w:tcPr>
+          <w:p>
+            <w:pPr>
+              <w:spacing w:after="40"/>
+            </w:pPr>
+            <w:r>
+              <w:rPr>
+                <w:rFonts w:ascii="Calibri" w:cs="Calibri" w:eastAsia="Calibri" w:hAnsi="Calibri"/>
+                <w:b w:val="false"/>
+                <w:bCs w:val="false"/>
+                <w:sz w:val="20"/>
+                <w:szCs w:val="20"/>
+              </w:rPr>
+              <w:t xml:space="preserve">172.20.0.65</w:t>
+            </w:r>
+          </w:p>
+        </w:tc>
+        <w:tc>
+          <w:tcPr>
+            <w:tcW w:type="dxa" w:w="900"/>
+            <w:tcMar>
+              <w:top w:type="dxa" w:w="60"/>
+              <w:left w:type="dxa" w:w="80"/>
+              <w:bottom w:type="dxa" w:w="60"/>
+              <w:right w:type="dxa" w:w="80"/>
+            </w:tcMar>
+          </w:tcPr>
+          <w:p>
+            <w:pPr>
+              <w:spacing w:after="40"/>
+            </w:pPr>
+            <w:r>
+              <w:rPr>
+                <w:rFonts w:ascii="Calibri" w:cs="Calibri" w:eastAsia="Calibri" w:hAnsi="Calibri"/>
+                <w:b w:val="false"/>
+                <w:bCs w:val="false"/>
+                <w:sz w:val="20"/>
+                <w:szCs w:val="20"/>
+              </w:rPr>
+              <w:t xml:space="preserve">172.20.0.127</w:t>
+            </w:r>
+          </w:p>
+        </w:tc>
+        <w:tc>
+          <w:tcPr>
+            <w:tcW w:type="dxa" w:w="900"/>
+            <w:tcMar>
+              <w:top w:type="dxa" w:w="60"/>
+              <w:left w:type="dxa" w:w="80"/>
+              <w:bottom w:type="dxa" w:w="60"/>
+              <w:right w:type="dxa" w:w="80"/>
+            </w:tcMar>
+          </w:tcPr>
+          <w:p>
+            <w:pPr>
+              <w:spacing w:after="40"/>
+            </w:pPr>
+            <w:r>
+              <w:rPr>
+                <w:rFonts w:ascii="Calibri" w:cs="Calibri" w:eastAsia="Calibri" w:hAnsi="Calibri"/>
+                <w:b w:val="false"/>
+                <w:bCs w:val="false"/>
+                <w:sz w:val="20"/>
+                <w:szCs w:val="20"/>
+              </w:rPr>
+              <w:t xml:space="preserve">61</w:t>
+            </w:r>
+          </w:p>
+        </w:tc>
+      </w:tr>
+      <w:tr>
+        <w:trPr>
+          <w:tblHeader w:val="false"/>
+        </w:trPr>
+        <w:tc>
+          <w:tcPr>
+            <w:tcW w:type="dxa" w:w="900"/>
+            <w:tcMar>
+              <w:top w:type="dxa" w:w="60"/>
+              <w:left w:type="dxa" w:w="80"/>
+              <w:bottom w:type="dxa" w:w="60"/>
+              <w:right w:type="dxa" w:w="80"/>
+            </w:tcMar>
+          </w:tcPr>
+          <w:p>
+            <w:pPr>
+              <w:spacing w:after="40"/>
+            </w:pPr>
+            <w:r>
+              <w:rPr>
+                <w:rFonts w:ascii="Calibri" w:cs="Calibri" w:eastAsia="Calibri" w:hAnsi="Calibri"/>
+                <w:b w:val="false"/>
+                <w:bCs w:val="false"/>
+                <w:sz w:val="20"/>
+                <w:szCs w:val="20"/>
+              </w:rPr>
+              <w:t xml:space="preserve">31</w:t>
+            </w:r>
+          </w:p>
+        </w:tc>
+        <w:tc>
+          <w:tcPr>
+            <w:tcW w:type="dxa" w:w="900"/>
+            <w:tcMar>
+              <w:top w:type="dxa" w:w="60"/>
+              <w:left w:type="dxa" w:w="80"/>
+              <w:bottom w:type="dxa" w:w="60"/>
+              <w:right w:type="dxa" w:w="80"/>
+            </w:tcMar>
+          </w:tcPr>
+          <w:p>
+            <w:pPr>
+              <w:spacing w:after="40"/>
+            </w:pPr>
+            <w:r>
+              <w:rPr>
+                <w:rFonts w:ascii="Calibri" w:cs="Calibri" w:eastAsia="Calibri" w:hAnsi="Calibri"/>
+                <w:b w:val="false"/>
+                <w:bCs w:val="false"/>
+                <w:sz w:val="20"/>
+                <w:szCs w:val="20"/>
+              </w:rPr>
+              <w:t xml:space="preserve">DEVIT-B</w:t>
+            </w:r>
+          </w:p>
+        </w:tc>
+        <w:tc>
+          <w:tcPr>
+            <w:tcW w:type="dxa" w:w="900"/>
+            <w:tcMar>
+              <w:top w:type="dxa" w:w="60"/>
+              <w:left w:type="dxa" w:w="80"/>
+              <w:bottom w:type="dxa" w:w="60"/>
+              <w:right w:type="dxa" w:w="80"/>
+            </w:tcMar>
+          </w:tcPr>
+          <w:p>
+            <w:pPr>
+              <w:spacing w:after="40"/>
+            </w:pPr>
+            <w:r>
+              <w:rPr>
+                <w:rFonts w:ascii="Calibri" w:cs="Calibri" w:eastAsia="Calibri" w:hAnsi="Calibri"/>
+                <w:b w:val="false"/>
+                <w:bCs w:val="false"/>
+                <w:sz w:val="20"/>
+                <w:szCs w:val="20"/>
+              </w:rPr>
+              <w:t xml:space="preserve">Desarrollo I/T (Piso 4)</w:t>
+            </w:r>
+          </w:p>
+        </w:tc>
+        <w:tc>
+          <w:tcPr>
+            <w:tcW w:type="dxa" w:w="900"/>
+            <w:tcMar>
+              <w:top w:type="dxa" w:w="60"/>
+              <w:left w:type="dxa" w:w="80"/>
+              <w:bottom w:type="dxa" w:w="60"/>
+              <w:right w:type="dxa" w:w="80"/>
+            </w:tcMar>
+          </w:tcPr>
+          <w:p>
+            <w:pPr>
+              <w:spacing w:after="40"/>
+            </w:pPr>
+            <w:r>
+              <w:rPr>
+                <w:rFonts w:ascii="Calibri" w:cs="Calibri" w:eastAsia="Calibri" w:hAnsi="Calibri"/>
+                <w:b w:val="false"/>
+                <w:bCs w:val="false"/>
+                <w:sz w:val="20"/>
+                <w:szCs w:val="20"/>
+              </w:rPr>
+              <w:t xml:space="preserve">55</w:t>
+            </w:r>
+          </w:p>
+        </w:tc>
+        <w:tc>
+          <w:tcPr>
+            <w:tcW w:type="dxa" w:w="900"/>
+            <w:tcMar>
+              <w:top w:type="dxa" w:w="60"/>
+              <w:left w:type="dxa" w:w="80"/>
+              <w:bottom w:type="dxa" w:w="60"/>
+              <w:right w:type="dxa" w:w="80"/>
+            </w:tcMar>
+          </w:tcPr>
+          <w:p>
+            <w:pPr>
+              <w:spacing w:after="40"/>
+            </w:pPr>
+            <w:r>
+              <w:rPr>
+                <w:rFonts w:ascii="Calibri" w:cs="Calibri" w:eastAsia="Calibri" w:hAnsi="Calibri"/>
+                <w:b w:val="false"/>
+                <w:bCs w:val="false"/>
+                <w:sz w:val="20"/>
+                <w:szCs w:val="20"/>
+              </w:rPr>
+              <w:t xml:space="preserve">64</w:t>
+            </w:r>
+          </w:p>
+        </w:tc>
+        <w:tc>
+          <w:tcPr>
+            <w:tcW w:type="dxa" w:w="900"/>
+            <w:tcMar>
+              <w:top w:type="dxa" w:w="60"/>
+              <w:left w:type="dxa" w:w="80"/>
+              <w:bottom w:type="dxa" w:w="60"/>
+              <w:right w:type="dxa" w:w="80"/>
+            </w:tcMar>
+          </w:tcPr>
+          <w:p>
+            <w:pPr>
+              <w:spacing w:after="40"/>
+            </w:pPr>
+            <w:r>
+              <w:rPr>
+                <w:rFonts w:ascii="Calibri" w:cs="Calibri" w:eastAsia="Calibri" w:hAnsi="Calibri"/>
+                <w:b w:val="false"/>
+                <w:bCs w:val="false"/>
+                <w:sz w:val="20"/>
+                <w:szCs w:val="20"/>
+              </w:rPr>
+              <w:t xml:space="preserve">/26</w:t>
+            </w:r>
+          </w:p>
+        </w:tc>
+        <w:tc>
+          <w:tcPr>
+            <w:tcW w:type="dxa" w:w="900"/>
+            <w:tcMar>
+              <w:top w:type="dxa" w:w="60"/>
+              <w:left w:type="dxa" w:w="80"/>
+              <w:bottom w:type="dxa" w:w="60"/>
+              <w:right w:type="dxa" w:w="80"/>
+            </w:tcMar>
+          </w:tcPr>
+          <w:p>
+            <w:pPr>
+              <w:spacing w:after="40"/>
+            </w:pPr>
+            <w:r>
+              <w:rPr>
+                <w:rFonts w:ascii="Calibri" w:cs="Calibri" w:eastAsia="Calibri" w:hAnsi="Calibri"/>
+                <w:b w:val="false"/>
+                <w:bCs w:val="false"/>
+                <w:sz w:val="20"/>
+                <w:szCs w:val="20"/>
+              </w:rPr>
+              <w:t xml:space="preserve">172.20.0.128/26</w:t>
+            </w:r>
+          </w:p>
+        </w:tc>
+        <w:tc>
+          <w:tcPr>
+            <w:tcW w:type="dxa" w:w="900"/>
+            <w:tcMar>
+              <w:top w:type="dxa" w:w="60"/>
+              <w:left w:type="dxa" w:w="80"/>
+              <w:bottom w:type="dxa" w:w="60"/>
+              <w:right w:type="dxa" w:w="80"/>
+            </w:tcMar>
+          </w:tcPr>
+          <w:p>
+            <w:pPr>
+              <w:spacing w:after="40"/>
+            </w:pPr>
+            <w:r>
+              <w:rPr>
+                <w:rFonts w:ascii="Calibri" w:cs="Calibri" w:eastAsia="Calibri" w:hAnsi="Calibri"/>
+                <w:b w:val="false"/>
+                <w:bCs w:val="false"/>
+                <w:sz w:val="20"/>
+                <w:szCs w:val="20"/>
+              </w:rPr>
+              <w:t xml:space="preserve">172.20.0.129</w:t>
+            </w:r>
+          </w:p>
+        </w:tc>
+        <w:tc>
+          <w:tcPr>
+            <w:tcW w:type="dxa" w:w="900"/>
+            <w:tcMar>
+              <w:top w:type="dxa" w:w="60"/>
+              <w:left w:type="dxa" w:w="80"/>
+              <w:bottom w:type="dxa" w:w="60"/>
+              <w:right w:type="dxa" w:w="80"/>
+            </w:tcMar>
+          </w:tcPr>
+          <w:p>
+            <w:pPr>
+              <w:spacing w:after="40"/>
+            </w:pPr>
+            <w:r>
+              <w:rPr>
+                <w:rFonts w:ascii="Calibri" w:cs="Calibri" w:eastAsia="Calibri" w:hAnsi="Calibri"/>
+                <w:b w:val="false"/>
+                <w:bCs w:val="false"/>
+                <w:sz w:val="20"/>
+                <w:szCs w:val="20"/>
+              </w:rPr>
+              <w:t xml:space="preserve">172.20.0.191</w:t>
+            </w:r>
+          </w:p>
+        </w:tc>
+        <w:tc>
+          <w:tcPr>
+            <w:tcW w:type="dxa" w:w="900"/>
+            <w:tcMar>
+              <w:top w:type="dxa" w:w="60"/>
+              <w:left w:type="dxa" w:w="80"/>
+              <w:bottom w:type="dxa" w:w="60"/>
+              <w:right w:type="dxa" w:w="80"/>
+            </w:tcMar>
+          </w:tcPr>
+          <w:p>
+            <w:pPr>
+              <w:spacing w:after="40"/>
+            </w:pPr>
+            <w:r>
+              <w:rPr>
+                <w:rFonts w:ascii="Calibri" w:cs="Calibri" w:eastAsia="Calibri" w:hAnsi="Calibri"/>
+                <w:b w:val="false"/>
+                <w:bCs w:val="false"/>
+                <w:sz w:val="20"/>
+                <w:szCs w:val="20"/>
+              </w:rPr>
+              <w:t xml:space="preserve">61</w:t>
+            </w:r>
+          </w:p>
+        </w:tc>
+      </w:tr>
+      <w:tr>
+        <w:trPr>
+          <w:tblHeader w:val="false"/>
+        </w:trPr>
+        <w:tc>
+          <w:tcPr>
+            <w:tcW w:type="dxa" w:w="900"/>
+            <w:tcMar>
+              <w:top w:type="dxa" w:w="60"/>
+              <w:left w:type="dxa" w:w="80"/>
+              <w:bottom w:type="dxa" w:w="60"/>
+              <w:right w:type="dxa" w:w="80"/>
+            </w:tcMar>
+          </w:tcPr>
+          <w:p>
+            <w:pPr>
+              <w:spacing w:after="40"/>
+            </w:pPr>
+            <w:r>
+              <w:rPr>
+                <w:rFonts w:ascii="Calibri" w:cs="Calibri" w:eastAsia="Calibri" w:hAnsi="Calibri"/>
+                <w:b w:val="false"/>
+                <w:bCs w:val="false"/>
+                <w:sz w:val="20"/>
+                <w:szCs w:val="20"/>
+              </w:rPr>
+              <w:t xml:space="preserve">40</w:t>
+            </w:r>
+          </w:p>
+        </w:tc>
+        <w:tc>
+          <w:tcPr>
+            <w:tcW w:type="dxa" w:w="900"/>
+            <w:tcMar>
+              <w:top w:type="dxa" w:w="60"/>
+              <w:left w:type="dxa" w:w="80"/>
+              <w:bottom w:type="dxa" w:w="60"/>
+              <w:right w:type="dxa" w:w="80"/>
+            </w:tcMar>
+          </w:tcPr>
+          <w:p>
+            <w:pPr>
+              <w:spacing w:after="40"/>
+            </w:pPr>
+            <w:r>
+              <w:rPr>
+                <w:rFonts w:ascii="Calibri" w:cs="Calibri" w:eastAsia="Calibri" w:hAnsi="Calibri"/>
+                <w:b w:val="false"/>
+                <w:bCs w:val="false"/>
+                <w:sz w:val="20"/>
+                <w:szCs w:val="20"/>
+              </w:rPr>
+              <w:t xml:space="preserve">SOPORTE</w:t>
+            </w:r>
+          </w:p>
+        </w:tc>
+        <w:tc>
+          <w:tcPr>
+            <w:tcW w:type="dxa" w:w="900"/>
+            <w:tcMar>
+              <w:top w:type="dxa" w:w="60"/>
+              <w:left w:type="dxa" w:w="80"/>
+              <w:bottom w:type="dxa" w:w="60"/>
+              <w:right w:type="dxa" w:w="80"/>
+            </w:tcMar>
+          </w:tcPr>
+          <w:p>
+            <w:pPr>
+              <w:spacing w:after="40"/>
+            </w:pPr>
+            <w:r>
+              <w:rPr>
+                <w:rFonts w:ascii="Calibri" w:cs="Calibri" w:eastAsia="Calibri" w:hAnsi="Calibri"/>
+                <w:b w:val="false"/>
+                <w:bCs w:val="false"/>
+                <w:sz w:val="20"/>
+                <w:szCs w:val="20"/>
+              </w:rPr>
+              <w:t xml:space="preserve">Soporte I/T</w:t>
+            </w:r>
+          </w:p>
+        </w:tc>
+        <w:tc>
+          <w:tcPr>
+            <w:tcW w:type="dxa" w:w="900"/>
+            <w:tcMar>
+              <w:top w:type="dxa" w:w="60"/>
+              <w:left w:type="dxa" w:w="80"/>
+              <w:bottom w:type="dxa" w:w="60"/>
+              <w:right w:type="dxa" w:w="80"/>
+            </w:tcMar>
+          </w:tcPr>
+          <w:p>
+            <w:pPr>
+              <w:spacing w:after="40"/>
+            </w:pPr>
+            <w:r>
+              <w:rPr>
+                <w:rFonts w:ascii="Calibri" w:cs="Calibri" w:eastAsia="Calibri" w:hAnsi="Calibri"/>
+                <w:b w:val="false"/>
+                <w:bCs w:val="false"/>
+                <w:sz w:val="20"/>
+                <w:szCs w:val="20"/>
+              </w:rPr>
+              <w:t xml:space="preserve">12</w:t>
+            </w:r>
+          </w:p>
+        </w:tc>
+        <w:tc>
+          <w:tcPr>
+            <w:tcW w:type="dxa" w:w="900"/>
+            <w:tcMar>
+              <w:top w:type="dxa" w:w="60"/>
+              <w:left w:type="dxa" w:w="80"/>
+              <w:bottom w:type="dxa" w:w="60"/>
+              <w:right w:type="dxa" w:w="80"/>
+            </w:tcMar>
+          </w:tcPr>
+          <w:p>
+            <w:pPr>
+              <w:spacing w:after="40"/>
+            </w:pPr>
+            <w:r>
+              <w:rPr>
+                <w:rFonts w:ascii="Calibri" w:cs="Calibri" w:eastAsia="Calibri" w:hAnsi="Calibri"/>
+                <w:b w:val="false"/>
+                <w:bCs w:val="false"/>
+                <w:sz w:val="20"/>
+                <w:szCs w:val="20"/>
+              </w:rPr>
+              <w:t xml:space="preserve">16</w:t>
+            </w:r>
+          </w:p>
+        </w:tc>
+        <w:tc>
+          <w:tcPr>
+            <w:tcW w:type="dxa" w:w="900"/>
+            <w:tcMar>
+              <w:top w:type="dxa" w:w="60"/>
+              <w:left w:type="dxa" w:w="80"/>
+              <w:bottom w:type="dxa" w:w="60"/>
+              <w:right w:type="dxa" w:w="80"/>
+            </w:tcMar>
+          </w:tcPr>
+          <w:p>
+            <w:pPr>
+              <w:spacing w:after="40"/>
+            </w:pPr>
+            <w:r>
+              <w:rPr>
+                <w:rFonts w:ascii="Calibri" w:cs="Calibri" w:eastAsia="Calibri" w:hAnsi="Calibri"/>
+                <w:b w:val="false"/>
+                <w:bCs w:val="false"/>
+                <w:sz w:val="20"/>
+                <w:szCs w:val="20"/>
+              </w:rPr>
+              <w:t xml:space="preserve">/28</w:t>
+            </w:r>
+          </w:p>
+        </w:tc>
+        <w:tc>
+          <w:tcPr>
+            <w:tcW w:type="dxa" w:w="900"/>
+            <w:tcMar>
+              <w:top w:type="dxa" w:w="60"/>
+              <w:left w:type="dxa" w:w="80"/>
+              <w:bottom w:type="dxa" w:w="60"/>
+              <w:right w:type="dxa" w:w="80"/>
+            </w:tcMar>
+          </w:tcPr>
+          <w:p>
+            <w:pPr>
+              <w:spacing w:after="40"/>
+            </w:pPr>
+            <w:r>
+              <w:rPr>
+                <w:rFonts w:ascii="Calibri" w:cs="Calibri" w:eastAsia="Calibri" w:hAnsi="Calibri"/>
+                <w:b w:val="false"/>
+                <w:bCs w:val="false"/>
+                <w:sz w:val="20"/>
+                <w:szCs w:val="20"/>
+              </w:rPr>
+              <w:t xml:space="preserve">172.20.1.64/28</w:t>
+            </w:r>
+          </w:p>
+        </w:tc>
+        <w:tc>
+          <w:tcPr>
+            <w:tcW w:type="dxa" w:w="900"/>
+            <w:tcMar>
+              <w:top w:type="dxa" w:w="60"/>
+              <w:left w:type="dxa" w:w="80"/>
+              <w:bottom w:type="dxa" w:w="60"/>
+              <w:right w:type="dxa" w:w="80"/>
+            </w:tcMar>
+          </w:tcPr>
+          <w:p>
+            <w:pPr>
+              <w:spacing w:after="40"/>
+            </w:pPr>
+            <w:r>
+              <w:rPr>
+                <w:rFonts w:ascii="Calibri" w:cs="Calibri" w:eastAsia="Calibri" w:hAnsi="Calibri"/>
+                <w:b w:val="false"/>
+                <w:bCs w:val="false"/>
+                <w:sz w:val="20"/>
+                <w:szCs w:val="20"/>
+              </w:rPr>
+              <w:t xml:space="preserve">172.20.1.65</w:t>
+            </w:r>
+          </w:p>
+        </w:tc>
+        <w:tc>
+          <w:tcPr>
+            <w:tcW w:type="dxa" w:w="900"/>
+            <w:tcMar>
+              <w:top w:type="dxa" w:w="60"/>
+              <w:left w:type="dxa" w:w="80"/>
+              <w:bottom w:type="dxa" w:w="60"/>
+              <w:right w:type="dxa" w:w="80"/>
+            </w:tcMar>
+          </w:tcPr>
+          <w:p>
+            <w:pPr>
+              <w:spacing w:after="40"/>
+            </w:pPr>
+            <w:r>
+              <w:rPr>
+                <w:rFonts w:ascii="Calibri" w:cs="Calibri" w:eastAsia="Calibri" w:hAnsi="Calibri"/>
+                <w:b w:val="false"/>
+                <w:bCs w:val="false"/>
+                <w:sz w:val="20"/>
+                <w:szCs w:val="20"/>
+              </w:rPr>
+              <w:t xml:space="preserve">172.20.1.79</w:t>
+            </w:r>
+          </w:p>
+        </w:tc>
+        <w:tc>
+          <w:tcPr>
+            <w:tcW w:type="dxa" w:w="900"/>
+            <w:tcMar>
+              <w:top w:type="dxa" w:w="60"/>
+              <w:left w:type="dxa" w:w="80"/>
+              <w:bottom w:type="dxa" w:w="60"/>
+              <w:right w:type="dxa" w:w="80"/>
+            </w:tcMar>
+          </w:tcPr>
+          <w:p>
+            <w:pPr>
+              <w:spacing w:after="40"/>
+            </w:pPr>
+            <w:r>
+              <w:rPr>
+                <w:rFonts w:ascii="Calibri" w:cs="Calibri" w:eastAsia="Calibri" w:hAnsi="Calibri"/>
+                <w:b w:val="false"/>
+                <w:bCs w:val="false"/>
+                <w:sz w:val="20"/>
+                <w:szCs w:val="20"/>
+              </w:rPr>
+              <w:t xml:space="preserve">13</w:t>
+            </w:r>
+          </w:p>
+        </w:tc>
+      </w:tr>
+      <w:tr>
+        <w:trPr>
+          <w:tblHeader w:val="false"/>
+        </w:trPr>
+        <w:tc>
+          <w:tcPr>
+            <w:tcW w:type="dxa" w:w="900"/>
+            <w:tcMar>
+              <w:top w:type="dxa" w:w="60"/>
+              <w:left w:type="dxa" w:w="80"/>
+              <w:bottom w:type="dxa" w:w="60"/>
+              <w:right w:type="dxa" w:w="80"/>
+            </w:tcMar>
+          </w:tcPr>
+          <w:p>
+            <w:pPr>
+              <w:spacing w:after="40"/>
+            </w:pPr>
+            <w:r>
+              <w:rPr>
+                <w:rFonts w:ascii="Calibri" w:cs="Calibri" w:eastAsia="Calibri" w:hAnsi="Calibri"/>
+                <w:b w:val="false"/>
+                <w:bCs w:val="false"/>
+                <w:sz w:val="20"/>
+                <w:szCs w:val="20"/>
+              </w:rPr>
+              <w:t xml:space="preserve">50</w:t>
+            </w:r>
+          </w:p>
+        </w:tc>
+        <w:tc>
+          <w:tcPr>
+            <w:tcW w:type="dxa" w:w="900"/>
+            <w:tcMar>
+              <w:top w:type="dxa" w:w="60"/>
+              <w:left w:type="dxa" w:w="80"/>
+              <w:bottom w:type="dxa" w:w="60"/>
+              <w:right w:type="dxa" w:w="80"/>
+            </w:tcMar>
+          </w:tcPr>
+          <w:p>
+            <w:pPr>
+              <w:spacing w:after="40"/>
+            </w:pPr>
+            <w:r>
+              <w:rPr>
+                <w:rFonts w:ascii="Calibri" w:cs="Calibri" w:eastAsia="Calibri" w:hAnsi="Calibri"/>
+                <w:b w:val="false"/>
+                <w:bCs w:val="false"/>
+                <w:sz w:val="20"/>
+                <w:szCs w:val="20"/>
+              </w:rPr>
+              <w:t xml:space="preserve">SERVERS</w:t>
+            </w:r>
+          </w:p>
+        </w:tc>
+        <w:tc>
+          <w:tcPr>
+            <w:tcW w:type="dxa" w:w="900"/>
+            <w:tcMar>
+              <w:top w:type="dxa" w:w="60"/>
+              <w:left w:type="dxa" w:w="80"/>
+              <w:bottom w:type="dxa" w:w="60"/>
+              <w:right w:type="dxa" w:w="80"/>
+            </w:tcMar>
+          </w:tcPr>
+          <w:p>
+            <w:pPr>
+              <w:spacing w:after="40"/>
+            </w:pPr>
+            <w:r>
+              <w:rPr>
+                <w:rFonts w:ascii="Calibri" w:cs="Calibri" w:eastAsia="Calibri" w:hAnsi="Calibri"/>
+                <w:b w:val="false"/>
+                <w:bCs w:val="false"/>
+                <w:sz w:val="20"/>
+                <w:szCs w:val="20"/>
+              </w:rPr>
+              <w:t xml:space="preserve">Servidores internos (8 VMs + hosts físicos)</w:t>
+            </w:r>
+          </w:p>
+        </w:tc>
+        <w:tc>
+          <w:tcPr>
+            <w:tcW w:type="dxa" w:w="900"/>
+            <w:tcMar>
+              <w:top w:type="dxa" w:w="60"/>
+              <w:left w:type="dxa" w:w="80"/>
+              <w:bottom w:type="dxa" w:w="60"/>
+              <w:right w:type="dxa" w:w="80"/>
+            </w:tcMar>
+          </w:tcPr>
+          <w:p>
+            <w:pPr>
+              <w:spacing w:after="40"/>
+            </w:pPr>
+            <w:r>
+              <w:rPr>
+                <w:rFonts w:ascii="Calibri" w:cs="Calibri" w:eastAsia="Calibri" w:hAnsi="Calibri"/>
+                <w:b w:val="false"/>
+                <w:bCs w:val="false"/>
+                <w:sz w:val="20"/>
+                <w:szCs w:val="20"/>
+              </w:rPr>
+              <w:t xml:space="preserve">20</w:t>
+            </w:r>
+          </w:p>
+        </w:tc>
+        <w:tc>
+          <w:tcPr>
+            <w:tcW w:type="dxa" w:w="900"/>
+            <w:tcMar>
+              <w:top w:type="dxa" w:w="60"/>
+              <w:left w:type="dxa" w:w="80"/>
+              <w:bottom w:type="dxa" w:w="60"/>
+              <w:right w:type="dxa" w:w="80"/>
+            </w:tcMar>
+          </w:tcPr>
+          <w:p>
+            <w:pPr>
+              <w:spacing w:after="40"/>
+            </w:pPr>
+            <w:r>
+              <w:rPr>
+                <w:rFonts w:ascii="Calibri" w:cs="Calibri" w:eastAsia="Calibri" w:hAnsi="Calibri"/>
+                <w:b w:val="false"/>
+                <w:bCs w:val="false"/>
+                <w:sz w:val="20"/>
+                <w:szCs w:val="20"/>
+              </w:rPr>
+              <w:t xml:space="preserve">32</w:t>
+            </w:r>
+          </w:p>
+        </w:tc>
+        <w:tc>
+          <w:tcPr>
+            <w:tcW w:type="dxa" w:w="900"/>
+            <w:tcMar>
+              <w:top w:type="dxa" w:w="60"/>
+              <w:left w:type="dxa" w:w="80"/>
+              <w:bottom w:type="dxa" w:w="60"/>
+              <w:right w:type="dxa" w:w="80"/>
+            </w:tcMar>
+          </w:tcPr>
+          <w:p>
+            <w:pPr>
+              <w:spacing w:after="40"/>
+            </w:pPr>
+            <w:r>
+              <w:rPr>
+                <w:rFonts w:ascii="Calibri" w:cs="Calibri" w:eastAsia="Calibri" w:hAnsi="Calibri"/>
+                <w:b w:val="false"/>
+                <w:bCs w:val="false"/>
+                <w:sz w:val="20"/>
+                <w:szCs w:val="20"/>
+              </w:rPr>
+              <w:t xml:space="preserve">/27</w:t>
+            </w:r>
+          </w:p>
+        </w:tc>
+        <w:tc>
+          <w:tcPr>
+            <w:tcW w:type="dxa" w:w="900"/>
+            <w:tcMar>
+              <w:top w:type="dxa" w:w="60"/>
+              <w:left w:type="dxa" w:w="80"/>
+              <w:bottom w:type="dxa" w:w="60"/>
+              <w:right w:type="dxa" w:w="80"/>
+            </w:tcMar>
+          </w:tcPr>
+          <w:p>
+            <w:pPr>
+              <w:spacing w:after="40"/>
+            </w:pPr>
+            <w:r>
+              <w:rPr>
+                <w:rFonts w:ascii="Calibri" w:cs="Calibri" w:eastAsia="Calibri" w:hAnsi="Calibri"/>
+                <w:b w:val="false"/>
+                <w:bCs w:val="false"/>
+                <w:sz w:val="20"/>
+                <w:szCs w:val="20"/>
+              </w:rPr>
+              <w:t xml:space="preserve">172.20.1.0/27</w:t>
+            </w:r>
+          </w:p>
+        </w:tc>
+        <w:tc>
+          <w:tcPr>
+            <w:tcW w:type="dxa" w:w="900"/>
+            <w:tcMar>
+              <w:top w:type="dxa" w:w="60"/>
+              <w:left w:type="dxa" w:w="80"/>
+              <w:bottom w:type="dxa" w:w="60"/>
+              <w:right w:type="dxa" w:w="80"/>
+            </w:tcMar>
+          </w:tcPr>
+          <w:p>
+            <w:pPr>
+              <w:spacing w:after="40"/>
+            </w:pPr>
+            <w:r>
+              <w:rPr>
+                <w:rFonts w:ascii="Calibri" w:cs="Calibri" w:eastAsia="Calibri" w:hAnsi="Calibri"/>
+                <w:b w:val="false"/>
+                <w:bCs w:val="false"/>
+                <w:sz w:val="20"/>
+                <w:szCs w:val="20"/>
+              </w:rPr>
+              <w:t xml:space="preserve">172.20.1.1</w:t>
+            </w:r>
+          </w:p>
+        </w:tc>
+        <w:tc>
+          <w:tcPr>
+            <w:tcW w:type="dxa" w:w="900"/>
+            <w:tcMar>
+              <w:top w:type="dxa" w:w="60"/>
+              <w:left w:type="dxa" w:w="80"/>
+              <w:bottom w:type="dxa" w:w="60"/>
+              <w:right w:type="dxa" w:w="80"/>
+            </w:tcMar>
+          </w:tcPr>
+          <w:p>
+            <w:pPr>
+              <w:spacing w:after="40"/>
+            </w:pPr>
+            <w:r>
+              <w:rPr>
+                <w:rFonts w:ascii="Calibri" w:cs="Calibri" w:eastAsia="Calibri" w:hAnsi="Calibri"/>
+                <w:b w:val="false"/>
+                <w:bCs w:val="false"/>
+                <w:sz w:val="20"/>
+                <w:szCs w:val="20"/>
+              </w:rPr>
+              <w:t xml:space="preserve">172.20.1.31</w:t>
+            </w:r>
+          </w:p>
+        </w:tc>
+        <w:tc>
+          <w:tcPr>
+            <w:tcW w:type="dxa" w:w="900"/>
+            <w:tcMar>
+              <w:top w:type="dxa" w:w="60"/>
+              <w:left w:type="dxa" w:w="80"/>
+              <w:bottom w:type="dxa" w:w="60"/>
+              <w:right w:type="dxa" w:w="80"/>
+            </w:tcMar>
+          </w:tcPr>
+          <w:p>
+            <w:pPr>
+              <w:spacing w:after="40"/>
+            </w:pPr>
+            <w:r>
+              <w:rPr>
+                <w:rFonts w:ascii="Calibri" w:cs="Calibri" w:eastAsia="Calibri" w:hAnsi="Calibri"/>
+                <w:b w:val="false"/>
+                <w:bCs w:val="false"/>
+                <w:sz w:val="20"/>
+                <w:szCs w:val="20"/>
+              </w:rPr>
+              <w:t xml:space="preserve">29</w:t>
+            </w:r>
+          </w:p>
+        </w:tc>
+      </w:tr>
+      <w:tr>
+        <w:trPr>
+          <w:tblHeader w:val="false"/>
+        </w:trPr>
+        <w:tc>
+          <w:tcPr>
+            <w:tcW w:type="dxa" w:w="900"/>
+            <w:tcMar>
+              <w:top w:type="dxa" w:w="60"/>
+              <w:left w:type="dxa" w:w="80"/>
+              <w:bottom w:type="dxa" w:w="60"/>
+              <w:right w:type="dxa" w:w="80"/>
+            </w:tcMar>
+          </w:tcPr>
+          <w:p>
+            <w:pPr>
+              <w:spacing w:after="40"/>
+            </w:pPr>
+            <w:r>
+              <w:rPr>
+                <w:rFonts w:ascii="Calibri" w:cs="Calibri" w:eastAsia="Calibri" w:hAnsi="Calibri"/>
+                <w:b w:val="false"/>
+                <w:bCs w:val="false"/>
+                <w:sz w:val="20"/>
+                <w:szCs w:val="20"/>
+              </w:rPr>
+              <w:t xml:space="preserve">60</w:t>
+            </w:r>
+          </w:p>
+        </w:tc>
+        <w:tc>
+          <w:tcPr>
+            <w:tcW w:type="dxa" w:w="900"/>
+            <w:tcMar>
+              <w:top w:type="dxa" w:w="60"/>
+              <w:left w:type="dxa" w:w="80"/>
+              <w:bottom w:type="dxa" w:w="60"/>
+              <w:right w:type="dxa" w:w="80"/>
+            </w:tcMar>
+          </w:tcPr>
+          <w:p>
+            <w:pPr>
+              <w:spacing w:after="40"/>
+            </w:pPr>
+            <w:r>
+              <w:rPr>
+                <w:rFonts w:ascii="Calibri" w:cs="Calibri" w:eastAsia="Calibri" w:hAnsi="Calibri"/>
+                <w:b w:val="false"/>
+                <w:bCs w:val="false"/>
+                <w:sz w:val="20"/>
+                <w:szCs w:val="20"/>
+              </w:rPr>
+              <w:t xml:space="preserve">VOIP</w:t>
+            </w:r>
+          </w:p>
+        </w:tc>
+        <w:tc>
+          <w:tcPr>
+            <w:tcW w:type="dxa" w:w="900"/>
+            <w:tcMar>
+              <w:top w:type="dxa" w:w="60"/>
+              <w:left w:type="dxa" w:w="80"/>
+              <w:bottom w:type="dxa" w:w="60"/>
+              <w:right w:type="dxa" w:w="80"/>
+            </w:tcMar>
+          </w:tcPr>
+          <w:p>
+            <w:pPr>
+              <w:spacing w:after="40"/>
+            </w:pPr>
+            <w:r>
+              <w:rPr>
+                <w:rFonts w:ascii="Calibri" w:cs="Calibri" w:eastAsia="Calibri" w:hAnsi="Calibri"/>
+                <w:b w:val="false"/>
+                <w:bCs w:val="false"/>
+                <w:sz w:val="20"/>
+                <w:szCs w:val="20"/>
+              </w:rPr>
+              <w:t xml:space="preserve">Telefonía IP</w:t>
+            </w:r>
+          </w:p>
+        </w:tc>
+        <w:tc>
+          <w:tcPr>
+            <w:tcW w:type="dxa" w:w="900"/>
+            <w:tcMar>
+              <w:top w:type="dxa" w:w="60"/>
+              <w:left w:type="dxa" w:w="80"/>
+              <w:bottom w:type="dxa" w:w="60"/>
+              <w:right w:type="dxa" w:w="80"/>
+            </w:tcMar>
+          </w:tcPr>
+          <w:p>
+            <w:pPr>
+              <w:spacing w:after="40"/>
+            </w:pPr>
+            <w:r>
+              <w:rPr>
+                <w:rFonts w:ascii="Calibri" w:cs="Calibri" w:eastAsia="Calibri" w:hAnsi="Calibri"/>
+                <w:b w:val="false"/>
+                <w:bCs w:val="false"/>
+                <w:sz w:val="20"/>
+                <w:szCs w:val="20"/>
+              </w:rPr>
+              <w:t xml:space="preserve">6</w:t>
+            </w:r>
+          </w:p>
+        </w:tc>
+        <w:tc>
+          <w:tcPr>
+            <w:tcW w:type="dxa" w:w="900"/>
+            <w:tcMar>
+              <w:top w:type="dxa" w:w="60"/>
+              <w:left w:type="dxa" w:w="80"/>
+              <w:bottom w:type="dxa" w:w="60"/>
+              <w:right w:type="dxa" w:w="80"/>
+            </w:tcMar>
+          </w:tcPr>
+          <w:p>
+            <w:pPr>
+              <w:spacing w:after="40"/>
+            </w:pPr>
+            <w:r>
+              <w:rPr>
+                <w:rFonts w:ascii="Calibri" w:cs="Calibri" w:eastAsia="Calibri" w:hAnsi="Calibri"/>
+                <w:b w:val="false"/>
+                <w:bCs w:val="false"/>
+                <w:sz w:val="20"/>
+                <w:szCs w:val="20"/>
+              </w:rPr>
+              <w:t xml:space="preserve">16</w:t>
+            </w:r>
+          </w:p>
+        </w:tc>
+        <w:tc>
+          <w:tcPr>
+            <w:tcW w:type="dxa" w:w="900"/>
+            <w:tcMar>
+              <w:top w:type="dxa" w:w="60"/>
+              <w:left w:type="dxa" w:w="80"/>
+              <w:bottom w:type="dxa" w:w="60"/>
+              <w:right w:type="dxa" w:w="80"/>
+            </w:tcMar>
+          </w:tcPr>
+          <w:p>
+            <w:pPr>
+              <w:spacing w:after="40"/>
+            </w:pPr>
+            <w:r>
+              <w:rPr>
+                <w:rFonts w:ascii="Calibri" w:cs="Calibri" w:eastAsia="Calibri" w:hAnsi="Calibri"/>
+                <w:b w:val="false"/>
+                <w:bCs w:val="false"/>
+                <w:sz w:val="20"/>
+                <w:szCs w:val="20"/>
+              </w:rPr>
+              <w:t xml:space="preserve">/28</w:t>
+            </w:r>
+          </w:p>
+        </w:tc>
+        <w:tc>
+          <w:tcPr>
+            <w:tcW w:type="dxa" w:w="900"/>
+            <w:tcMar>
+              <w:top w:type="dxa" w:w="60"/>
+              <w:left w:type="dxa" w:w="80"/>
+              <w:bottom w:type="dxa" w:w="60"/>
+              <w:right w:type="dxa" w:w="80"/>
+            </w:tcMar>
+          </w:tcPr>
+          <w:p>
+            <w:pPr>
+              <w:spacing w:after="40"/>
+            </w:pPr>
+            <w:r>
+              <w:rPr>
+                <w:rFonts w:ascii="Calibri" w:cs="Calibri" w:eastAsia="Calibri" w:hAnsi="Calibri"/>
+                <w:b w:val="false"/>
+                <w:bCs w:val="false"/>
+                <w:sz w:val="20"/>
+                <w:szCs w:val="20"/>
+              </w:rPr>
+              <w:t xml:space="preserve">172.20.1.80/28</w:t>
+            </w:r>
+          </w:p>
+        </w:tc>
+        <w:tc>
+          <w:tcPr>
+            <w:tcW w:type="dxa" w:w="900"/>
+            <w:tcMar>
+              <w:top w:type="dxa" w:w="60"/>
+              <w:left w:type="dxa" w:w="80"/>
+              <w:bottom w:type="dxa" w:w="60"/>
+              <w:right w:type="dxa" w:w="80"/>
+            </w:tcMar>
+          </w:tcPr>
+          <w:p>
+            <w:pPr>
+              <w:spacing w:after="40"/>
+            </w:pPr>
+            <w:r>
+              <w:rPr>
+                <w:rFonts w:ascii="Calibri" w:cs="Calibri" w:eastAsia="Calibri" w:hAnsi="Calibri"/>
+                <w:b w:val="false"/>
+                <w:bCs w:val="false"/>
+                <w:sz w:val="20"/>
+                <w:szCs w:val="20"/>
+              </w:rPr>
+              <w:t xml:space="preserve">172.20.1.81</w:t>
+            </w:r>
+          </w:p>
+        </w:tc>
+        <w:tc>
+          <w:tcPr>
+            <w:tcW w:type="dxa" w:w="900"/>
+            <w:tcMar>
+              <w:top w:type="dxa" w:w="60"/>
+              <w:left w:type="dxa" w:w="80"/>
+              <w:bottom w:type="dxa" w:w="60"/>
+              <w:right w:type="dxa" w:w="80"/>
+            </w:tcMar>
+          </w:tcPr>
+          <w:p>
+            <w:pPr>
+              <w:spacing w:after="40"/>
+            </w:pPr>
+            <w:r>
+              <w:rPr>
+                <w:rFonts w:ascii="Calibri" w:cs="Calibri" w:eastAsia="Calibri" w:hAnsi="Calibri"/>
+                <w:b w:val="false"/>
+                <w:bCs w:val="false"/>
+                <w:sz w:val="20"/>
+                <w:szCs w:val="20"/>
+              </w:rPr>
+              <w:t xml:space="preserve">172.20.1.95</w:t>
+            </w:r>
+          </w:p>
+        </w:tc>
+        <w:tc>
+          <w:tcPr>
+            <w:tcW w:type="dxa" w:w="900"/>
+            <w:tcMar>
+              <w:top w:type="dxa" w:w="60"/>
+              <w:left w:type="dxa" w:w="80"/>
+              <w:bottom w:type="dxa" w:w="60"/>
+              <w:right w:type="dxa" w:w="80"/>
+            </w:tcMar>
+          </w:tcPr>
+          <w:p>
+            <w:pPr>
+              <w:spacing w:after="40"/>
+            </w:pPr>
+            <w:r>
+              <w:rPr>
+                <w:rFonts w:ascii="Calibri" w:cs="Calibri" w:eastAsia="Calibri" w:hAnsi="Calibri"/>
+                <w:b w:val="false"/>
+                <w:bCs w:val="false"/>
+                <w:sz w:val="20"/>
+                <w:szCs w:val="20"/>
+              </w:rPr>
+              <w:t xml:space="preserve">13</w:t>
+            </w:r>
+          </w:p>
+        </w:tc>
+      </w:tr>
+      <w:tr>
+        <w:trPr>
+          <w:tblHeader w:val="false"/>
+        </w:trPr>
+        <w:tc>
+          <w:tcPr>
+            <w:tcW w:type="dxa" w:w="900"/>
+            <w:tcMar>
+              <w:top w:type="dxa" w:w="60"/>
+              <w:left w:type="dxa" w:w="80"/>
+              <w:bottom w:type="dxa" w:w="60"/>
+              <w:right w:type="dxa" w:w="80"/>
+            </w:tcMar>
+          </w:tcPr>
+          <w:p>
+            <w:pPr>
+              <w:spacing w:after="40"/>
+            </w:pPr>
+            <w:r>
+              <w:rPr>
+                <w:rFonts w:ascii="Calibri" w:cs="Calibri" w:eastAsia="Calibri" w:hAnsi="Calibri"/>
+                <w:b w:val="false"/>
+                <w:bCs w:val="false"/>
+                <w:sz w:val="20"/>
+                <w:szCs w:val="20"/>
+              </w:rPr>
+              <w:t xml:space="preserve">70</w:t>
+            </w:r>
+          </w:p>
+        </w:tc>
+        <w:tc>
+          <w:tcPr>
+            <w:tcW w:type="dxa" w:w="900"/>
+            <w:tcMar>
+              <w:top w:type="dxa" w:w="60"/>
+              <w:left w:type="dxa" w:w="80"/>
+              <w:bottom w:type="dxa" w:w="60"/>
+              <w:right w:type="dxa" w:w="80"/>
+            </w:tcMar>
+          </w:tcPr>
+          <w:p>
+            <w:pPr>
+              <w:spacing w:after="40"/>
+            </w:pPr>
+            <w:r>
+              <w:rPr>
+                <w:rFonts w:ascii="Calibri" w:cs="Calibri" w:eastAsia="Calibri" w:hAnsi="Calibri"/>
+                <w:b w:val="false"/>
+                <w:bCs w:val="false"/>
+                <w:sz w:val="20"/>
+                <w:szCs w:val="20"/>
+              </w:rPr>
+              <w:t xml:space="preserve">DMZ</w:t>
+            </w:r>
+          </w:p>
+        </w:tc>
+        <w:tc>
+          <w:tcPr>
+            <w:tcW w:type="dxa" w:w="900"/>
+            <w:tcMar>
+              <w:top w:type="dxa" w:w="60"/>
+              <w:left w:type="dxa" w:w="80"/>
+              <w:bottom w:type="dxa" w:w="60"/>
+              <w:right w:type="dxa" w:w="80"/>
+            </w:tcMar>
+          </w:tcPr>
+          <w:p>
+            <w:pPr>
+              <w:spacing w:after="40"/>
+            </w:pPr>
+            <w:r>
+              <w:rPr>
+                <w:rFonts w:ascii="Calibri" w:cs="Calibri" w:eastAsia="Calibri" w:hAnsi="Calibri"/>
+                <w:b w:val="false"/>
+                <w:bCs w:val="false"/>
+                <w:sz w:val="20"/>
+                <w:szCs w:val="20"/>
+              </w:rPr>
+              <w:t xml:space="preserve">Servidor Web</w:t>
+            </w:r>
+          </w:p>
+        </w:tc>
+        <w:tc>
+          <w:tcPr>
+            <w:tcW w:type="dxa" w:w="900"/>
+            <w:tcMar>
+              <w:top w:type="dxa" w:w="60"/>
+              <w:left w:type="dxa" w:w="80"/>
+              <w:bottom w:type="dxa" w:w="60"/>
+              <w:right w:type="dxa" w:w="80"/>
+            </w:tcMar>
+          </w:tcPr>
+          <w:p>
+            <w:pPr>
+              <w:spacing w:after="40"/>
+            </w:pPr>
+            <w:r>
+              <w:rPr>
+                <w:rFonts w:ascii="Calibri" w:cs="Calibri" w:eastAsia="Calibri" w:hAnsi="Calibri"/>
+                <w:b w:val="false"/>
+                <w:bCs w:val="false"/>
+                <w:sz w:val="20"/>
+                <w:szCs w:val="20"/>
+              </w:rPr>
+              <w:t xml:space="preserve">2</w:t>
+            </w:r>
+          </w:p>
+        </w:tc>
+        <w:tc>
+          <w:tcPr>
+            <w:tcW w:type="dxa" w:w="900"/>
+            <w:tcMar>
+              <w:top w:type="dxa" w:w="60"/>
+              <w:left w:type="dxa" w:w="80"/>
+              <w:bottom w:type="dxa" w:w="60"/>
+              <w:right w:type="dxa" w:w="80"/>
+            </w:tcMar>
+          </w:tcPr>
+          <w:p>
+            <w:pPr>
+              <w:spacing w:after="40"/>
+            </w:pPr>
+            <w:r>
+              <w:rPr>
+                <w:rFonts w:ascii="Calibri" w:cs="Calibri" w:eastAsia="Calibri" w:hAnsi="Calibri"/>
+                <w:b w:val="false"/>
+                <w:bCs w:val="false"/>
+                <w:sz w:val="20"/>
+                <w:szCs w:val="20"/>
+              </w:rPr>
+              <w:t xml:space="preserve">8</w:t>
+            </w:r>
+          </w:p>
+        </w:tc>
+        <w:tc>
+          <w:tcPr>
+            <w:tcW w:type="dxa" w:w="900"/>
+            <w:tcMar>
+              <w:top w:type="dxa" w:w="60"/>
+              <w:left w:type="dxa" w:w="80"/>
+              <w:bottom w:type="dxa" w:w="60"/>
+              <w:right w:type="dxa" w:w="80"/>
+            </w:tcMar>
+          </w:tcPr>
+          <w:p>
+            <w:pPr>
+              <w:spacing w:after="40"/>
+            </w:pPr>
+            <w:r>
+              <w:rPr>
+                <w:rFonts w:ascii="Calibri" w:cs="Calibri" w:eastAsia="Calibri" w:hAnsi="Calibri"/>
+                <w:b w:val="false"/>
+                <w:bCs w:val="false"/>
+                <w:sz w:val="20"/>
+                <w:szCs w:val="20"/>
+              </w:rPr>
+              <w:t xml:space="preserve">/29</w:t>
+            </w:r>
+          </w:p>
+        </w:tc>
+        <w:tc>
+          <w:tcPr>
+            <w:tcW w:type="dxa" w:w="900"/>
+            <w:tcMar>
+              <w:top w:type="dxa" w:w="60"/>
+              <w:left w:type="dxa" w:w="80"/>
+              <w:bottom w:type="dxa" w:w="60"/>
+              <w:right w:type="dxa" w:w="80"/>
+            </w:tcMar>
+          </w:tcPr>
+          <w:p>
+            <w:pPr>
+              <w:spacing w:after="40"/>
+            </w:pPr>
+            <w:r>
+              <w:rPr>
+                <w:rFonts w:ascii="Calibri" w:cs="Calibri" w:eastAsia="Calibri" w:hAnsi="Calibri"/>
+                <w:b w:val="false"/>
+                <w:bCs w:val="false"/>
+                <w:sz w:val="20"/>
+                <w:szCs w:val="20"/>
+              </w:rPr>
+              <w:t xml:space="preserve">172.20.1.96/29</w:t>
+            </w:r>
+          </w:p>
+        </w:tc>
+        <w:tc>
+          <w:tcPr>
+            <w:tcW w:type="dxa" w:w="900"/>
+            <w:tcMar>
+              <w:top w:type="dxa" w:w="60"/>
+              <w:left w:type="dxa" w:w="80"/>
+              <w:bottom w:type="dxa" w:w="60"/>
+              <w:right w:type="dxa" w:w="80"/>
+            </w:tcMar>
+          </w:tcPr>
+          <w:p>
+            <w:pPr>
+              <w:spacing w:after="40"/>
+            </w:pPr>
+            <w:r>
+              <w:rPr>
+                <w:rFonts w:ascii="Calibri" w:cs="Calibri" w:eastAsia="Calibri" w:hAnsi="Calibri"/>
+                <w:b w:val="false"/>
+                <w:bCs w:val="false"/>
+                <w:sz w:val="20"/>
+                <w:szCs w:val="20"/>
+              </w:rPr>
+              <w:t xml:space="preserve">172.20.1.97</w:t>
+            </w:r>
+          </w:p>
+        </w:tc>
+        <w:tc>
+          <w:tcPr>
+            <w:tcW w:type="dxa" w:w="900"/>
+            <w:tcMar>
+              <w:top w:type="dxa" w:w="60"/>
+              <w:left w:type="dxa" w:w="80"/>
+              <w:bottom w:type="dxa" w:w="60"/>
+              <w:right w:type="dxa" w:w="80"/>
+            </w:tcMar>
+          </w:tcPr>
+          <w:p>
+            <w:pPr>
+              <w:spacing w:after="40"/>
+            </w:pPr>
+            <w:r>
+              <w:rPr>
+                <w:rFonts w:ascii="Calibri" w:cs="Calibri" w:eastAsia="Calibri" w:hAnsi="Calibri"/>
+                <w:b w:val="false"/>
+                <w:bCs w:val="false"/>
+                <w:sz w:val="20"/>
+                <w:szCs w:val="20"/>
+              </w:rPr>
+              <w:t xml:space="preserve">172.20.1.103</w:t>
+            </w:r>
+          </w:p>
+        </w:tc>
+        <w:tc>
+          <w:tcPr>
+            <w:tcW w:type="dxa" w:w="900"/>
+            <w:tcMar>
+              <w:top w:type="dxa" w:w="60"/>
+              <w:left w:type="dxa" w:w="80"/>
+              <w:bottom w:type="dxa" w:w="60"/>
+              <w:right w:type="dxa" w:w="80"/>
+            </w:tcMar>
+          </w:tcPr>
+          <w:p>
+            <w:pPr>
+              <w:spacing w:after="40"/>
+            </w:pPr>
+            <w:r>
+              <w:rPr>
+                <w:rFonts w:ascii="Calibri" w:cs="Calibri" w:eastAsia="Calibri" w:hAnsi="Calibri"/>
+                <w:b w:val="false"/>
+                <w:bCs w:val="false"/>
+                <w:sz w:val="20"/>
+                <w:szCs w:val="20"/>
+              </w:rPr>
+              <w:t xml:space="preserve">5</w:t>
+            </w:r>
+          </w:p>
+        </w:tc>
+      </w:tr>
+      <w:tr>
+        <w:trPr>
+          <w:tblHeader w:val="false"/>
+        </w:trPr>
+        <w:tc>
+          <w:tcPr>
+            <w:tcW w:type="dxa" w:w="900"/>
+            <w:tcMar>
+              <w:top w:type="dxa" w:w="60"/>
+              <w:left w:type="dxa" w:w="80"/>
+              <w:bottom w:type="dxa" w:w="60"/>
+              <w:right w:type="dxa" w:w="80"/>
+            </w:tcMar>
+          </w:tcPr>
+          <w:p>
+            <w:pPr>
+              <w:spacing w:after="40"/>
+            </w:pPr>
+            <w:r>
+              <w:rPr>
+                <w:rFonts w:ascii="Calibri" w:cs="Calibri" w:eastAsia="Calibri" w:hAnsi="Calibri"/>
+                <w:b w:val="false"/>
+                <w:bCs w:val="false"/>
+                <w:sz w:val="20"/>
+                <w:szCs w:val="20"/>
+              </w:rPr>
+              <w:t xml:space="preserve">80</w:t>
+            </w:r>
+          </w:p>
+        </w:tc>
+        <w:tc>
+          <w:tcPr>
+            <w:tcW w:type="dxa" w:w="900"/>
+            <w:tcMar>
+              <w:top w:type="dxa" w:w="60"/>
+              <w:left w:type="dxa" w:w="80"/>
+              <w:bottom w:type="dxa" w:w="60"/>
+              <w:right w:type="dxa" w:w="80"/>
+            </w:tcMar>
+          </w:tcPr>
+          <w:p>
+            <w:pPr>
+              <w:spacing w:after="40"/>
+            </w:pPr>
+            <w:r>
+              <w:rPr>
+                <w:rFonts w:ascii="Calibri" w:cs="Calibri" w:eastAsia="Calibri" w:hAnsi="Calibri"/>
+                <w:b w:val="false"/>
+                <w:bCs w:val="false"/>
+                <w:sz w:val="20"/>
+                <w:szCs w:val="20"/>
+              </w:rPr>
+              <w:t xml:space="preserve">CLOUD-MGMT</w:t>
+            </w:r>
+          </w:p>
+        </w:tc>
+        <w:tc>
+          <w:tcPr>
+            <w:tcW w:type="dxa" w:w="900"/>
+            <w:tcMar>
+              <w:top w:type="dxa" w:w="60"/>
+              <w:left w:type="dxa" w:w="80"/>
+              <w:bottom w:type="dxa" w:w="60"/>
+              <w:right w:type="dxa" w:w="80"/>
+            </w:tcMar>
+          </w:tcPr>
+          <w:p>
+            <w:pPr>
+              <w:spacing w:after="40"/>
+            </w:pPr>
+            <w:r>
+              <w:rPr>
+                <w:rFonts w:ascii="Calibri" w:cs="Calibri" w:eastAsia="Calibri" w:hAnsi="Calibri"/>
+                <w:b w:val="false"/>
+                <w:bCs w:val="false"/>
+                <w:sz w:val="20"/>
+                <w:szCs w:val="20"/>
+              </w:rPr>
+              <w:t xml:space="preserve">Nube Privada — VR1 + SV1</w:t>
+            </w:r>
+          </w:p>
+        </w:tc>
+        <w:tc>
+          <w:tcPr>
+            <w:tcW w:type="dxa" w:w="900"/>
+            <w:tcMar>
+              <w:top w:type="dxa" w:w="60"/>
+              <w:left w:type="dxa" w:w="80"/>
+              <w:bottom w:type="dxa" w:w="60"/>
+              <w:right w:type="dxa" w:w="80"/>
+            </w:tcMar>
+          </w:tcPr>
+          <w:p>
+            <w:pPr>
+              <w:spacing w:after="40"/>
+            </w:pPr>
+            <w:r>
+              <w:rPr>
+                <w:rFonts w:ascii="Calibri" w:cs="Calibri" w:eastAsia="Calibri" w:hAnsi="Calibri"/>
+                <w:b w:val="false"/>
+                <w:bCs w:val="false"/>
+                <w:sz w:val="20"/>
+                <w:szCs w:val="20"/>
+              </w:rPr>
+              <w:t xml:space="preserve">2</w:t>
+            </w:r>
+          </w:p>
+        </w:tc>
+        <w:tc>
+          <w:tcPr>
+            <w:tcW w:type="dxa" w:w="900"/>
+            <w:tcMar>
+              <w:top w:type="dxa" w:w="60"/>
+              <w:left w:type="dxa" w:w="80"/>
+              <w:bottom w:type="dxa" w:w="60"/>
+              <w:right w:type="dxa" w:w="80"/>
+            </w:tcMar>
+          </w:tcPr>
+          <w:p>
+            <w:pPr>
+              <w:spacing w:after="40"/>
+            </w:pPr>
+            <w:r>
+              <w:rPr>
+                <w:rFonts w:ascii="Calibri" w:cs="Calibri" w:eastAsia="Calibri" w:hAnsi="Calibri"/>
+                <w:b w:val="false"/>
+                <w:bCs w:val="false"/>
+                <w:sz w:val="20"/>
+                <w:szCs w:val="20"/>
+              </w:rPr>
+              <w:t xml:space="preserve">8</w:t>
+            </w:r>
+          </w:p>
+        </w:tc>
+        <w:tc>
+          <w:tcPr>
+            <w:tcW w:type="dxa" w:w="900"/>
+            <w:tcMar>
+              <w:top w:type="dxa" w:w="60"/>
+              <w:left w:type="dxa" w:w="80"/>
+              <w:bottom w:type="dxa" w:w="60"/>
+              <w:right w:type="dxa" w:w="80"/>
+            </w:tcMar>
+          </w:tcPr>
+          <w:p>
+            <w:pPr>
+              <w:spacing w:after="40"/>
+            </w:pPr>
+            <w:r>
+              <w:rPr>
+                <w:rFonts w:ascii="Calibri" w:cs="Calibri" w:eastAsia="Calibri" w:hAnsi="Calibri"/>
+                <w:b w:val="false"/>
+                <w:bCs w:val="false"/>
+                <w:sz w:val="20"/>
+                <w:szCs w:val="20"/>
+              </w:rPr>
+              <w:t xml:space="preserve">/29</w:t>
+            </w:r>
+          </w:p>
+        </w:tc>
+        <w:tc>
+          <w:tcPr>
+            <w:tcW w:type="dxa" w:w="900"/>
+            <w:tcMar>
+              <w:top w:type="dxa" w:w="60"/>
+              <w:left w:type="dxa" w:w="80"/>
+              <w:bottom w:type="dxa" w:w="60"/>
+              <w:right w:type="dxa" w:w="80"/>
+            </w:tcMar>
+          </w:tcPr>
+          <w:p>
+            <w:pPr>
+              <w:spacing w:after="40"/>
+            </w:pPr>
+            <w:r>
+              <w:rPr>
+                <w:rFonts w:ascii="Calibri" w:cs="Calibri" w:eastAsia="Calibri" w:hAnsi="Calibri"/>
+                <w:b w:val="false"/>
+                <w:bCs w:val="false"/>
+                <w:sz w:val="20"/>
+                <w:szCs w:val="20"/>
+              </w:rPr>
+              <w:t xml:space="preserve">172.20.1.104/29</w:t>
+            </w:r>
+          </w:p>
+        </w:tc>
+        <w:tc>
+          <w:tcPr>
+            <w:tcW w:type="dxa" w:w="900"/>
+            <w:tcMar>
+              <w:top w:type="dxa" w:w="60"/>
+              <w:left w:type="dxa" w:w="80"/>
+              <w:bottom w:type="dxa" w:w="60"/>
+              <w:right w:type="dxa" w:w="80"/>
+            </w:tcMar>
+          </w:tcPr>
+          <w:p>
+            <w:pPr>
+              <w:spacing w:after="40"/>
+            </w:pPr>
+            <w:r>
+              <w:rPr>
+                <w:rFonts w:ascii="Calibri" w:cs="Calibri" w:eastAsia="Calibri" w:hAnsi="Calibri"/>
+                <w:b w:val="false"/>
+                <w:bCs w:val="false"/>
+                <w:sz w:val="20"/>
+                <w:szCs w:val="20"/>
+              </w:rPr>
+              <w:t xml:space="preserve">172.20.1.105 (VR1)</w:t>
+            </w:r>
+          </w:p>
+        </w:tc>
+        <w:tc>
+          <w:tcPr>
+            <w:tcW w:type="dxa" w:w="900"/>
+            <w:tcMar>
+              <w:top w:type="dxa" w:w="60"/>
+              <w:left w:type="dxa" w:w="80"/>
+              <w:bottom w:type="dxa" w:w="60"/>
+              <w:right w:type="dxa" w:w="80"/>
+            </w:tcMar>
+          </w:tcPr>
+          <w:p>
+            <w:pPr>
+              <w:spacing w:after="40"/>
+            </w:pPr>
+            <w:r>
+              <w:rPr>
+                <w:rFonts w:ascii="Calibri" w:cs="Calibri" w:eastAsia="Calibri" w:hAnsi="Calibri"/>
+                <w:b w:val="false"/>
+                <w:bCs w:val="false"/>
+                <w:sz w:val="20"/>
+                <w:szCs w:val="20"/>
+              </w:rPr>
+              <w:t xml:space="preserve">172.20.1.111</w:t>
+            </w:r>
+          </w:p>
+        </w:tc>
+        <w:tc>
+          <w:tcPr>
+            <w:tcW w:type="dxa" w:w="900"/>
+            <w:tcMar>
+              <w:top w:type="dxa" w:w="60"/>
+              <w:left w:type="dxa" w:w="80"/>
+              <w:bottom w:type="dxa" w:w="60"/>
+              <w:right w:type="dxa" w:w="80"/>
+            </w:tcMar>
+          </w:tcPr>
+          <w:p>
+            <w:pPr>
+              <w:spacing w:after="40"/>
+            </w:pPr>
+            <w:r>
+              <w:rPr>
+                <w:rFonts w:ascii="Calibri" w:cs="Calibri" w:eastAsia="Calibri" w:hAnsi="Calibri"/>
+                <w:b w:val="false"/>
+                <w:bCs w:val="false"/>
+                <w:sz w:val="20"/>
+                <w:szCs w:val="20"/>
+              </w:rPr>
+              <w:t xml:space="preserve">5</w:t>
+            </w:r>
+          </w:p>
+        </w:tc>
+      </w:tr>
+      <w:tr>
+        <w:trPr>
+          <w:tblHeader w:val="false"/>
+        </w:trPr>
+        <w:tc>
+          <w:tcPr>
+            <w:tcW w:type="dxa" w:w="900"/>
+            <w:tcMar>
+              <w:top w:type="dxa" w:w="60"/>
+              <w:left w:type="dxa" w:w="80"/>
+              <w:bottom w:type="dxa" w:w="60"/>
+              <w:right w:type="dxa" w:w="80"/>
+            </w:tcMar>
+          </w:tcPr>
+          <w:p>
+            <w:pPr>
+              <w:spacing w:after="40"/>
+            </w:pPr>
+            <w:r>
+              <w:rPr>
+                <w:rFonts w:ascii="Calibri" w:cs="Calibri" w:eastAsia="Calibri" w:hAnsi="Calibri"/>
+                <w:b w:val="false"/>
+                <w:bCs w:val="false"/>
+                <w:sz w:val="20"/>
+                <w:szCs w:val="20"/>
+              </w:rPr>
+              <w:t xml:space="preserve">90</w:t>
+            </w:r>
+          </w:p>
+        </w:tc>
+        <w:tc>
+          <w:tcPr>
+            <w:tcW w:type="dxa" w:w="900"/>
+            <w:tcMar>
+              <w:top w:type="dxa" w:w="60"/>
+              <w:left w:type="dxa" w:w="80"/>
+              <w:bottom w:type="dxa" w:w="60"/>
+              <w:right w:type="dxa" w:w="80"/>
+            </w:tcMar>
+          </w:tcPr>
+          <w:p>
+            <w:pPr>
+              <w:spacing w:after="40"/>
+            </w:pPr>
+            <w:r>
+              <w:rPr>
+                <w:rFonts w:ascii="Calibri" w:cs="Calibri" w:eastAsia="Calibri" w:hAnsi="Calibri"/>
+                <w:b w:val="false"/>
+                <w:bCs w:val="false"/>
+                <w:sz w:val="20"/>
+                <w:szCs w:val="20"/>
+              </w:rPr>
+              <w:t xml:space="preserve">MGMT</w:t>
+            </w:r>
+          </w:p>
+        </w:tc>
+        <w:tc>
+          <w:tcPr>
+            <w:tcW w:type="dxa" w:w="900"/>
+            <w:tcMar>
+              <w:top w:type="dxa" w:w="60"/>
+              <w:left w:type="dxa" w:w="80"/>
+              <w:bottom w:type="dxa" w:w="60"/>
+              <w:right w:type="dxa" w:w="80"/>
+            </w:tcMar>
+          </w:tcPr>
+          <w:p>
+            <w:pPr>
+              <w:spacing w:after="40"/>
+            </w:pPr>
+            <w:r>
+              <w:rPr>
+                <w:rFonts w:ascii="Calibri" w:cs="Calibri" w:eastAsia="Calibri" w:hAnsi="Calibri"/>
+                <w:b w:val="false"/>
+                <w:bCs w:val="false"/>
+                <w:sz w:val="20"/>
+                <w:szCs w:val="20"/>
+              </w:rPr>
+              <w:t xml:space="preserve">Gestión de equipos de red (16 dispositivos)</w:t>
+            </w:r>
+          </w:p>
+        </w:tc>
+        <w:tc>
+          <w:tcPr>
+            <w:tcW w:type="dxa" w:w="900"/>
+            <w:tcMar>
+              <w:top w:type="dxa" w:w="60"/>
+              <w:left w:type="dxa" w:w="80"/>
+              <w:bottom w:type="dxa" w:w="60"/>
+              <w:right w:type="dxa" w:w="80"/>
+            </w:tcMar>
+          </w:tcPr>
+          <w:p>
+            <w:pPr>
+              <w:spacing w:after="40"/>
+            </w:pPr>
+            <w:r>
+              <w:rPr>
+                <w:rFonts w:ascii="Calibri" w:cs="Calibri" w:eastAsia="Calibri" w:hAnsi="Calibri"/>
+                <w:b w:val="false"/>
+                <w:bCs w:val="false"/>
+                <w:sz w:val="20"/>
+                <w:szCs w:val="20"/>
+              </w:rPr>
+              <w:t xml:space="preserve">16</w:t>
+            </w:r>
+          </w:p>
+        </w:tc>
+        <w:tc>
+          <w:tcPr>
+            <w:tcW w:type="dxa" w:w="900"/>
+            <w:tcMar>
+              <w:top w:type="dxa" w:w="60"/>
+              <w:left w:type="dxa" w:w="80"/>
+              <w:bottom w:type="dxa" w:w="60"/>
+              <w:right w:type="dxa" w:w="80"/>
+            </w:tcMar>
+          </w:tcPr>
+          <w:p>
+            <w:pPr>
+              <w:spacing w:after="40"/>
+            </w:pPr>
+            <w:r>
+              <w:rPr>
+                <w:rFonts w:ascii="Calibri" w:cs="Calibri" w:eastAsia="Calibri" w:hAnsi="Calibri"/>
+                <w:b w:val="false"/>
+                <w:bCs w:val="false"/>
+                <w:sz w:val="20"/>
+                <w:szCs w:val="20"/>
+              </w:rPr>
+              <w:t xml:space="preserve">32</w:t>
+            </w:r>
+          </w:p>
+        </w:tc>
+        <w:tc>
+          <w:tcPr>
+            <w:tcW w:type="dxa" w:w="900"/>
+            <w:tcMar>
+              <w:top w:type="dxa" w:w="60"/>
+              <w:left w:type="dxa" w:w="80"/>
+              <w:bottom w:type="dxa" w:w="60"/>
+              <w:right w:type="dxa" w:w="80"/>
+            </w:tcMar>
+          </w:tcPr>
+          <w:p>
+            <w:pPr>
+              <w:spacing w:after="40"/>
+            </w:pPr>
+            <w:r>
+              <w:rPr>
+                <w:rFonts w:ascii="Calibri" w:cs="Calibri" w:eastAsia="Calibri" w:hAnsi="Calibri"/>
+                <w:b w:val="false"/>
+                <w:bCs w:val="false"/>
+                <w:sz w:val="20"/>
+                <w:szCs w:val="20"/>
+              </w:rPr>
+              <w:t xml:space="preserve">/27</w:t>
+            </w:r>
+          </w:p>
+        </w:tc>
+        <w:tc>
+          <w:tcPr>
+            <w:tcW w:type="dxa" w:w="900"/>
+            <w:tcMar>
+              <w:top w:type="dxa" w:w="60"/>
+              <w:left w:type="dxa" w:w="80"/>
+              <w:bottom w:type="dxa" w:w="60"/>
+              <w:right w:type="dxa" w:w="80"/>
+            </w:tcMar>
+          </w:tcPr>
+          <w:p>
+            <w:pPr>
+              <w:spacing w:after="40"/>
+            </w:pPr>
+            <w:r>
+              <w:rPr>
+                <w:rFonts w:ascii="Calibri" w:cs="Calibri" w:eastAsia="Calibri" w:hAnsi="Calibri"/>
+                <w:b w:val="false"/>
+                <w:bCs w:val="false"/>
+                <w:sz w:val="20"/>
+                <w:szCs w:val="20"/>
+              </w:rPr>
+              <w:t xml:space="preserve">172.20.1.32/27</w:t>
+            </w:r>
+          </w:p>
+        </w:tc>
+        <w:tc>
+          <w:tcPr>
+            <w:tcW w:type="dxa" w:w="900"/>
+            <w:tcMar>
+              <w:top w:type="dxa" w:w="60"/>
+              <w:left w:type="dxa" w:w="80"/>
+              <w:bottom w:type="dxa" w:w="60"/>
+              <w:right w:type="dxa" w:w="80"/>
+            </w:tcMar>
+          </w:tcPr>
+          <w:p>
+            <w:pPr>
+              <w:spacing w:after="40"/>
+            </w:pPr>
+            <w:r>
+              <w:rPr>
+                <w:rFonts w:ascii="Calibri" w:cs="Calibri" w:eastAsia="Calibri" w:hAnsi="Calibri"/>
+                <w:b w:val="false"/>
+                <w:bCs w:val="false"/>
+                <w:sz w:val="20"/>
+                <w:szCs w:val="20"/>
+              </w:rPr>
+              <w:t xml:space="preserve">172.20.1.33</w:t>
+            </w:r>
+          </w:p>
+        </w:tc>
+        <w:tc>
+          <w:tcPr>
+            <w:tcW w:type="dxa" w:w="900"/>
+            <w:tcMar>
+              <w:top w:type="dxa" w:w="60"/>
+              <w:left w:type="dxa" w:w="80"/>
+              <w:bottom w:type="dxa" w:w="60"/>
+              <w:right w:type="dxa" w:w="80"/>
+            </w:tcMar>
+          </w:tcPr>
+          <w:p>
+            <w:pPr>
+              <w:spacing w:after="40"/>
+            </w:pPr>
+            <w:r>
+              <w:rPr>
+                <w:rFonts w:ascii="Calibri" w:cs="Calibri" w:eastAsia="Calibri" w:hAnsi="Calibri"/>
+                <w:b w:val="false"/>
+                <w:bCs w:val="false"/>
+                <w:sz w:val="20"/>
+                <w:szCs w:val="20"/>
+              </w:rPr>
+              <w:t xml:space="preserve">172.20.1.63</w:t>
+            </w:r>
+          </w:p>
+        </w:tc>
+        <w:tc>
+          <w:tcPr>
+            <w:tcW w:type="dxa" w:w="900"/>
+            <w:tcMar>
+              <w:top w:type="dxa" w:w="60"/>
+              <w:left w:type="dxa" w:w="80"/>
+              <w:bottom w:type="dxa" w:w="60"/>
+              <w:right w:type="dxa" w:w="80"/>
+            </w:tcMar>
+          </w:tcPr>
+          <w:p>
+            <w:pPr>
+              <w:spacing w:after="40"/>
+            </w:pPr>
+            <w:r>
+              <w:rPr>
+                <w:rFonts w:ascii="Calibri" w:cs="Calibri" w:eastAsia="Calibri" w:hAnsi="Calibri"/>
+                <w:b w:val="false"/>
+                <w:bCs w:val="false"/>
+                <w:sz w:val="20"/>
+                <w:szCs w:val="20"/>
+              </w:rPr>
+              <w:t xml:space="preserve">29</w:t>
+            </w:r>
+          </w:p>
+        </w:tc>
+      </w:tr>
+      <w:tr>
+        <w:trPr>
+          <w:tblHeader w:val="false"/>
+        </w:trPr>
+        <w:tc>
+          <w:tcPr>
+            <w:tcW w:type="dxa" w:w="900"/>
+            <w:tcMar>
+              <w:top w:type="dxa" w:w="60"/>
+              <w:left w:type="dxa" w:w="80"/>
+              <w:bottom w:type="dxa" w:w="60"/>
+              <w:right w:type="dxa" w:w="80"/>
+            </w:tcMar>
+          </w:tcPr>
+          <w:p>
+            <w:pPr>
+              <w:spacing w:after="40"/>
+            </w:pPr>
+            <w:r>
+              <w:rPr>
+                <w:rFonts w:ascii="Calibri" w:cs="Calibri" w:eastAsia="Calibri" w:hAnsi="Calibri"/>
+                <w:b w:val="false"/>
+                <w:bCs w:val="false"/>
+                <w:sz w:val="20"/>
+                <w:szCs w:val="20"/>
+              </w:rPr>
+              <w:t xml:space="preserve">200</w:t>
+            </w:r>
+          </w:p>
+        </w:tc>
+        <w:tc>
+          <w:tcPr>
+            <w:tcW w:type="dxa" w:w="900"/>
+            <w:tcMar>
+              <w:top w:type="dxa" w:w="60"/>
+              <w:left w:type="dxa" w:w="80"/>
+              <w:bottom w:type="dxa" w:w="60"/>
+              <w:right w:type="dxa" w:w="80"/>
+            </w:tcMar>
+          </w:tcPr>
+          <w:p>
+            <w:pPr>
+              <w:spacing w:after="40"/>
+            </w:pPr>
+            <w:r>
+              <w:rPr>
+                <w:rFonts w:ascii="Calibri" w:cs="Calibri" w:eastAsia="Calibri" w:hAnsi="Calibri"/>
+                <w:b w:val="false"/>
+                <w:bCs w:val="false"/>
+                <w:sz w:val="20"/>
+                <w:szCs w:val="20"/>
+              </w:rPr>
+              <w:t xml:space="preserve">VPN</w:t>
+            </w:r>
+          </w:p>
+        </w:tc>
+        <w:tc>
+          <w:tcPr>
+            <w:tcW w:type="dxa" w:w="900"/>
+            <w:tcMar>
+              <w:top w:type="dxa" w:w="60"/>
+              <w:left w:type="dxa" w:w="80"/>
+              <w:bottom w:type="dxa" w:w="60"/>
+              <w:right w:type="dxa" w:w="80"/>
+            </w:tcMar>
+          </w:tcPr>
+          <w:p>
+            <w:pPr>
+              <w:spacing w:after="40"/>
+            </w:pPr>
+            <w:r>
+              <w:rPr>
+                <w:rFonts w:ascii="Calibri" w:cs="Calibri" w:eastAsia="Calibri" w:hAnsi="Calibri"/>
+                <w:b w:val="false"/>
+                <w:bCs w:val="false"/>
+                <w:sz w:val="20"/>
+                <w:szCs w:val="20"/>
+              </w:rPr>
+              <w:t xml:space="preserve">Pool de clientes VPN remotos (5 perfiles piloto)</w:t>
+            </w:r>
+          </w:p>
+        </w:tc>
+        <w:tc>
+          <w:tcPr>
+            <w:tcW w:type="dxa" w:w="900"/>
+            <w:tcMar>
+              <w:top w:type="dxa" w:w="60"/>
+              <w:left w:type="dxa" w:w="80"/>
+              <w:bottom w:type="dxa" w:w="60"/>
+              <w:right w:type="dxa" w:w="80"/>
+            </w:tcMar>
+          </w:tcPr>
+          <w:p>
+            <w:pPr>
+              <w:spacing w:after="40"/>
+            </w:pPr>
+            <w:r>
+              <w:rPr>
+                <w:rFonts w:ascii="Calibri" w:cs="Calibri" w:eastAsia="Calibri" w:hAnsi="Calibri"/>
+                <w:b w:val="false"/>
+                <w:bCs w:val="false"/>
+                <w:sz w:val="20"/>
+                <w:szCs w:val="20"/>
+              </w:rPr>
+              <w:t xml:space="preserve">5</w:t>
+            </w:r>
+          </w:p>
+        </w:tc>
+        <w:tc>
+          <w:tcPr>
+            <w:tcW w:type="dxa" w:w="900"/>
+            <w:tcMar>
+              <w:top w:type="dxa" w:w="60"/>
+              <w:left w:type="dxa" w:w="80"/>
+              <w:bottom w:type="dxa" w:w="60"/>
+              <w:right w:type="dxa" w:w="80"/>
+            </w:tcMar>
+          </w:tcPr>
+          <w:p>
+            <w:pPr>
+              <w:spacing w:after="40"/>
+            </w:pPr>
+            <w:r>
+              <w:rPr>
+                <w:rFonts w:ascii="Calibri" w:cs="Calibri" w:eastAsia="Calibri" w:hAnsi="Calibri"/>
+                <w:b w:val="false"/>
+                <w:bCs w:val="false"/>
+                <w:sz w:val="20"/>
+                <w:szCs w:val="20"/>
+              </w:rPr>
+              <w:t xml:space="preserve">8</w:t>
+            </w:r>
+          </w:p>
+        </w:tc>
+        <w:tc>
+          <w:tcPr>
+            <w:tcW w:type="dxa" w:w="900"/>
+            <w:tcMar>
+              <w:top w:type="dxa" w:w="60"/>
+              <w:left w:type="dxa" w:w="80"/>
+              <w:bottom w:type="dxa" w:w="60"/>
+              <w:right w:type="dxa" w:w="80"/>
+            </w:tcMar>
+          </w:tcPr>
+          <w:p>
+            <w:pPr>
+              <w:spacing w:after="40"/>
+            </w:pPr>
+            <w:r>
+              <w:rPr>
+                <w:rFonts w:ascii="Calibri" w:cs="Calibri" w:eastAsia="Calibri" w:hAnsi="Calibri"/>
+                <w:b w:val="false"/>
+                <w:bCs w:val="false"/>
+                <w:sz w:val="20"/>
+                <w:szCs w:val="20"/>
+              </w:rPr>
+              <w:t xml:space="preserve">/29</w:t>
+            </w:r>
+          </w:p>
+        </w:tc>
+        <w:tc>
+          <w:tcPr>
+            <w:tcW w:type="dxa" w:w="900"/>
+            <w:tcMar>
+              <w:top w:type="dxa" w:w="60"/>
+              <w:left w:type="dxa" w:w="80"/>
+              <w:bottom w:type="dxa" w:w="60"/>
+              <w:right w:type="dxa" w:w="80"/>
+            </w:tcMar>
+          </w:tcPr>
+          <w:p>
+            <w:pPr>
+              <w:spacing w:after="40"/>
+            </w:pPr>
+            <w:r>
+              <w:rPr>
+                <w:rFonts w:ascii="Calibri" w:cs="Calibri" w:eastAsia="Calibri" w:hAnsi="Calibri"/>
+                <w:b w:val="false"/>
+                <w:bCs w:val="false"/>
+                <w:sz w:val="20"/>
+                <w:szCs w:val="20"/>
+              </w:rPr>
+              <w:t xml:space="preserve">172.20.1.112/29</w:t>
+            </w:r>
+          </w:p>
+        </w:tc>
+        <w:tc>
+          <w:tcPr>
+            <w:tcW w:type="dxa" w:w="900"/>
+            <w:tcMar>
+              <w:top w:type="dxa" w:w="60"/>
+              <w:left w:type="dxa" w:w="80"/>
+              <w:bottom w:type="dxa" w:w="60"/>
+              <w:right w:type="dxa" w:w="80"/>
+            </w:tcMar>
+          </w:tcPr>
+          <w:p>
+            <w:pPr>
+              <w:spacing w:after="40"/>
+            </w:pPr>
+            <w:r>
+              <w:rPr>
+                <w:rFonts w:ascii="Calibri" w:cs="Calibri" w:eastAsia="Calibri" w:hAnsi="Calibri"/>
+                <w:b w:val="false"/>
+                <w:bCs w:val="false"/>
+                <w:sz w:val="20"/>
+                <w:szCs w:val="20"/>
+              </w:rPr>
+              <w:t xml:space="preserve">172.20.1.113</w:t>
+            </w:r>
+          </w:p>
+        </w:tc>
+        <w:tc>
+          <w:tcPr>
+            <w:tcW w:type="dxa" w:w="900"/>
+            <w:tcMar>
+              <w:top w:type="dxa" w:w="60"/>
+              <w:left w:type="dxa" w:w="80"/>
+              <w:bottom w:type="dxa" w:w="60"/>
+              <w:right w:type="dxa" w:w="80"/>
+            </w:tcMar>
+          </w:tcPr>
+          <w:p>
+            <w:pPr>
+              <w:spacing w:after="40"/>
+            </w:pPr>
+            <w:r>
+              <w:rPr>
+                <w:rFonts w:ascii="Calibri" w:cs="Calibri" w:eastAsia="Calibri" w:hAnsi="Calibri"/>
+                <w:b w:val="false"/>
+                <w:bCs w:val="false"/>
+                <w:sz w:val="20"/>
+                <w:szCs w:val="20"/>
+              </w:rPr>
+              <w:t xml:space="preserve">172.20.1.119</w:t>
+            </w:r>
+          </w:p>
+        </w:tc>
+        <w:tc>
+          <w:tcPr>
+            <w:tcW w:type="dxa" w:w="900"/>
+            <w:tcMar>
+              <w:top w:type="dxa" w:w="60"/>
+              <w:left w:type="dxa" w:w="80"/>
+              <w:bottom w:type="dxa" w:w="60"/>
+              <w:right w:type="dxa" w:w="80"/>
+            </w:tcMar>
+          </w:tcPr>
+          <w:p>
+            <w:pPr>
+              <w:spacing w:after="40"/>
+            </w:pPr>
+            <w:r>
+              <w:rPr>
+                <w:rFonts w:ascii="Calibri" w:cs="Calibri" w:eastAsia="Calibri" w:hAnsi="Calibri"/>
+                <w:b w:val="false"/>
+                <w:bCs w:val="false"/>
+                <w:sz w:val="20"/>
+                <w:szCs w:val="20"/>
+              </w:rPr>
+              <w:t xml:space="preserve">5</w:t>
+            </w:r>
+          </w:p>
+        </w:tc>
+      </w:tr>
+    </w:tbl>
+    <w:p>
+      <w:pPr>
+        <w:spacing w:after="160"/>
+      </w:pPr>
+    </w:p>
+    <w:p>
+      <w:pPr>
+        <w:pStyle w:val="Heading2"/>
+        <w:spacing w:after="120" w:before="240"/>
+      </w:pPr>
+      <w:r>
+        <w:rPr>
+          <w:rFonts w:ascii="Calibri" w:cs="Calibri" w:eastAsia="Calibri" w:hAnsi="Calibri"/>
+          <w:b w:val="false"/>
+          <w:bCs w:val="false"/>
+        </w:rPr>
+        <w:t xml:space="preserve">5.4 Enlace punto a punto Core ↔ Nube Privada y loopbacks OSPF</w:t>
       </w:r>
     </w:p>
     <w:tbl>
@@ -15134,7 +19035,7 @@
                 <w:sz w:val="20"/>
                 <w:szCs w:val="20"/>
               </w:rPr>
-              <w:t xml:space="preserve">Nivel</w:t>
+              <w:t xml:space="preserve">Enlace</w:t>
             </w:r>
           </w:p>
         </w:tc>
@@ -15162,7 +19063,7 @@
                 <w:sz w:val="20"/>
                 <w:szCs w:val="20"/>
               </w:rPr>
-              <w:t xml:space="preserve">Direcciones disponibles</w:t>
+              <w:t xml:space="preserve">Subred</w:t>
             </w:r>
           </w:p>
         </w:tc>
@@ -15190,7 +19091,7 @@
                 <w:sz w:val="20"/>
                 <w:szCs w:val="20"/>
               </w:rPr>
-              <w:t xml:space="preserve">Direcciones realmente necesarias (184 endpoints)</w:t>
+              <w:t xml:space="preserve">R1</w:t>
             </w:r>
           </w:p>
         </w:tc>
@@ -15218,7 +19119,7 @@
                 <w:sz w:val="20"/>
                 <w:szCs w:val="20"/>
               </w:rPr>
-              <w:t xml:space="preserve">% en uso</w:t>
+              <w:t xml:space="preserve">VR1</w:t>
             </w:r>
           </w:p>
         </w:tc>
@@ -15249,26 +19150,7 @@
                 <w:sz w:val="20"/>
                 <w:szCs w:val="20"/>
               </w:rPr>
-              <w:t xml:space="preserve">Por VLAN (</w:t>
-            </w:r>
-            <w:r>
-              <w:rPr>
-                <w:rFonts w:ascii="Consolas" w:cs="Consolas" w:eastAsia="Consolas" w:hAnsi="Consolas"/>
-                <w:sz w:val="20"/>
-                <w:szCs w:val="20"/>
-                <w:shd w:fill="EDEDED" w:val="clear"/>
-              </w:rPr>
-              <w:t xml:space="preserve">/24</w:t>
-            </w:r>
-            <w:r>
-              <w:rPr>
-                <w:rFonts w:ascii="Calibri" w:cs="Calibri" w:eastAsia="Calibri" w:hAnsi="Calibri"/>
-                <w:b w:val="false"/>
-                <w:bCs w:val="false"/>
-                <w:sz w:val="20"/>
-                <w:szCs w:val="20"/>
-              </w:rPr>
-              <w:t xml:space="preserve">, ej. VLAN 20 – Ventas, 30 usuarios)</w:t>
+              <w:t xml:space="preserve">R1 ↔ VR1 (OSPF, UTP Cat 6)</w:t>
             </w:r>
           </w:p>
         </w:tc>
@@ -15294,7 +19176,7 @@
                 <w:sz w:val="20"/>
                 <w:szCs w:val="20"/>
               </w:rPr>
-              <w:t xml:space="preserve">254 utilizables</w:t>
+              <w:t xml:space="preserve">172.20.1.120/30</w:t>
             </w:r>
           </w:p>
         </w:tc>
@@ -15320,7 +19202,7 @@
                 <w:sz w:val="20"/>
                 <w:szCs w:val="20"/>
               </w:rPr>
-              <w:t xml:space="preserve">30</w:t>
+              <w:t xml:space="preserve">172.20.1.121</w:t>
             </w:r>
           </w:p>
         </w:tc>
@@ -15346,263 +19228,7 @@
                 <w:sz w:val="20"/>
                 <w:szCs w:val="20"/>
               </w:rPr>
-              <w:t xml:space="preserve">≈ 12%</w:t>
-            </w:r>
-          </w:p>
-        </w:tc>
-      </w:tr>
-      <w:tr>
-        <w:trPr>
-          <w:tblHeader w:val="false"/>
-        </w:trPr>
-        <w:tc>
-          <w:tcPr>
-            <w:tcW w:type="dxa" w:w="2250"/>
-            <w:tcMar>
-              <w:top w:type="dxa" w:w="60"/>
-              <w:left w:type="dxa" w:w="80"/>
-              <w:bottom w:type="dxa" w:w="60"/>
-              <w:right w:type="dxa" w:w="80"/>
-            </w:tcMar>
-          </w:tcPr>
-          <w:p>
-            <w:pPr>
-              <w:spacing w:after="40"/>
-            </w:pPr>
-            <w:r>
-              <w:rPr>
-                <w:rFonts w:ascii="Calibri" w:cs="Calibri" w:eastAsia="Calibri" w:hAnsi="Calibri"/>
-                <w:b w:val="false"/>
-                <w:bCs w:val="false"/>
-                <w:sz w:val="20"/>
-                <w:szCs w:val="20"/>
-              </w:rPr>
-              <w:t xml:space="preserve">Bloque en uso (</w:t>
-            </w:r>
-            <w:r>
-              <w:rPr>
-                <w:rFonts w:ascii="Consolas" w:cs="Consolas" w:eastAsia="Consolas" w:hAnsi="Consolas"/>
-                <w:sz w:val="20"/>
-                <w:szCs w:val="20"/>
-                <w:shd w:fill="EDEDED" w:val="clear"/>
-              </w:rPr>
-              <w:t xml:space="preserve">10.10.0.0/16</w:t>
-            </w:r>
-            <w:r>
-              <w:rPr>
-                <w:rFonts w:ascii="Calibri" w:cs="Calibri" w:eastAsia="Calibri" w:hAnsi="Calibri"/>
-                <w:b w:val="false"/>
-                <w:bCs w:val="false"/>
-                <w:sz w:val="20"/>
-                <w:szCs w:val="20"/>
-              </w:rPr>
-              <w:t xml:space="preserve">, 12 VLANs)</w:t>
-            </w:r>
-          </w:p>
-        </w:tc>
-        <w:tc>
-          <w:tcPr>
-            <w:tcW w:type="dxa" w:w="2250"/>
-            <w:tcMar>
-              <w:top w:type="dxa" w:w="60"/>
-              <w:left w:type="dxa" w:w="80"/>
-              <w:bottom w:type="dxa" w:w="60"/>
-              <w:right w:type="dxa" w:w="80"/>
-            </w:tcMar>
-          </w:tcPr>
-          <w:p>
-            <w:pPr>
-              <w:spacing w:after="40"/>
-            </w:pPr>
-            <w:r>
-              <w:rPr>
-                <w:rFonts w:ascii="Calibri" w:cs="Calibri" w:eastAsia="Calibri" w:hAnsi="Calibri"/>
-                <w:b w:val="false"/>
-                <w:bCs w:val="false"/>
-                <w:sz w:val="20"/>
-                <w:szCs w:val="20"/>
-              </w:rPr>
-              <w:t xml:space="preserve">3,072 utilizables (12 × 254)</w:t>
-            </w:r>
-          </w:p>
-        </w:tc>
-        <w:tc>
-          <w:tcPr>
-            <w:tcW w:type="dxa" w:w="2250"/>
-            <w:tcMar>
-              <w:top w:type="dxa" w:w="60"/>
-              <w:left w:type="dxa" w:w="80"/>
-              <w:bottom w:type="dxa" w:w="60"/>
-              <w:right w:type="dxa" w:w="80"/>
-            </w:tcMar>
-          </w:tcPr>
-          <w:p>
-            <w:pPr>
-              <w:spacing w:after="40"/>
-            </w:pPr>
-            <w:r>
-              <w:rPr>
-                <w:rFonts w:ascii="Calibri" w:cs="Calibri" w:eastAsia="Calibri" w:hAnsi="Calibri"/>
-                <w:b w:val="false"/>
-                <w:bCs w:val="false"/>
-                <w:sz w:val="20"/>
-                <w:szCs w:val="20"/>
-              </w:rPr>
-              <w:t xml:space="preserve">184</w:t>
-            </w:r>
-          </w:p>
-        </w:tc>
-        <w:tc>
-          <w:tcPr>
-            <w:tcW w:type="dxa" w:w="2250"/>
-            <w:tcMar>
-              <w:top w:type="dxa" w:w="60"/>
-              <w:left w:type="dxa" w:w="80"/>
-              <w:bottom w:type="dxa" w:w="60"/>
-              <w:right w:type="dxa" w:w="80"/>
-            </w:tcMar>
-          </w:tcPr>
-          <w:p>
-            <w:pPr>
-              <w:spacing w:after="40"/>
-            </w:pPr>
-            <w:r>
-              <w:rPr>
-                <w:rFonts w:ascii="Calibri" w:cs="Calibri" w:eastAsia="Calibri" w:hAnsi="Calibri"/>
-                <w:b w:val="false"/>
-                <w:bCs w:val="false"/>
-                <w:sz w:val="20"/>
-                <w:szCs w:val="20"/>
-              </w:rPr>
-              <w:t xml:space="preserve">≈ 6%</w:t>
-            </w:r>
-          </w:p>
-        </w:tc>
-      </w:tr>
-      <w:tr>
-        <w:trPr>
-          <w:tblHeader w:val="false"/>
-        </w:trPr>
-        <w:tc>
-          <w:tcPr>
-            <w:tcW w:type="dxa" w:w="2250"/>
-            <w:tcMar>
-              <w:top w:type="dxa" w:w="60"/>
-              <w:left w:type="dxa" w:w="80"/>
-              <w:bottom w:type="dxa" w:w="60"/>
-              <w:right w:type="dxa" w:w="80"/>
-            </w:tcMar>
-          </w:tcPr>
-          <w:p>
-            <w:pPr>
-              <w:spacing w:after="40"/>
-            </w:pPr>
-            <w:r>
-              <w:rPr>
-                <w:rFonts w:ascii="Calibri" w:cs="Calibri" w:eastAsia="Calibri" w:hAnsi="Calibri"/>
-                <w:b w:val="false"/>
-                <w:bCs w:val="false"/>
-                <w:sz w:val="20"/>
-                <w:szCs w:val="20"/>
-              </w:rPr>
-              <w:t xml:space="preserve">Rango privado completo (</w:t>
-            </w:r>
-            <w:r>
-              <w:rPr>
-                <w:rFonts w:ascii="Consolas" w:cs="Consolas" w:eastAsia="Consolas" w:hAnsi="Consolas"/>
-                <w:sz w:val="20"/>
-                <w:szCs w:val="20"/>
-                <w:shd w:fill="EDEDED" w:val="clear"/>
-              </w:rPr>
-              <w:t xml:space="preserve">10.0.0.0/8</w:t>
-            </w:r>
-            <w:r>
-              <w:rPr>
-                <w:rFonts w:ascii="Calibri" w:cs="Calibri" w:eastAsia="Calibri" w:hAnsi="Calibri"/>
-                <w:b w:val="false"/>
-                <w:bCs w:val="false"/>
-                <w:sz w:val="20"/>
-                <w:szCs w:val="20"/>
-              </w:rPr>
-              <w:t xml:space="preserve">)</w:t>
-            </w:r>
-          </w:p>
-        </w:tc>
-        <w:tc>
-          <w:tcPr>
-            <w:tcW w:type="dxa" w:w="2250"/>
-            <w:tcMar>
-              <w:top w:type="dxa" w:w="60"/>
-              <w:left w:type="dxa" w:w="80"/>
-              <w:bottom w:type="dxa" w:w="60"/>
-              <w:right w:type="dxa" w:w="80"/>
-            </w:tcMar>
-          </w:tcPr>
-          <w:p>
-            <w:pPr>
-              <w:spacing w:after="40"/>
-            </w:pPr>
-            <w:r>
-              <w:rPr>
-                <w:rFonts w:ascii="Calibri" w:cs="Calibri" w:eastAsia="Calibri" w:hAnsi="Calibri"/>
-                <w:b w:val="false"/>
-                <w:bCs w:val="false"/>
-                <w:sz w:val="20"/>
-                <w:szCs w:val="20"/>
-              </w:rPr>
-              <w:t xml:space="preserve">~16.7 millones</w:t>
-            </w:r>
-          </w:p>
-        </w:tc>
-        <w:tc>
-          <w:tcPr>
-            <w:tcW w:type="dxa" w:w="2250"/>
-            <w:tcMar>
-              <w:top w:type="dxa" w:w="60"/>
-              <w:left w:type="dxa" w:w="80"/>
-              <w:bottom w:type="dxa" w:w="60"/>
-              <w:right w:type="dxa" w:w="80"/>
-            </w:tcMar>
-          </w:tcPr>
-          <w:p>
-            <w:pPr>
-              <w:spacing w:after="40"/>
-            </w:pPr>
-            <w:r>
-              <w:rPr>
-                <w:rFonts w:ascii="Calibri" w:cs="Calibri" w:eastAsia="Calibri" w:hAnsi="Calibri"/>
-                <w:b w:val="false"/>
-                <w:bCs w:val="false"/>
-                <w:sz w:val="20"/>
-                <w:szCs w:val="20"/>
-              </w:rPr>
-              <w:t xml:space="preserve">184</w:t>
-            </w:r>
-          </w:p>
-        </w:tc>
-        <w:tc>
-          <w:tcPr>
-            <w:tcW w:type="dxa" w:w="2250"/>
-            <w:tcMar>
-              <w:top w:type="dxa" w:w="60"/>
-              <w:left w:type="dxa" w:w="80"/>
-              <w:bottom w:type="dxa" w:w="60"/>
-              <w:right w:type="dxa" w:w="80"/>
-            </w:tcMar>
-          </w:tcPr>
-          <w:p>
-            <w:pPr>
-              <w:spacing w:after="40"/>
-            </w:pPr>
-            <w:r>
-              <w:rPr>
-                <w:rFonts w:ascii="Calibri" w:cs="Calibri" w:eastAsia="Calibri" w:hAnsi="Calibri"/>
-                <w:b w:val="false"/>
-                <w:bCs w:val="false"/>
-                <w:sz w:val="20"/>
-                <w:szCs w:val="20"/>
-              </w:rPr>
-              <w:t xml:space="preserve">&lt; 0.002%</w:t>
+              <w:t xml:space="preserve">172.20.1.122</w:t>
             </w:r>
           </w:p>
         </w:tc>
@@ -15612,3118 +19238,6 @@
       <w:pPr>
         <w:spacing w:after="160"/>
       </w:pPr>
-    </w:p>
-    <w:p>
-      <w:pPr>
-        <w:spacing w:after="140"/>
-        <w:jc w:val="both"/>
-      </w:pPr>
-      <w:r>
-        <w:rPr>
-          <w:rFonts w:ascii="Calibri" w:cs="Calibri" w:eastAsia="Calibri" w:hAnsi="Calibri"/>
-          <w:b w:val="false"/>
-          <w:bCs w:val="false"/>
-        </w:rPr>
-        <w:t xml:space="preserve">El margen visible en esta tabla no es sobre-dimensionamiento sin criterio: es el mismo principio que se aplica al resto del diseño (capacidad de switches, cableado) — dejar cabida documentada para crecimiento, sin que eso se confunda con capacidad ilimitada que no requiere monitoreo.</w:t>
-      </w:r>
-    </w:p>
-    <w:p>
-      <w:pPr>
-        <w:pStyle w:val="Heading2"/>
-        <w:spacing w:after="120" w:before="240"/>
-      </w:pPr>
-      <w:r>
-        <w:rPr>
-          <w:rFonts w:ascii="Calibri" w:cs="Calibri" w:eastAsia="Calibri" w:hAnsi="Calibri"/>
-          <w:b w:val="false"/>
-          <w:bCs w:val="false"/>
-        </w:rPr>
-        <w:t xml:space="preserve">5.2 Aclaración conceptual: por qué esto no es "direccionamiento clase C"</w:t>
-      </w:r>
-    </w:p>
-    <w:p>
-      <w:pPr>
-        <w:spacing w:after="140"/>
-        <w:jc w:val="both"/>
-      </w:pPr>
-      <w:r>
-        <w:rPr>
-          <w:rFonts w:ascii="Calibri" w:cs="Calibri" w:eastAsia="Calibri" w:hAnsi="Calibri"/>
-          <w:b w:val="false"/>
-          <w:bCs w:val="false"/>
-        </w:rPr>
-        <w:t xml:space="preserve">Todo el bloque </w:t>
-      </w:r>
-      <w:r>
-        <w:rPr>
-          <w:rFonts w:ascii="Consolas" w:cs="Consolas" w:eastAsia="Consolas" w:hAnsi="Consolas"/>
-          <w:sz w:val="20"/>
-          <w:szCs w:val="20"/>
-          <w:shd w:fill="EDEDED" w:val="clear"/>
-        </w:rPr>
-        <w:t xml:space="preserve">10.0.0.0/8</w:t>
-      </w:r>
-      <w:r>
-        <w:rPr>
-          <w:rFonts w:ascii="Calibri" w:cs="Calibri" w:eastAsia="Calibri" w:hAnsi="Calibri"/>
-          <w:b w:val="false"/>
-          <w:bCs w:val="false"/>
-        </w:rPr>
-        <w:t xml:space="preserve"> pertenece, por definición, a la </w:t>
-      </w:r>
-      <w:r>
-        <w:rPr>
-          <w:rFonts w:ascii="Calibri" w:cs="Calibri" w:eastAsia="Calibri" w:hAnsi="Calibri"/>
-          <w:b/>
-          <w:bCs/>
-        </w:rPr>
-        <w:t xml:space="preserve">Clase A</w:t>
-      </w:r>
-      <w:r>
-        <w:rPr>
-          <w:rFonts w:ascii="Calibri" w:cs="Calibri" w:eastAsia="Calibri" w:hAnsi="Calibri"/>
-          <w:b w:val="false"/>
-          <w:bCs w:val="false"/>
-        </w:rPr>
-        <w:t xml:space="preserve"> (el primer octeto, 10, cae en el rango 1–126 que identifica Clase A) — esto no cambia sin importar qué máscara se le aplique después. El direccionamiento por clases (A/B/C/D/E, definido por el primer octeto) fue reemplazado por </w:t>
-      </w:r>
-      <w:r>
-        <w:rPr>
-          <w:rFonts w:ascii="Calibri" w:cs="Calibri" w:eastAsia="Calibri" w:hAnsi="Calibri"/>
-          <w:b/>
-          <w:bCs/>
-        </w:rPr>
-        <w:t xml:space="preserve">CIDR (Classless Inter-Domain Routing, RFC 1518/1519, 1993)</w:t>
-      </w:r>
-      <w:r>
-        <w:rPr>
-          <w:rFonts w:ascii="Calibri" w:cs="Calibri" w:eastAsia="Calibri" w:hAnsi="Calibri"/>
-          <w:b w:val="false"/>
-          <w:bCs w:val="false"/>
-        </w:rPr>
-        <w:t xml:space="preserve"> precisamente para eliminar la rigidez de que una organización solo pudiera pedir bloques de tamaño fijo /8, /16 o /24.</w:t>
-      </w:r>
-    </w:p>
-    <w:p>
-      <w:pPr>
-        <w:spacing w:after="140"/>
-        <w:jc w:val="both"/>
-      </w:pPr>
-      <w:r>
-        <w:rPr>
-          <w:rFonts w:ascii="Calibri" w:cs="Calibri" w:eastAsia="Calibri" w:hAnsi="Calibri"/>
-          <w:b w:val="false"/>
-          <w:bCs w:val="false"/>
-        </w:rPr>
-        <w:t xml:space="preserve">Que cada VLAN de este proyecto use una máscara </w:t>
-      </w:r>
-      <w:r>
-        <w:rPr>
-          <w:rFonts w:ascii="Consolas" w:cs="Consolas" w:eastAsia="Consolas" w:hAnsi="Consolas"/>
-          <w:sz w:val="20"/>
-          <w:szCs w:val="20"/>
-          <w:shd w:fill="EDEDED" w:val="clear"/>
-        </w:rPr>
-        <w:t xml:space="preserve">/24</w:t>
-      </w:r>
-      <w:r>
-        <w:rPr>
-          <w:rFonts w:ascii="Calibri" w:cs="Calibri" w:eastAsia="Calibri" w:hAnsi="Calibri"/>
-          <w:b w:val="false"/>
-          <w:bCs w:val="false"/>
-        </w:rPr>
-        <w:t xml:space="preserve"> (255.255.255.0) es una decisión de </w:t>
-      </w:r>
-      <w:r>
-        <w:rPr>
-          <w:rFonts w:ascii="Calibri" w:cs="Calibri" w:eastAsia="Calibri" w:hAnsi="Calibri"/>
-          <w:b/>
-          <w:bCs/>
-        </w:rPr>
-        <w:t xml:space="preserve">subnetting classless</w:t>
-      </w:r>
-      <w:r>
-        <w:rPr>
-          <w:rFonts w:ascii="Calibri" w:cs="Calibri" w:eastAsia="Calibri" w:hAnsi="Calibri"/>
-          <w:b w:val="false"/>
-          <w:bCs w:val="false"/>
-        </w:rPr>
-        <w:t xml:space="preserve"> — el tamaño de subred se elige por necesidad de hosts, no por la clase original del bloque — no una propiedad "clase C" del espacio de direcciones. La clase describe el bloque original antes de subnetear; la máscara describe cómo se subneteó después, algo que el sistema de clases nunca contempló. En este proyecto: el bloque </w:t>
-      </w:r>
-      <w:r>
-        <w:rPr>
-          <w:rFonts w:ascii="Consolas" w:cs="Consolas" w:eastAsia="Consolas" w:hAnsi="Consolas"/>
-          <w:sz w:val="20"/>
-          <w:szCs w:val="20"/>
-          <w:shd w:fill="EDEDED" w:val="clear"/>
-        </w:rPr>
-        <w:t xml:space="preserve">10.10.0.0/16</w:t>
-      </w:r>
-      <w:r>
-        <w:rPr>
-          <w:rFonts w:ascii="Calibri" w:cs="Calibri" w:eastAsia="Calibri" w:hAnsi="Calibri"/>
-          <w:b w:val="false"/>
-          <w:bCs w:val="false"/>
-        </w:rPr>
-        <w:t xml:space="preserve"> es una subred de la Clase A privada </w:t>
-      </w:r>
-      <w:r>
-        <w:rPr>
-          <w:rFonts w:ascii="Consolas" w:cs="Consolas" w:eastAsia="Consolas" w:hAnsi="Consolas"/>
-          <w:sz w:val="20"/>
-          <w:szCs w:val="20"/>
-          <w:shd w:fill="EDEDED" w:val="clear"/>
-        </w:rPr>
-        <w:t xml:space="preserve">10.0.0.0/8</w:t>
-      </w:r>
-      <w:r>
-        <w:rPr>
-          <w:rFonts w:ascii="Calibri" w:cs="Calibri" w:eastAsia="Calibri" w:hAnsi="Calibri"/>
-          <w:b w:val="false"/>
-          <w:bCs w:val="false"/>
-        </w:rPr>
-        <w:t xml:space="preserve">, subneteada de forma classless en 12 subredes </w:t>
-      </w:r>
-      <w:r>
-        <w:rPr>
-          <w:rFonts w:ascii="Consolas" w:cs="Consolas" w:eastAsia="Consolas" w:hAnsi="Consolas"/>
-          <w:sz w:val="20"/>
-          <w:szCs w:val="20"/>
-          <w:shd w:fill="EDEDED" w:val="clear"/>
-        </w:rPr>
-        <w:t xml:space="preserve">/24</w:t>
-      </w:r>
-      <w:r>
-        <w:rPr>
-          <w:rFonts w:ascii="Calibri" w:cs="Calibri" w:eastAsia="Calibri" w:hAnsi="Calibri"/>
-          <w:b w:val="false"/>
-          <w:bCs w:val="false"/>
-        </w:rPr>
-        <w:t xml:space="preserve"> mediante VLSM/CIDR.</w:t>
-      </w:r>
-    </w:p>
-    <w:p>
-      <w:pPr>
-        <w:pStyle w:val="Heading2"/>
-        <w:spacing w:after="120" w:before="240"/>
-      </w:pPr>
-      <w:r>
-        <w:rPr>
-          <w:rFonts w:ascii="Calibri" w:cs="Calibri" w:eastAsia="Calibri" w:hAnsi="Calibri"/>
-          <w:b w:val="false"/>
-          <w:bCs w:val="false"/>
-        </w:rPr>
-        <w:t xml:space="preserve">5.3 Tabla maestra de VLANs</w:t>
-      </w:r>
-    </w:p>
-    <w:tbl>
-      <w:tblPr>
-        <w:tblW w:type="dxa" w:w="9000"/>
-        <w:tblBorders>
-          <w:top w:val="single" w:color="auto" w:sz="4"/>
-          <w:left w:val="single" w:color="auto" w:sz="4"/>
-          <w:bottom w:val="single" w:color="auto" w:sz="4"/>
-          <w:right w:val="single" w:color="auto" w:sz="4"/>
-          <w:insideH w:val="single" w:color="auto" w:sz="4"/>
-          <w:insideV w:val="single" w:color="auto" w:sz="4"/>
-        </w:tblBorders>
-      </w:tblPr>
-      <w:tblGrid>
-        <w:gridCol w:w="1125"/>
-        <w:gridCol w:w="1125"/>
-        <w:gridCol w:w="1125"/>
-        <w:gridCol w:w="1125"/>
-        <w:gridCol w:w="1125"/>
-        <w:gridCol w:w="1125"/>
-        <w:gridCol w:w="1125"/>
-        <w:gridCol w:w="1125"/>
-      </w:tblGrid>
-      <w:tr>
-        <w:trPr>
-          <w:tblHeader/>
-        </w:trPr>
-        <w:tc>
-          <w:tcPr>
-            <w:tcW w:type="dxa" w:w="1125"/>
-            <w:shd w:fill="2E5395" w:val="clear"/>
-            <w:tcMar>
-              <w:top w:type="dxa" w:w="60"/>
-              <w:left w:type="dxa" w:w="80"/>
-              <w:bottom w:type="dxa" w:w="60"/>
-              <w:right w:type="dxa" w:w="80"/>
-            </w:tcMar>
-          </w:tcPr>
-          <w:p>
-            <w:pPr>
-              <w:spacing w:after="40"/>
-            </w:pPr>
-            <w:r>
-              <w:rPr>
-                <w:rFonts w:ascii="Calibri" w:cs="Calibri" w:eastAsia="Calibri" w:hAnsi="Calibri"/>
-                <w:b/>
-                <w:bCs/>
-                <w:color w:val="FFFFFF"/>
-                <w:sz w:val="20"/>
-                <w:szCs w:val="20"/>
-              </w:rPr>
-              <w:t xml:space="preserve">VLAN</w:t>
-            </w:r>
-          </w:p>
-        </w:tc>
-        <w:tc>
-          <w:tcPr>
-            <w:tcW w:type="dxa" w:w="1125"/>
-            <w:shd w:fill="2E5395" w:val="clear"/>
-            <w:tcMar>
-              <w:top w:type="dxa" w:w="60"/>
-              <w:left w:type="dxa" w:w="80"/>
-              <w:bottom w:type="dxa" w:w="60"/>
-              <w:right w:type="dxa" w:w="80"/>
-            </w:tcMar>
-          </w:tcPr>
-          <w:p>
-            <w:pPr>
-              <w:spacing w:after="40"/>
-            </w:pPr>
-            <w:r>
-              <w:rPr>
-                <w:rFonts w:ascii="Calibri" w:cs="Calibri" w:eastAsia="Calibri" w:hAnsi="Calibri"/>
-                <w:b/>
-                <w:bCs/>
-                <w:color w:val="FFFFFF"/>
-                <w:sz w:val="20"/>
-                <w:szCs w:val="20"/>
-              </w:rPr>
-              <w:t xml:space="preserve">Nombre</w:t>
-            </w:r>
-          </w:p>
-        </w:tc>
-        <w:tc>
-          <w:tcPr>
-            <w:tcW w:type="dxa" w:w="1125"/>
-            <w:shd w:fill="2E5395" w:val="clear"/>
-            <w:tcMar>
-              <w:top w:type="dxa" w:w="60"/>
-              <w:left w:type="dxa" w:w="80"/>
-              <w:bottom w:type="dxa" w:w="60"/>
-              <w:right w:type="dxa" w:w="80"/>
-            </w:tcMar>
-          </w:tcPr>
-          <w:p>
-            <w:pPr>
-              <w:spacing w:after="40"/>
-            </w:pPr>
-            <w:r>
-              <w:rPr>
-                <w:rFonts w:ascii="Calibri" w:cs="Calibri" w:eastAsia="Calibri" w:hAnsi="Calibri"/>
-                <w:b/>
-                <w:bCs/>
-                <w:color w:val="FFFFFF"/>
-                <w:sz w:val="20"/>
-                <w:szCs w:val="20"/>
-              </w:rPr>
-              <w:t xml:space="preserve">Área / Función</w:t>
-            </w:r>
-          </w:p>
-        </w:tc>
-        <w:tc>
-          <w:tcPr>
-            <w:tcW w:type="dxa" w:w="1125"/>
-            <w:shd w:fill="2E5395" w:val="clear"/>
-            <w:tcMar>
-              <w:top w:type="dxa" w:w="60"/>
-              <w:left w:type="dxa" w:w="80"/>
-              <w:bottom w:type="dxa" w:w="60"/>
-              <w:right w:type="dxa" w:w="80"/>
-            </w:tcMar>
-          </w:tcPr>
-          <w:p>
-            <w:pPr>
-              <w:spacing w:after="40"/>
-            </w:pPr>
-            <w:r>
-              <w:rPr>
-                <w:rFonts w:ascii="Calibri" w:cs="Calibri" w:eastAsia="Calibri" w:hAnsi="Calibri"/>
-                <w:b/>
-                <w:bCs/>
-                <w:color w:val="FFFFFF"/>
-                <w:sz w:val="20"/>
-                <w:szCs w:val="20"/>
-              </w:rPr>
-              <w:t xml:space="preserve">Dispositivos aprox.</w:t>
-            </w:r>
-          </w:p>
-        </w:tc>
-        <w:tc>
-          <w:tcPr>
-            <w:tcW w:type="dxa" w:w="1125"/>
-            <w:shd w:fill="2E5395" w:val="clear"/>
-            <w:tcMar>
-              <w:top w:type="dxa" w:w="60"/>
-              <w:left w:type="dxa" w:w="80"/>
-              <w:bottom w:type="dxa" w:w="60"/>
-              <w:right w:type="dxa" w:w="80"/>
-            </w:tcMar>
-          </w:tcPr>
-          <w:p>
-            <w:pPr>
-              <w:spacing w:after="40"/>
-            </w:pPr>
-            <w:r>
-              <w:rPr>
-                <w:rFonts w:ascii="Calibri" w:cs="Calibri" w:eastAsia="Calibri" w:hAnsi="Calibri"/>
-                <w:b/>
-                <w:bCs/>
-                <w:color w:val="FFFFFF"/>
-                <w:sz w:val="20"/>
-                <w:szCs w:val="20"/>
-              </w:rPr>
-              <w:t xml:space="preserve">Subred</w:t>
-            </w:r>
-          </w:p>
-        </w:tc>
-        <w:tc>
-          <w:tcPr>
-            <w:tcW w:type="dxa" w:w="1125"/>
-            <w:shd w:fill="2E5395" w:val="clear"/>
-            <w:tcMar>
-              <w:top w:type="dxa" w:w="60"/>
-              <w:left w:type="dxa" w:w="80"/>
-              <w:bottom w:type="dxa" w:w="60"/>
-              <w:right w:type="dxa" w:w="80"/>
-            </w:tcMar>
-          </w:tcPr>
-          <w:p>
-            <w:pPr>
-              <w:spacing w:after="40"/>
-            </w:pPr>
-            <w:r>
-              <w:rPr>
-                <w:rFonts w:ascii="Calibri" w:cs="Calibri" w:eastAsia="Calibri" w:hAnsi="Calibri"/>
-                <w:b/>
-                <w:bCs/>
-                <w:color w:val="FFFFFF"/>
-                <w:sz w:val="20"/>
-                <w:szCs w:val="20"/>
-              </w:rPr>
-              <w:t xml:space="preserve">Gateway</w:t>
-            </w:r>
-          </w:p>
-        </w:tc>
-        <w:tc>
-          <w:tcPr>
-            <w:tcW w:type="dxa" w:w="1125"/>
-            <w:shd w:fill="2E5395" w:val="clear"/>
-            <w:tcMar>
-              <w:top w:type="dxa" w:w="60"/>
-              <w:left w:type="dxa" w:w="80"/>
-              <w:bottom w:type="dxa" w:w="60"/>
-              <w:right w:type="dxa" w:w="80"/>
-            </w:tcMar>
-          </w:tcPr>
-          <w:p>
-            <w:pPr>
-              <w:spacing w:after="40"/>
-            </w:pPr>
-            <w:r>
-              <w:rPr>
-                <w:rFonts w:ascii="Calibri" w:cs="Calibri" w:eastAsia="Calibri" w:hAnsi="Calibri"/>
-                <w:b/>
-                <w:bCs/>
-                <w:color w:val="FFFFFF"/>
-                <w:sz w:val="20"/>
-                <w:szCs w:val="20"/>
-              </w:rPr>
-              <w:t xml:space="preserve">Rango DHCP</w:t>
-            </w:r>
-          </w:p>
-        </w:tc>
-        <w:tc>
-          <w:tcPr>
-            <w:tcW w:type="dxa" w:w="1125"/>
-            <w:shd w:fill="2E5395" w:val="clear"/>
-            <w:tcMar>
-              <w:top w:type="dxa" w:w="60"/>
-              <w:left w:type="dxa" w:w="80"/>
-              <w:bottom w:type="dxa" w:w="60"/>
-              <w:right w:type="dxa" w:w="80"/>
-            </w:tcMar>
-          </w:tcPr>
-          <w:p>
-            <w:pPr>
-              <w:spacing w:after="40"/>
-            </w:pPr>
-            <w:r>
-              <w:rPr>
-                <w:rFonts w:ascii="Calibri" w:cs="Calibri" w:eastAsia="Calibri" w:hAnsi="Calibri"/>
-                <w:b/>
-                <w:bCs/>
-                <w:color w:val="FFFFFF"/>
-                <w:sz w:val="20"/>
-                <w:szCs w:val="20"/>
-              </w:rPr>
-              <w:t xml:space="preserve">Rango estático</w:t>
-            </w:r>
-          </w:p>
-        </w:tc>
-      </w:tr>
-      <w:tr>
-        <w:trPr>
-          <w:tblHeader w:val="false"/>
-        </w:trPr>
-        <w:tc>
-          <w:tcPr>
-            <w:tcW w:type="dxa" w:w="1125"/>
-            <w:tcMar>
-              <w:top w:type="dxa" w:w="60"/>
-              <w:left w:type="dxa" w:w="80"/>
-              <w:bottom w:type="dxa" w:w="60"/>
-              <w:right w:type="dxa" w:w="80"/>
-            </w:tcMar>
-          </w:tcPr>
-          <w:p>
-            <w:pPr>
-              <w:spacing w:after="40"/>
-            </w:pPr>
-            <w:r>
-              <w:rPr>
-                <w:rFonts w:ascii="Calibri" w:cs="Calibri" w:eastAsia="Calibri" w:hAnsi="Calibri"/>
-                <w:b w:val="false"/>
-                <w:bCs w:val="false"/>
-                <w:sz w:val="20"/>
-                <w:szCs w:val="20"/>
-              </w:rPr>
-              <w:t xml:space="preserve">10</w:t>
-            </w:r>
-          </w:p>
-        </w:tc>
-        <w:tc>
-          <w:tcPr>
-            <w:tcW w:type="dxa" w:w="1125"/>
-            <w:tcMar>
-              <w:top w:type="dxa" w:w="60"/>
-              <w:left w:type="dxa" w:w="80"/>
-              <w:bottom w:type="dxa" w:w="60"/>
-              <w:right w:type="dxa" w:w="80"/>
-            </w:tcMar>
-          </w:tcPr>
-          <w:p>
-            <w:pPr>
-              <w:spacing w:after="40"/>
-            </w:pPr>
-            <w:r>
-              <w:rPr>
-                <w:rFonts w:ascii="Calibri" w:cs="Calibri" w:eastAsia="Calibri" w:hAnsi="Calibri"/>
-                <w:b w:val="false"/>
-                <w:bCs w:val="false"/>
-                <w:sz w:val="20"/>
-                <w:szCs w:val="20"/>
-              </w:rPr>
-              <w:t xml:space="preserve">VLAN10-ADMIN</w:t>
-            </w:r>
-          </w:p>
-        </w:tc>
-        <w:tc>
-          <w:tcPr>
-            <w:tcW w:type="dxa" w:w="1125"/>
-            <w:tcMar>
-              <w:top w:type="dxa" w:w="60"/>
-              <w:left w:type="dxa" w:w="80"/>
-              <w:bottom w:type="dxa" w:w="60"/>
-              <w:right w:type="dxa" w:w="80"/>
-            </w:tcMar>
-          </w:tcPr>
-          <w:p>
-            <w:pPr>
-              <w:spacing w:after="40"/>
-            </w:pPr>
-            <w:r>
-              <w:rPr>
-                <w:rFonts w:ascii="Calibri" w:cs="Calibri" w:eastAsia="Calibri" w:hAnsi="Calibri"/>
-                <w:b w:val="false"/>
-                <w:bCs w:val="false"/>
-                <w:sz w:val="20"/>
-                <w:szCs w:val="20"/>
-              </w:rPr>
-              <w:t xml:space="preserve">Administración</w:t>
-            </w:r>
-          </w:p>
-        </w:tc>
-        <w:tc>
-          <w:tcPr>
-            <w:tcW w:type="dxa" w:w="1125"/>
-            <w:tcMar>
-              <w:top w:type="dxa" w:w="60"/>
-              <w:left w:type="dxa" w:w="80"/>
-              <w:bottom w:type="dxa" w:w="60"/>
-              <w:right w:type="dxa" w:w="80"/>
-            </w:tcMar>
-          </w:tcPr>
-          <w:p>
-            <w:pPr>
-              <w:spacing w:after="40"/>
-            </w:pPr>
-            <w:r>
-              <w:rPr>
-                <w:rFonts w:ascii="Calibri" w:cs="Calibri" w:eastAsia="Calibri" w:hAnsi="Calibri"/>
-                <w:b w:val="false"/>
-                <w:bCs w:val="false"/>
-                <w:sz w:val="20"/>
-                <w:szCs w:val="20"/>
-              </w:rPr>
-              <w:t xml:space="preserve">14</w:t>
-            </w:r>
-          </w:p>
-        </w:tc>
-        <w:tc>
-          <w:tcPr>
-            <w:tcW w:type="dxa" w:w="1125"/>
-            <w:tcMar>
-              <w:top w:type="dxa" w:w="60"/>
-              <w:left w:type="dxa" w:w="80"/>
-              <w:bottom w:type="dxa" w:w="60"/>
-              <w:right w:type="dxa" w:w="80"/>
-            </w:tcMar>
-          </w:tcPr>
-          <w:p>
-            <w:pPr>
-              <w:spacing w:after="40"/>
-            </w:pPr>
-            <w:r>
-              <w:rPr>
-                <w:rFonts w:ascii="Calibri" w:cs="Calibri" w:eastAsia="Calibri" w:hAnsi="Calibri"/>
-                <w:b w:val="false"/>
-                <w:bCs w:val="false"/>
-                <w:sz w:val="20"/>
-                <w:szCs w:val="20"/>
-              </w:rPr>
-              <w:t xml:space="preserve">10.10.10.0/24</w:t>
-            </w:r>
-          </w:p>
-        </w:tc>
-        <w:tc>
-          <w:tcPr>
-            <w:tcW w:type="dxa" w:w="1125"/>
-            <w:tcMar>
-              <w:top w:type="dxa" w:w="60"/>
-              <w:left w:type="dxa" w:w="80"/>
-              <w:bottom w:type="dxa" w:w="60"/>
-              <w:right w:type="dxa" w:w="80"/>
-            </w:tcMar>
-          </w:tcPr>
-          <w:p>
-            <w:pPr>
-              <w:spacing w:after="40"/>
-            </w:pPr>
-            <w:r>
-              <w:rPr>
-                <w:rFonts w:ascii="Calibri" w:cs="Calibri" w:eastAsia="Calibri" w:hAnsi="Calibri"/>
-                <w:b w:val="false"/>
-                <w:bCs w:val="false"/>
-                <w:sz w:val="20"/>
-                <w:szCs w:val="20"/>
-              </w:rPr>
-              <w:t xml:space="preserve">10.10.10.1</w:t>
-            </w:r>
-          </w:p>
-        </w:tc>
-        <w:tc>
-          <w:tcPr>
-            <w:tcW w:type="dxa" w:w="1125"/>
-            <w:tcMar>
-              <w:top w:type="dxa" w:w="60"/>
-              <w:left w:type="dxa" w:w="80"/>
-              <w:bottom w:type="dxa" w:w="60"/>
-              <w:right w:type="dxa" w:w="80"/>
-            </w:tcMar>
-          </w:tcPr>
-          <w:p>
-            <w:pPr>
-              <w:spacing w:after="40"/>
-            </w:pPr>
-            <w:r>
-              <w:rPr>
-                <w:rFonts w:ascii="Calibri" w:cs="Calibri" w:eastAsia="Calibri" w:hAnsi="Calibri"/>
-                <w:b w:val="false"/>
-                <w:bCs w:val="false"/>
-                <w:sz w:val="20"/>
-                <w:szCs w:val="20"/>
-              </w:rPr>
-              <w:t xml:space="preserve">.100–.200</w:t>
-            </w:r>
-          </w:p>
-        </w:tc>
-        <w:tc>
-          <w:tcPr>
-            <w:tcW w:type="dxa" w:w="1125"/>
-            <w:tcMar>
-              <w:top w:type="dxa" w:w="60"/>
-              <w:left w:type="dxa" w:w="80"/>
-              <w:bottom w:type="dxa" w:w="60"/>
-              <w:right w:type="dxa" w:w="80"/>
-            </w:tcMar>
-          </w:tcPr>
-          <w:p>
-            <w:pPr>
-              <w:spacing w:after="40"/>
-            </w:pPr>
-            <w:r>
-              <w:rPr>
-                <w:rFonts w:ascii="Calibri" w:cs="Calibri" w:eastAsia="Calibri" w:hAnsi="Calibri"/>
-                <w:b w:val="false"/>
-                <w:bCs w:val="false"/>
-                <w:sz w:val="20"/>
-                <w:szCs w:val="20"/>
-              </w:rPr>
-              <w:t xml:space="preserve">.2–.99</w:t>
-            </w:r>
-          </w:p>
-        </w:tc>
-      </w:tr>
-      <w:tr>
-        <w:trPr>
-          <w:tblHeader w:val="false"/>
-        </w:trPr>
-        <w:tc>
-          <w:tcPr>
-            <w:tcW w:type="dxa" w:w="1125"/>
-            <w:tcMar>
-              <w:top w:type="dxa" w:w="60"/>
-              <w:left w:type="dxa" w:w="80"/>
-              <w:bottom w:type="dxa" w:w="60"/>
-              <w:right w:type="dxa" w:w="80"/>
-            </w:tcMar>
-          </w:tcPr>
-          <w:p>
-            <w:pPr>
-              <w:spacing w:after="40"/>
-            </w:pPr>
-            <w:r>
-              <w:rPr>
-                <w:rFonts w:ascii="Calibri" w:cs="Calibri" w:eastAsia="Calibri" w:hAnsi="Calibri"/>
-                <w:b w:val="false"/>
-                <w:bCs w:val="false"/>
-                <w:sz w:val="20"/>
-                <w:szCs w:val="20"/>
-              </w:rPr>
-              <w:t xml:space="preserve">20</w:t>
-            </w:r>
-          </w:p>
-        </w:tc>
-        <w:tc>
-          <w:tcPr>
-            <w:tcW w:type="dxa" w:w="1125"/>
-            <w:tcMar>
-              <w:top w:type="dxa" w:w="60"/>
-              <w:left w:type="dxa" w:w="80"/>
-              <w:bottom w:type="dxa" w:w="60"/>
-              <w:right w:type="dxa" w:w="80"/>
-            </w:tcMar>
-          </w:tcPr>
-          <w:p>
-            <w:pPr>
-              <w:spacing w:after="40"/>
-            </w:pPr>
-            <w:r>
-              <w:rPr>
-                <w:rFonts w:ascii="Calibri" w:cs="Calibri" w:eastAsia="Calibri" w:hAnsi="Calibri"/>
-                <w:b w:val="false"/>
-                <w:bCs w:val="false"/>
-                <w:sz w:val="20"/>
-                <w:szCs w:val="20"/>
-              </w:rPr>
-              <w:t xml:space="preserve">VLAN20-VENTAS</w:t>
-            </w:r>
-          </w:p>
-        </w:tc>
-        <w:tc>
-          <w:tcPr>
-            <w:tcW w:type="dxa" w:w="1125"/>
-            <w:tcMar>
-              <w:top w:type="dxa" w:w="60"/>
-              <w:left w:type="dxa" w:w="80"/>
-              <w:bottom w:type="dxa" w:w="60"/>
-              <w:right w:type="dxa" w:w="80"/>
-            </w:tcMar>
-          </w:tcPr>
-          <w:p>
-            <w:pPr>
-              <w:spacing w:after="40"/>
-            </w:pPr>
-            <w:r>
-              <w:rPr>
-                <w:rFonts w:ascii="Calibri" w:cs="Calibri" w:eastAsia="Calibri" w:hAnsi="Calibri"/>
-                <w:b w:val="false"/>
-                <w:bCs w:val="false"/>
-                <w:sz w:val="20"/>
-                <w:szCs w:val="20"/>
-              </w:rPr>
-              <w:t xml:space="preserve">Ventas</w:t>
-            </w:r>
-          </w:p>
-        </w:tc>
-        <w:tc>
-          <w:tcPr>
-            <w:tcW w:type="dxa" w:w="1125"/>
-            <w:tcMar>
-              <w:top w:type="dxa" w:w="60"/>
-              <w:left w:type="dxa" w:w="80"/>
-              <w:bottom w:type="dxa" w:w="60"/>
-              <w:right w:type="dxa" w:w="80"/>
-            </w:tcMar>
-          </w:tcPr>
-          <w:p>
-            <w:pPr>
-              <w:spacing w:after="40"/>
-            </w:pPr>
-            <w:r>
-              <w:rPr>
-                <w:rFonts w:ascii="Calibri" w:cs="Calibri" w:eastAsia="Calibri" w:hAnsi="Calibri"/>
-                <w:b w:val="false"/>
-                <w:bCs w:val="false"/>
-                <w:sz w:val="20"/>
-                <w:szCs w:val="20"/>
-              </w:rPr>
-              <w:t xml:space="preserve">30</w:t>
-            </w:r>
-          </w:p>
-        </w:tc>
-        <w:tc>
-          <w:tcPr>
-            <w:tcW w:type="dxa" w:w="1125"/>
-            <w:tcMar>
-              <w:top w:type="dxa" w:w="60"/>
-              <w:left w:type="dxa" w:w="80"/>
-              <w:bottom w:type="dxa" w:w="60"/>
-              <w:right w:type="dxa" w:w="80"/>
-            </w:tcMar>
-          </w:tcPr>
-          <w:p>
-            <w:pPr>
-              <w:spacing w:after="40"/>
-            </w:pPr>
-            <w:r>
-              <w:rPr>
-                <w:rFonts w:ascii="Calibri" w:cs="Calibri" w:eastAsia="Calibri" w:hAnsi="Calibri"/>
-                <w:b w:val="false"/>
-                <w:bCs w:val="false"/>
-                <w:sz w:val="20"/>
-                <w:szCs w:val="20"/>
-              </w:rPr>
-              <w:t xml:space="preserve">10.10.20.0/24</w:t>
-            </w:r>
-          </w:p>
-        </w:tc>
-        <w:tc>
-          <w:tcPr>
-            <w:tcW w:type="dxa" w:w="1125"/>
-            <w:tcMar>
-              <w:top w:type="dxa" w:w="60"/>
-              <w:left w:type="dxa" w:w="80"/>
-              <w:bottom w:type="dxa" w:w="60"/>
-              <w:right w:type="dxa" w:w="80"/>
-            </w:tcMar>
-          </w:tcPr>
-          <w:p>
-            <w:pPr>
-              <w:spacing w:after="40"/>
-            </w:pPr>
-            <w:r>
-              <w:rPr>
-                <w:rFonts w:ascii="Calibri" w:cs="Calibri" w:eastAsia="Calibri" w:hAnsi="Calibri"/>
-                <w:b w:val="false"/>
-                <w:bCs w:val="false"/>
-                <w:sz w:val="20"/>
-                <w:szCs w:val="20"/>
-              </w:rPr>
-              <w:t xml:space="preserve">10.10.20.1</w:t>
-            </w:r>
-          </w:p>
-        </w:tc>
-        <w:tc>
-          <w:tcPr>
-            <w:tcW w:type="dxa" w:w="1125"/>
-            <w:tcMar>
-              <w:top w:type="dxa" w:w="60"/>
-              <w:left w:type="dxa" w:w="80"/>
-              <w:bottom w:type="dxa" w:w="60"/>
-              <w:right w:type="dxa" w:w="80"/>
-            </w:tcMar>
-          </w:tcPr>
-          <w:p>
-            <w:pPr>
-              <w:spacing w:after="40"/>
-            </w:pPr>
-            <w:r>
-              <w:rPr>
-                <w:rFonts w:ascii="Calibri" w:cs="Calibri" w:eastAsia="Calibri" w:hAnsi="Calibri"/>
-                <w:b w:val="false"/>
-                <w:bCs w:val="false"/>
-                <w:sz w:val="20"/>
-                <w:szCs w:val="20"/>
-              </w:rPr>
-              <w:t xml:space="preserve">.100–.200</w:t>
-            </w:r>
-          </w:p>
-        </w:tc>
-        <w:tc>
-          <w:tcPr>
-            <w:tcW w:type="dxa" w:w="1125"/>
-            <w:tcMar>
-              <w:top w:type="dxa" w:w="60"/>
-              <w:left w:type="dxa" w:w="80"/>
-              <w:bottom w:type="dxa" w:w="60"/>
-              <w:right w:type="dxa" w:w="80"/>
-            </w:tcMar>
-          </w:tcPr>
-          <w:p>
-            <w:pPr>
-              <w:spacing w:after="40"/>
-            </w:pPr>
-            <w:r>
-              <w:rPr>
-                <w:rFonts w:ascii="Calibri" w:cs="Calibri" w:eastAsia="Calibri" w:hAnsi="Calibri"/>
-                <w:b w:val="false"/>
-                <w:bCs w:val="false"/>
-                <w:sz w:val="20"/>
-                <w:szCs w:val="20"/>
-              </w:rPr>
-              <w:t xml:space="preserve">.2–.99</w:t>
-            </w:r>
-          </w:p>
-        </w:tc>
-      </w:tr>
-      <w:tr>
-        <w:trPr>
-          <w:tblHeader w:val="false"/>
-        </w:trPr>
-        <w:tc>
-          <w:tcPr>
-            <w:tcW w:type="dxa" w:w="1125"/>
-            <w:tcMar>
-              <w:top w:type="dxa" w:w="60"/>
-              <w:left w:type="dxa" w:w="80"/>
-              <w:bottom w:type="dxa" w:w="60"/>
-              <w:right w:type="dxa" w:w="80"/>
-            </w:tcMar>
-          </w:tcPr>
-          <w:p>
-            <w:pPr>
-              <w:spacing w:after="40"/>
-            </w:pPr>
-            <w:r>
-              <w:rPr>
-                <w:rFonts w:ascii="Calibri" w:cs="Calibri" w:eastAsia="Calibri" w:hAnsi="Calibri"/>
-                <w:b w:val="false"/>
-                <w:bCs w:val="false"/>
-                <w:sz w:val="20"/>
-                <w:szCs w:val="20"/>
-              </w:rPr>
-              <w:t xml:space="preserve">30</w:t>
-            </w:r>
-          </w:p>
-        </w:tc>
-        <w:tc>
-          <w:tcPr>
-            <w:tcW w:type="dxa" w:w="1125"/>
-            <w:tcMar>
-              <w:top w:type="dxa" w:w="60"/>
-              <w:left w:type="dxa" w:w="80"/>
-              <w:bottom w:type="dxa" w:w="60"/>
-              <w:right w:type="dxa" w:w="80"/>
-            </w:tcMar>
-          </w:tcPr>
-          <w:p>
-            <w:pPr>
-              <w:spacing w:after="40"/>
-            </w:pPr>
-            <w:r>
-              <w:rPr>
-                <w:rFonts w:ascii="Calibri" w:cs="Calibri" w:eastAsia="Calibri" w:hAnsi="Calibri"/>
-                <w:b w:val="false"/>
-                <w:bCs w:val="false"/>
-                <w:sz w:val="20"/>
-                <w:szCs w:val="20"/>
-              </w:rPr>
-              <w:t xml:space="preserve">VLAN30-DEVIT-A</w:t>
-            </w:r>
-          </w:p>
-        </w:tc>
-        <w:tc>
-          <w:tcPr>
-            <w:tcW w:type="dxa" w:w="1125"/>
-            <w:tcMar>
-              <w:top w:type="dxa" w:w="60"/>
-              <w:left w:type="dxa" w:w="80"/>
-              <w:bottom w:type="dxa" w:w="60"/>
-              <w:right w:type="dxa" w:w="80"/>
-            </w:tcMar>
-          </w:tcPr>
-          <w:p>
-            <w:pPr>
-              <w:spacing w:after="40"/>
-            </w:pPr>
-            <w:r>
-              <w:rPr>
-                <w:rFonts w:ascii="Calibri" w:cs="Calibri" w:eastAsia="Calibri" w:hAnsi="Calibri"/>
-                <w:b w:val="false"/>
-                <w:bCs w:val="false"/>
-                <w:sz w:val="20"/>
-                <w:szCs w:val="20"/>
-              </w:rPr>
-              <w:t xml:space="preserve">Desarrollo I/T (Piso 3)</w:t>
-            </w:r>
-          </w:p>
-        </w:tc>
-        <w:tc>
-          <w:tcPr>
-            <w:tcW w:type="dxa" w:w="1125"/>
-            <w:tcMar>
-              <w:top w:type="dxa" w:w="60"/>
-              <w:left w:type="dxa" w:w="80"/>
-              <w:bottom w:type="dxa" w:w="60"/>
-              <w:right w:type="dxa" w:w="80"/>
-            </w:tcMar>
-          </w:tcPr>
-          <w:p>
-            <w:pPr>
-              <w:spacing w:after="40"/>
-            </w:pPr>
-            <w:r>
-              <w:rPr>
-                <w:rFonts w:ascii="Calibri" w:cs="Calibri" w:eastAsia="Calibri" w:hAnsi="Calibri"/>
-                <w:b w:val="false"/>
-                <w:bCs w:val="false"/>
-                <w:sz w:val="20"/>
-                <w:szCs w:val="20"/>
-              </w:rPr>
-              <w:t xml:space="preserve">55</w:t>
-            </w:r>
-          </w:p>
-        </w:tc>
-        <w:tc>
-          <w:tcPr>
-            <w:tcW w:type="dxa" w:w="1125"/>
-            <w:tcMar>
-              <w:top w:type="dxa" w:w="60"/>
-              <w:left w:type="dxa" w:w="80"/>
-              <w:bottom w:type="dxa" w:w="60"/>
-              <w:right w:type="dxa" w:w="80"/>
-            </w:tcMar>
-          </w:tcPr>
-          <w:p>
-            <w:pPr>
-              <w:spacing w:after="40"/>
-            </w:pPr>
-            <w:r>
-              <w:rPr>
-                <w:rFonts w:ascii="Calibri" w:cs="Calibri" w:eastAsia="Calibri" w:hAnsi="Calibri"/>
-                <w:b w:val="false"/>
-                <w:bCs w:val="false"/>
-                <w:sz w:val="20"/>
-                <w:szCs w:val="20"/>
-              </w:rPr>
-              <w:t xml:space="preserve">10.10.30.0/24</w:t>
-            </w:r>
-          </w:p>
-        </w:tc>
-        <w:tc>
-          <w:tcPr>
-            <w:tcW w:type="dxa" w:w="1125"/>
-            <w:tcMar>
-              <w:top w:type="dxa" w:w="60"/>
-              <w:left w:type="dxa" w:w="80"/>
-              <w:bottom w:type="dxa" w:w="60"/>
-              <w:right w:type="dxa" w:w="80"/>
-            </w:tcMar>
-          </w:tcPr>
-          <w:p>
-            <w:pPr>
-              <w:spacing w:after="40"/>
-            </w:pPr>
-            <w:r>
-              <w:rPr>
-                <w:rFonts w:ascii="Calibri" w:cs="Calibri" w:eastAsia="Calibri" w:hAnsi="Calibri"/>
-                <w:b w:val="false"/>
-                <w:bCs w:val="false"/>
-                <w:sz w:val="20"/>
-                <w:szCs w:val="20"/>
-              </w:rPr>
-              <w:t xml:space="preserve">10.10.30.1</w:t>
-            </w:r>
-          </w:p>
-        </w:tc>
-        <w:tc>
-          <w:tcPr>
-            <w:tcW w:type="dxa" w:w="1125"/>
-            <w:tcMar>
-              <w:top w:type="dxa" w:w="60"/>
-              <w:left w:type="dxa" w:w="80"/>
-              <w:bottom w:type="dxa" w:w="60"/>
-              <w:right w:type="dxa" w:w="80"/>
-            </w:tcMar>
-          </w:tcPr>
-          <w:p>
-            <w:pPr>
-              <w:spacing w:after="40"/>
-            </w:pPr>
-            <w:r>
-              <w:rPr>
-                <w:rFonts w:ascii="Calibri" w:cs="Calibri" w:eastAsia="Calibri" w:hAnsi="Calibri"/>
-                <w:b w:val="false"/>
-                <w:bCs w:val="false"/>
-                <w:sz w:val="20"/>
-                <w:szCs w:val="20"/>
-              </w:rPr>
-              <w:t xml:space="preserve">.100–.220</w:t>
-            </w:r>
-          </w:p>
-        </w:tc>
-        <w:tc>
-          <w:tcPr>
-            <w:tcW w:type="dxa" w:w="1125"/>
-            <w:tcMar>
-              <w:top w:type="dxa" w:w="60"/>
-              <w:left w:type="dxa" w:w="80"/>
-              <w:bottom w:type="dxa" w:w="60"/>
-              <w:right w:type="dxa" w:w="80"/>
-            </w:tcMar>
-          </w:tcPr>
-          <w:p>
-            <w:pPr>
-              <w:spacing w:after="40"/>
-            </w:pPr>
-            <w:r>
-              <w:rPr>
-                <w:rFonts w:ascii="Calibri" w:cs="Calibri" w:eastAsia="Calibri" w:hAnsi="Calibri"/>
-                <w:b w:val="false"/>
-                <w:bCs w:val="false"/>
-                <w:sz w:val="20"/>
-                <w:szCs w:val="20"/>
-              </w:rPr>
-              <w:t xml:space="preserve">.2–.99</w:t>
-            </w:r>
-          </w:p>
-        </w:tc>
-      </w:tr>
-      <w:tr>
-        <w:trPr>
-          <w:tblHeader w:val="false"/>
-        </w:trPr>
-        <w:tc>
-          <w:tcPr>
-            <w:tcW w:type="dxa" w:w="1125"/>
-            <w:tcMar>
-              <w:top w:type="dxa" w:w="60"/>
-              <w:left w:type="dxa" w:w="80"/>
-              <w:bottom w:type="dxa" w:w="60"/>
-              <w:right w:type="dxa" w:w="80"/>
-            </w:tcMar>
-          </w:tcPr>
-          <w:p>
-            <w:pPr>
-              <w:spacing w:after="40"/>
-            </w:pPr>
-            <w:r>
-              <w:rPr>
-                <w:rFonts w:ascii="Calibri" w:cs="Calibri" w:eastAsia="Calibri" w:hAnsi="Calibri"/>
-                <w:b w:val="false"/>
-                <w:bCs w:val="false"/>
-                <w:sz w:val="20"/>
-                <w:szCs w:val="20"/>
-              </w:rPr>
-              <w:t xml:space="preserve">31</w:t>
-            </w:r>
-          </w:p>
-        </w:tc>
-        <w:tc>
-          <w:tcPr>
-            <w:tcW w:type="dxa" w:w="1125"/>
-            <w:tcMar>
-              <w:top w:type="dxa" w:w="60"/>
-              <w:left w:type="dxa" w:w="80"/>
-              <w:bottom w:type="dxa" w:w="60"/>
-              <w:right w:type="dxa" w:w="80"/>
-            </w:tcMar>
-          </w:tcPr>
-          <w:p>
-            <w:pPr>
-              <w:spacing w:after="40"/>
-            </w:pPr>
-            <w:r>
-              <w:rPr>
-                <w:rFonts w:ascii="Calibri" w:cs="Calibri" w:eastAsia="Calibri" w:hAnsi="Calibri"/>
-                <w:b w:val="false"/>
-                <w:bCs w:val="false"/>
-                <w:sz w:val="20"/>
-                <w:szCs w:val="20"/>
-              </w:rPr>
-              <w:t xml:space="preserve">VLAN31-DEVIT-B</w:t>
-            </w:r>
-          </w:p>
-        </w:tc>
-        <w:tc>
-          <w:tcPr>
-            <w:tcW w:type="dxa" w:w="1125"/>
-            <w:tcMar>
-              <w:top w:type="dxa" w:w="60"/>
-              <w:left w:type="dxa" w:w="80"/>
-              <w:bottom w:type="dxa" w:w="60"/>
-              <w:right w:type="dxa" w:w="80"/>
-            </w:tcMar>
-          </w:tcPr>
-          <w:p>
-            <w:pPr>
-              <w:spacing w:after="40"/>
-            </w:pPr>
-            <w:r>
-              <w:rPr>
-                <w:rFonts w:ascii="Calibri" w:cs="Calibri" w:eastAsia="Calibri" w:hAnsi="Calibri"/>
-                <w:b w:val="false"/>
-                <w:bCs w:val="false"/>
-                <w:sz w:val="20"/>
-                <w:szCs w:val="20"/>
-              </w:rPr>
-              <w:t xml:space="preserve">Desarrollo I/T (Piso 4)</w:t>
-            </w:r>
-          </w:p>
-        </w:tc>
-        <w:tc>
-          <w:tcPr>
-            <w:tcW w:type="dxa" w:w="1125"/>
-            <w:tcMar>
-              <w:top w:type="dxa" w:w="60"/>
-              <w:left w:type="dxa" w:w="80"/>
-              <w:bottom w:type="dxa" w:w="60"/>
-              <w:right w:type="dxa" w:w="80"/>
-            </w:tcMar>
-          </w:tcPr>
-          <w:p>
-            <w:pPr>
-              <w:spacing w:after="40"/>
-            </w:pPr>
-            <w:r>
-              <w:rPr>
-                <w:rFonts w:ascii="Calibri" w:cs="Calibri" w:eastAsia="Calibri" w:hAnsi="Calibri"/>
-                <w:b w:val="false"/>
-                <w:bCs w:val="false"/>
-                <w:sz w:val="20"/>
-                <w:szCs w:val="20"/>
-              </w:rPr>
-              <w:t xml:space="preserve">55</w:t>
-            </w:r>
-          </w:p>
-        </w:tc>
-        <w:tc>
-          <w:tcPr>
-            <w:tcW w:type="dxa" w:w="1125"/>
-            <w:tcMar>
-              <w:top w:type="dxa" w:w="60"/>
-              <w:left w:type="dxa" w:w="80"/>
-              <w:bottom w:type="dxa" w:w="60"/>
-              <w:right w:type="dxa" w:w="80"/>
-            </w:tcMar>
-          </w:tcPr>
-          <w:p>
-            <w:pPr>
-              <w:spacing w:after="40"/>
-            </w:pPr>
-            <w:r>
-              <w:rPr>
-                <w:rFonts w:ascii="Calibri" w:cs="Calibri" w:eastAsia="Calibri" w:hAnsi="Calibri"/>
-                <w:b w:val="false"/>
-                <w:bCs w:val="false"/>
-                <w:sz w:val="20"/>
-                <w:szCs w:val="20"/>
-              </w:rPr>
-              <w:t xml:space="preserve">10.10.31.0/24</w:t>
-            </w:r>
-          </w:p>
-        </w:tc>
-        <w:tc>
-          <w:tcPr>
-            <w:tcW w:type="dxa" w:w="1125"/>
-            <w:tcMar>
-              <w:top w:type="dxa" w:w="60"/>
-              <w:left w:type="dxa" w:w="80"/>
-              <w:bottom w:type="dxa" w:w="60"/>
-              <w:right w:type="dxa" w:w="80"/>
-            </w:tcMar>
-          </w:tcPr>
-          <w:p>
-            <w:pPr>
-              <w:spacing w:after="40"/>
-            </w:pPr>
-            <w:r>
-              <w:rPr>
-                <w:rFonts w:ascii="Calibri" w:cs="Calibri" w:eastAsia="Calibri" w:hAnsi="Calibri"/>
-                <w:b w:val="false"/>
-                <w:bCs w:val="false"/>
-                <w:sz w:val="20"/>
-                <w:szCs w:val="20"/>
-              </w:rPr>
-              <w:t xml:space="preserve">10.10.31.1</w:t>
-            </w:r>
-          </w:p>
-        </w:tc>
-        <w:tc>
-          <w:tcPr>
-            <w:tcW w:type="dxa" w:w="1125"/>
-            <w:tcMar>
-              <w:top w:type="dxa" w:w="60"/>
-              <w:left w:type="dxa" w:w="80"/>
-              <w:bottom w:type="dxa" w:w="60"/>
-              <w:right w:type="dxa" w:w="80"/>
-            </w:tcMar>
-          </w:tcPr>
-          <w:p>
-            <w:pPr>
-              <w:spacing w:after="40"/>
-            </w:pPr>
-            <w:r>
-              <w:rPr>
-                <w:rFonts w:ascii="Calibri" w:cs="Calibri" w:eastAsia="Calibri" w:hAnsi="Calibri"/>
-                <w:b w:val="false"/>
-                <w:bCs w:val="false"/>
-                <w:sz w:val="20"/>
-                <w:szCs w:val="20"/>
-              </w:rPr>
-              <w:t xml:space="preserve">.100–.220</w:t>
-            </w:r>
-          </w:p>
-        </w:tc>
-        <w:tc>
-          <w:tcPr>
-            <w:tcW w:type="dxa" w:w="1125"/>
-            <w:tcMar>
-              <w:top w:type="dxa" w:w="60"/>
-              <w:left w:type="dxa" w:w="80"/>
-              <w:bottom w:type="dxa" w:w="60"/>
-              <w:right w:type="dxa" w:w="80"/>
-            </w:tcMar>
-          </w:tcPr>
-          <w:p>
-            <w:pPr>
-              <w:spacing w:after="40"/>
-            </w:pPr>
-            <w:r>
-              <w:rPr>
-                <w:rFonts w:ascii="Calibri" w:cs="Calibri" w:eastAsia="Calibri" w:hAnsi="Calibri"/>
-                <w:b w:val="false"/>
-                <w:bCs w:val="false"/>
-                <w:sz w:val="20"/>
-                <w:szCs w:val="20"/>
-              </w:rPr>
-              <w:t xml:space="preserve">.2–.99</w:t>
-            </w:r>
-          </w:p>
-        </w:tc>
-      </w:tr>
-      <w:tr>
-        <w:trPr>
-          <w:tblHeader w:val="false"/>
-        </w:trPr>
-        <w:tc>
-          <w:tcPr>
-            <w:tcW w:type="dxa" w:w="1125"/>
-            <w:tcMar>
-              <w:top w:type="dxa" w:w="60"/>
-              <w:left w:type="dxa" w:w="80"/>
-              <w:bottom w:type="dxa" w:w="60"/>
-              <w:right w:type="dxa" w:w="80"/>
-            </w:tcMar>
-          </w:tcPr>
-          <w:p>
-            <w:pPr>
-              <w:spacing w:after="40"/>
-            </w:pPr>
-            <w:r>
-              <w:rPr>
-                <w:rFonts w:ascii="Calibri" w:cs="Calibri" w:eastAsia="Calibri" w:hAnsi="Calibri"/>
-                <w:b w:val="false"/>
-                <w:bCs w:val="false"/>
-                <w:sz w:val="20"/>
-                <w:szCs w:val="20"/>
-              </w:rPr>
-              <w:t xml:space="preserve">40</w:t>
-            </w:r>
-          </w:p>
-        </w:tc>
-        <w:tc>
-          <w:tcPr>
-            <w:tcW w:type="dxa" w:w="1125"/>
-            <w:tcMar>
-              <w:top w:type="dxa" w:w="60"/>
-              <w:left w:type="dxa" w:w="80"/>
-              <w:bottom w:type="dxa" w:w="60"/>
-              <w:right w:type="dxa" w:w="80"/>
-            </w:tcMar>
-          </w:tcPr>
-          <w:p>
-            <w:pPr>
-              <w:spacing w:after="40"/>
-            </w:pPr>
-            <w:r>
-              <w:rPr>
-                <w:rFonts w:ascii="Calibri" w:cs="Calibri" w:eastAsia="Calibri" w:hAnsi="Calibri"/>
-                <w:b w:val="false"/>
-                <w:bCs w:val="false"/>
-                <w:sz w:val="20"/>
-                <w:szCs w:val="20"/>
-              </w:rPr>
-              <w:t xml:space="preserve">VLAN40-SOPORTE</w:t>
-            </w:r>
-          </w:p>
-        </w:tc>
-        <w:tc>
-          <w:tcPr>
-            <w:tcW w:type="dxa" w:w="1125"/>
-            <w:tcMar>
-              <w:top w:type="dxa" w:w="60"/>
-              <w:left w:type="dxa" w:w="80"/>
-              <w:bottom w:type="dxa" w:w="60"/>
-              <w:right w:type="dxa" w:w="80"/>
-            </w:tcMar>
-          </w:tcPr>
-          <w:p>
-            <w:pPr>
-              <w:spacing w:after="40"/>
-            </w:pPr>
-            <w:r>
-              <w:rPr>
-                <w:rFonts w:ascii="Calibri" w:cs="Calibri" w:eastAsia="Calibri" w:hAnsi="Calibri"/>
-                <w:b w:val="false"/>
-                <w:bCs w:val="false"/>
-                <w:sz w:val="20"/>
-                <w:szCs w:val="20"/>
-              </w:rPr>
-              <w:t xml:space="preserve">Soporte I/T</w:t>
-            </w:r>
-          </w:p>
-        </w:tc>
-        <w:tc>
-          <w:tcPr>
-            <w:tcW w:type="dxa" w:w="1125"/>
-            <w:tcMar>
-              <w:top w:type="dxa" w:w="60"/>
-              <w:left w:type="dxa" w:w="80"/>
-              <w:bottom w:type="dxa" w:w="60"/>
-              <w:right w:type="dxa" w:w="80"/>
-            </w:tcMar>
-          </w:tcPr>
-          <w:p>
-            <w:pPr>
-              <w:spacing w:after="40"/>
-            </w:pPr>
-            <w:r>
-              <w:rPr>
-                <w:rFonts w:ascii="Calibri" w:cs="Calibri" w:eastAsia="Calibri" w:hAnsi="Calibri"/>
-                <w:b w:val="false"/>
-                <w:bCs w:val="false"/>
-                <w:sz w:val="20"/>
-                <w:szCs w:val="20"/>
-              </w:rPr>
-              <w:t xml:space="preserve">12</w:t>
-            </w:r>
-          </w:p>
-        </w:tc>
-        <w:tc>
-          <w:tcPr>
-            <w:tcW w:type="dxa" w:w="1125"/>
-            <w:tcMar>
-              <w:top w:type="dxa" w:w="60"/>
-              <w:left w:type="dxa" w:w="80"/>
-              <w:bottom w:type="dxa" w:w="60"/>
-              <w:right w:type="dxa" w:w="80"/>
-            </w:tcMar>
-          </w:tcPr>
-          <w:p>
-            <w:pPr>
-              <w:spacing w:after="40"/>
-            </w:pPr>
-            <w:r>
-              <w:rPr>
-                <w:rFonts w:ascii="Calibri" w:cs="Calibri" w:eastAsia="Calibri" w:hAnsi="Calibri"/>
-                <w:b w:val="false"/>
-                <w:bCs w:val="false"/>
-                <w:sz w:val="20"/>
-                <w:szCs w:val="20"/>
-              </w:rPr>
-              <w:t xml:space="preserve">10.10.40.0/24</w:t>
-            </w:r>
-          </w:p>
-        </w:tc>
-        <w:tc>
-          <w:tcPr>
-            <w:tcW w:type="dxa" w:w="1125"/>
-            <w:tcMar>
-              <w:top w:type="dxa" w:w="60"/>
-              <w:left w:type="dxa" w:w="80"/>
-              <w:bottom w:type="dxa" w:w="60"/>
-              <w:right w:type="dxa" w:w="80"/>
-            </w:tcMar>
-          </w:tcPr>
-          <w:p>
-            <w:pPr>
-              <w:spacing w:after="40"/>
-            </w:pPr>
-            <w:r>
-              <w:rPr>
-                <w:rFonts w:ascii="Calibri" w:cs="Calibri" w:eastAsia="Calibri" w:hAnsi="Calibri"/>
-                <w:b w:val="false"/>
-                <w:bCs w:val="false"/>
-                <w:sz w:val="20"/>
-                <w:szCs w:val="20"/>
-              </w:rPr>
-              <w:t xml:space="preserve">10.10.40.1</w:t>
-            </w:r>
-          </w:p>
-        </w:tc>
-        <w:tc>
-          <w:tcPr>
-            <w:tcW w:type="dxa" w:w="1125"/>
-            <w:tcMar>
-              <w:top w:type="dxa" w:w="60"/>
-              <w:left w:type="dxa" w:w="80"/>
-              <w:bottom w:type="dxa" w:w="60"/>
-              <w:right w:type="dxa" w:w="80"/>
-            </w:tcMar>
-          </w:tcPr>
-          <w:p>
-            <w:pPr>
-              <w:spacing w:after="40"/>
-            </w:pPr>
-            <w:r>
-              <w:rPr>
-                <w:rFonts w:ascii="Calibri" w:cs="Calibri" w:eastAsia="Calibri" w:hAnsi="Calibri"/>
-                <w:b w:val="false"/>
-                <w:bCs w:val="false"/>
-                <w:sz w:val="20"/>
-                <w:szCs w:val="20"/>
-              </w:rPr>
-              <w:t xml:space="preserve">.100–.200</w:t>
-            </w:r>
-          </w:p>
-        </w:tc>
-        <w:tc>
-          <w:tcPr>
-            <w:tcW w:type="dxa" w:w="1125"/>
-            <w:tcMar>
-              <w:top w:type="dxa" w:w="60"/>
-              <w:left w:type="dxa" w:w="80"/>
-              <w:bottom w:type="dxa" w:w="60"/>
-              <w:right w:type="dxa" w:w="80"/>
-            </w:tcMar>
-          </w:tcPr>
-          <w:p>
-            <w:pPr>
-              <w:spacing w:after="40"/>
-            </w:pPr>
-            <w:r>
-              <w:rPr>
-                <w:rFonts w:ascii="Calibri" w:cs="Calibri" w:eastAsia="Calibri" w:hAnsi="Calibri"/>
-                <w:b w:val="false"/>
-                <w:bCs w:val="false"/>
-                <w:sz w:val="20"/>
-                <w:szCs w:val="20"/>
-              </w:rPr>
-              <w:t xml:space="preserve">.2–.99</w:t>
-            </w:r>
-          </w:p>
-        </w:tc>
-      </w:tr>
-      <w:tr>
-        <w:trPr>
-          <w:tblHeader w:val="false"/>
-        </w:trPr>
-        <w:tc>
-          <w:tcPr>
-            <w:tcW w:type="dxa" w:w="1125"/>
-            <w:tcMar>
-              <w:top w:type="dxa" w:w="60"/>
-              <w:left w:type="dxa" w:w="80"/>
-              <w:bottom w:type="dxa" w:w="60"/>
-              <w:right w:type="dxa" w:w="80"/>
-            </w:tcMar>
-          </w:tcPr>
-          <w:p>
-            <w:pPr>
-              <w:spacing w:after="40"/>
-            </w:pPr>
-            <w:r>
-              <w:rPr>
-                <w:rFonts w:ascii="Calibri" w:cs="Calibri" w:eastAsia="Calibri" w:hAnsi="Calibri"/>
-                <w:b w:val="false"/>
-                <w:bCs w:val="false"/>
-                <w:sz w:val="20"/>
-                <w:szCs w:val="20"/>
-              </w:rPr>
-              <w:t xml:space="preserve">50</w:t>
-            </w:r>
-          </w:p>
-        </w:tc>
-        <w:tc>
-          <w:tcPr>
-            <w:tcW w:type="dxa" w:w="1125"/>
-            <w:tcMar>
-              <w:top w:type="dxa" w:w="60"/>
-              <w:left w:type="dxa" w:w="80"/>
-              <w:bottom w:type="dxa" w:w="60"/>
-              <w:right w:type="dxa" w:w="80"/>
-            </w:tcMar>
-          </w:tcPr>
-          <w:p>
-            <w:pPr>
-              <w:spacing w:after="40"/>
-            </w:pPr>
-            <w:r>
-              <w:rPr>
-                <w:rFonts w:ascii="Calibri" w:cs="Calibri" w:eastAsia="Calibri" w:hAnsi="Calibri"/>
-                <w:b w:val="false"/>
-                <w:bCs w:val="false"/>
-                <w:sz w:val="20"/>
-                <w:szCs w:val="20"/>
-              </w:rPr>
-              <w:t xml:space="preserve">VLAN50-SERVERS</w:t>
-            </w:r>
-          </w:p>
-        </w:tc>
-        <w:tc>
-          <w:tcPr>
-            <w:tcW w:type="dxa" w:w="1125"/>
-            <w:tcMar>
-              <w:top w:type="dxa" w:w="60"/>
-              <w:left w:type="dxa" w:w="80"/>
-              <w:bottom w:type="dxa" w:w="60"/>
-              <w:right w:type="dxa" w:w="80"/>
-            </w:tcMar>
-          </w:tcPr>
-          <w:p>
-            <w:pPr>
-              <w:spacing w:after="40"/>
-            </w:pPr>
-            <w:r>
-              <w:rPr>
-                <w:rFonts w:ascii="Calibri" w:cs="Calibri" w:eastAsia="Calibri" w:hAnsi="Calibri"/>
-                <w:b w:val="false"/>
-                <w:bCs w:val="false"/>
-                <w:sz w:val="20"/>
-                <w:szCs w:val="20"/>
-              </w:rPr>
-              <w:t xml:space="preserve">Servidores internos</w:t>
-            </w:r>
-          </w:p>
-        </w:tc>
-        <w:tc>
-          <w:tcPr>
-            <w:tcW w:type="dxa" w:w="1125"/>
-            <w:tcMar>
-              <w:top w:type="dxa" w:w="60"/>
-              <w:left w:type="dxa" w:w="80"/>
-              <w:bottom w:type="dxa" w:w="60"/>
-              <w:right w:type="dxa" w:w="80"/>
-            </w:tcMar>
-          </w:tcPr>
-          <w:p>
-            <w:pPr>
-              <w:spacing w:after="40"/>
-            </w:pPr>
-            <w:r>
-              <w:rPr>
-                <w:rFonts w:ascii="Calibri" w:cs="Calibri" w:eastAsia="Calibri" w:hAnsi="Calibri"/>
-                <w:b w:val="false"/>
-                <w:bCs w:val="false"/>
-                <w:sz w:val="20"/>
-                <w:szCs w:val="20"/>
-              </w:rPr>
-              <w:t xml:space="preserve">12 físicos + máquinas virtuales de servicio</w:t>
-            </w:r>
-          </w:p>
-        </w:tc>
-        <w:tc>
-          <w:tcPr>
-            <w:tcW w:type="dxa" w:w="1125"/>
-            <w:tcMar>
-              <w:top w:type="dxa" w:w="60"/>
-              <w:left w:type="dxa" w:w="80"/>
-              <w:bottom w:type="dxa" w:w="60"/>
-              <w:right w:type="dxa" w:w="80"/>
-            </w:tcMar>
-          </w:tcPr>
-          <w:p>
-            <w:pPr>
-              <w:spacing w:after="40"/>
-            </w:pPr>
-            <w:r>
-              <w:rPr>
-                <w:rFonts w:ascii="Calibri" w:cs="Calibri" w:eastAsia="Calibri" w:hAnsi="Calibri"/>
-                <w:b w:val="false"/>
-                <w:bCs w:val="false"/>
-                <w:sz w:val="20"/>
-                <w:szCs w:val="20"/>
-              </w:rPr>
-              <w:t xml:space="preserve">10.10.50.0/24</w:t>
-            </w:r>
-          </w:p>
-        </w:tc>
-        <w:tc>
-          <w:tcPr>
-            <w:tcW w:type="dxa" w:w="1125"/>
-            <w:tcMar>
-              <w:top w:type="dxa" w:w="60"/>
-              <w:left w:type="dxa" w:w="80"/>
-              <w:bottom w:type="dxa" w:w="60"/>
-              <w:right w:type="dxa" w:w="80"/>
-            </w:tcMar>
-          </w:tcPr>
-          <w:p>
-            <w:pPr>
-              <w:spacing w:after="40"/>
-            </w:pPr>
-            <w:r>
-              <w:rPr>
-                <w:rFonts w:ascii="Calibri" w:cs="Calibri" w:eastAsia="Calibri" w:hAnsi="Calibri"/>
-                <w:b w:val="false"/>
-                <w:bCs w:val="false"/>
-                <w:sz w:val="20"/>
-                <w:szCs w:val="20"/>
-              </w:rPr>
-              <w:t xml:space="preserve">10.10.50.1</w:t>
-            </w:r>
-          </w:p>
-        </w:tc>
-        <w:tc>
-          <w:tcPr>
-            <w:tcW w:type="dxa" w:w="1125"/>
-            <w:tcMar>
-              <w:top w:type="dxa" w:w="60"/>
-              <w:left w:type="dxa" w:w="80"/>
-              <w:bottom w:type="dxa" w:w="60"/>
-              <w:right w:type="dxa" w:w="80"/>
-            </w:tcMar>
-          </w:tcPr>
-          <w:p>
-            <w:pPr>
-              <w:spacing w:after="40"/>
-            </w:pPr>
-            <w:r>
-              <w:rPr>
-                <w:rFonts w:ascii="Calibri" w:cs="Calibri" w:eastAsia="Calibri" w:hAnsi="Calibri"/>
-                <w:b w:val="false"/>
-                <w:bCs w:val="false"/>
-                <w:sz w:val="20"/>
-                <w:szCs w:val="20"/>
-              </w:rPr>
-              <w:t xml:space="preserve">— (todo estático)</w:t>
-            </w:r>
-          </w:p>
-        </w:tc>
-        <w:tc>
-          <w:tcPr>
-            <w:tcW w:type="dxa" w:w="1125"/>
-            <w:tcMar>
-              <w:top w:type="dxa" w:w="60"/>
-              <w:left w:type="dxa" w:w="80"/>
-              <w:bottom w:type="dxa" w:w="60"/>
-              <w:right w:type="dxa" w:w="80"/>
-            </w:tcMar>
-          </w:tcPr>
-          <w:p>
-            <w:pPr>
-              <w:spacing w:after="40"/>
-            </w:pPr>
-            <w:r>
-              <w:rPr>
-                <w:rFonts w:ascii="Calibri" w:cs="Calibri" w:eastAsia="Calibri" w:hAnsi="Calibri"/>
-                <w:b w:val="false"/>
-                <w:bCs w:val="false"/>
-                <w:sz w:val="20"/>
-                <w:szCs w:val="20"/>
-              </w:rPr>
-              <w:t xml:space="preserve">.10–.199</w:t>
-            </w:r>
-          </w:p>
-        </w:tc>
-      </w:tr>
-      <w:tr>
-        <w:trPr>
-          <w:tblHeader w:val="false"/>
-        </w:trPr>
-        <w:tc>
-          <w:tcPr>
-            <w:tcW w:type="dxa" w:w="1125"/>
-            <w:tcMar>
-              <w:top w:type="dxa" w:w="60"/>
-              <w:left w:type="dxa" w:w="80"/>
-              <w:bottom w:type="dxa" w:w="60"/>
-              <w:right w:type="dxa" w:w="80"/>
-            </w:tcMar>
-          </w:tcPr>
-          <w:p>
-            <w:pPr>
-              <w:spacing w:after="40"/>
-            </w:pPr>
-            <w:r>
-              <w:rPr>
-                <w:rFonts w:ascii="Calibri" w:cs="Calibri" w:eastAsia="Calibri" w:hAnsi="Calibri"/>
-                <w:b w:val="false"/>
-                <w:bCs w:val="false"/>
-                <w:sz w:val="20"/>
-                <w:szCs w:val="20"/>
-              </w:rPr>
-              <w:t xml:space="preserve">60</w:t>
-            </w:r>
-          </w:p>
-        </w:tc>
-        <w:tc>
-          <w:tcPr>
-            <w:tcW w:type="dxa" w:w="1125"/>
-            <w:tcMar>
-              <w:top w:type="dxa" w:w="60"/>
-              <w:left w:type="dxa" w:w="80"/>
-              <w:bottom w:type="dxa" w:w="60"/>
-              <w:right w:type="dxa" w:w="80"/>
-            </w:tcMar>
-          </w:tcPr>
-          <w:p>
-            <w:pPr>
-              <w:spacing w:after="40"/>
-            </w:pPr>
-            <w:r>
-              <w:rPr>
-                <w:rFonts w:ascii="Calibri" w:cs="Calibri" w:eastAsia="Calibri" w:hAnsi="Calibri"/>
-                <w:b w:val="false"/>
-                <w:bCs w:val="false"/>
-                <w:sz w:val="20"/>
-                <w:szCs w:val="20"/>
-              </w:rPr>
-              <w:t xml:space="preserve">VLAN60-VOIP</w:t>
-            </w:r>
-          </w:p>
-        </w:tc>
-        <w:tc>
-          <w:tcPr>
-            <w:tcW w:type="dxa" w:w="1125"/>
-            <w:tcMar>
-              <w:top w:type="dxa" w:w="60"/>
-              <w:left w:type="dxa" w:w="80"/>
-              <w:bottom w:type="dxa" w:w="60"/>
-              <w:right w:type="dxa" w:w="80"/>
-            </w:tcMar>
-          </w:tcPr>
-          <w:p>
-            <w:pPr>
-              <w:spacing w:after="40"/>
-            </w:pPr>
-            <w:r>
-              <w:rPr>
-                <w:rFonts w:ascii="Calibri" w:cs="Calibri" w:eastAsia="Calibri" w:hAnsi="Calibri"/>
-                <w:b w:val="false"/>
-                <w:bCs w:val="false"/>
-                <w:sz w:val="20"/>
-                <w:szCs w:val="20"/>
-              </w:rPr>
-              <w:t xml:space="preserve">Telefonía IP</w:t>
-            </w:r>
-          </w:p>
-        </w:tc>
-        <w:tc>
-          <w:tcPr>
-            <w:tcW w:type="dxa" w:w="1125"/>
-            <w:tcMar>
-              <w:top w:type="dxa" w:w="60"/>
-              <w:left w:type="dxa" w:w="80"/>
-              <w:bottom w:type="dxa" w:w="60"/>
-              <w:right w:type="dxa" w:w="80"/>
-            </w:tcMar>
-          </w:tcPr>
-          <w:p>
-            <w:pPr>
-              <w:spacing w:after="40"/>
-            </w:pPr>
-            <w:r>
-              <w:rPr>
-                <w:rFonts w:ascii="Calibri" w:cs="Calibri" w:eastAsia="Calibri" w:hAnsi="Calibri"/>
-                <w:b w:val="false"/>
-                <w:bCs w:val="false"/>
-                <w:sz w:val="20"/>
-                <w:szCs w:val="20"/>
-              </w:rPr>
-              <w:t xml:space="preserve">6 (crecimiento previsto)</w:t>
-            </w:r>
-          </w:p>
-        </w:tc>
-        <w:tc>
-          <w:tcPr>
-            <w:tcW w:type="dxa" w:w="1125"/>
-            <w:tcMar>
-              <w:top w:type="dxa" w:w="60"/>
-              <w:left w:type="dxa" w:w="80"/>
-              <w:bottom w:type="dxa" w:w="60"/>
-              <w:right w:type="dxa" w:w="80"/>
-            </w:tcMar>
-          </w:tcPr>
-          <w:p>
-            <w:pPr>
-              <w:spacing w:after="40"/>
-            </w:pPr>
-            <w:r>
-              <w:rPr>
-                <w:rFonts w:ascii="Calibri" w:cs="Calibri" w:eastAsia="Calibri" w:hAnsi="Calibri"/>
-                <w:b w:val="false"/>
-                <w:bCs w:val="false"/>
-                <w:sz w:val="20"/>
-                <w:szCs w:val="20"/>
-              </w:rPr>
-              <w:t xml:space="preserve">10.10.60.0/24</w:t>
-            </w:r>
-          </w:p>
-        </w:tc>
-        <w:tc>
-          <w:tcPr>
-            <w:tcW w:type="dxa" w:w="1125"/>
-            <w:tcMar>
-              <w:top w:type="dxa" w:w="60"/>
-              <w:left w:type="dxa" w:w="80"/>
-              <w:bottom w:type="dxa" w:w="60"/>
-              <w:right w:type="dxa" w:w="80"/>
-            </w:tcMar>
-          </w:tcPr>
-          <w:p>
-            <w:pPr>
-              <w:spacing w:after="40"/>
-            </w:pPr>
-            <w:r>
-              <w:rPr>
-                <w:rFonts w:ascii="Calibri" w:cs="Calibri" w:eastAsia="Calibri" w:hAnsi="Calibri"/>
-                <w:b w:val="false"/>
-                <w:bCs w:val="false"/>
-                <w:sz w:val="20"/>
-                <w:szCs w:val="20"/>
-              </w:rPr>
-              <w:t xml:space="preserve">10.10.60.1</w:t>
-            </w:r>
-          </w:p>
-        </w:tc>
-        <w:tc>
-          <w:tcPr>
-            <w:tcW w:type="dxa" w:w="1125"/>
-            <w:tcMar>
-              <w:top w:type="dxa" w:w="60"/>
-              <w:left w:type="dxa" w:w="80"/>
-              <w:bottom w:type="dxa" w:w="60"/>
-              <w:right w:type="dxa" w:w="80"/>
-            </w:tcMar>
-          </w:tcPr>
-          <w:p>
-            <w:pPr>
-              <w:spacing w:after="40"/>
-            </w:pPr>
-            <w:r>
-              <w:rPr>
-                <w:rFonts w:ascii="Calibri" w:cs="Calibri" w:eastAsia="Calibri" w:hAnsi="Calibri"/>
-                <w:b w:val="false"/>
-                <w:bCs w:val="false"/>
-                <w:sz w:val="20"/>
-                <w:szCs w:val="20"/>
-              </w:rPr>
-              <w:t xml:space="preserve">.100–.200 (DHCP option 66/150 para aprovisionamiento)</w:t>
-            </w:r>
-          </w:p>
-        </w:tc>
-        <w:tc>
-          <w:tcPr>
-            <w:tcW w:type="dxa" w:w="1125"/>
-            <w:tcMar>
-              <w:top w:type="dxa" w:w="60"/>
-              <w:left w:type="dxa" w:w="80"/>
-              <w:bottom w:type="dxa" w:w="60"/>
-              <w:right w:type="dxa" w:w="80"/>
-            </w:tcMar>
-          </w:tcPr>
-          <w:p>
-            <w:pPr>
-              <w:spacing w:after="40"/>
-            </w:pPr>
-            <w:r>
-              <w:rPr>
-                <w:rFonts w:ascii="Calibri" w:cs="Calibri" w:eastAsia="Calibri" w:hAnsi="Calibri"/>
-                <w:b w:val="false"/>
-                <w:bCs w:val="false"/>
-                <w:sz w:val="20"/>
-                <w:szCs w:val="20"/>
-              </w:rPr>
-              <w:t xml:space="preserve">.2–.99</w:t>
-            </w:r>
-          </w:p>
-        </w:tc>
-      </w:tr>
-      <w:tr>
-        <w:trPr>
-          <w:tblHeader w:val="false"/>
-        </w:trPr>
-        <w:tc>
-          <w:tcPr>
-            <w:tcW w:type="dxa" w:w="1125"/>
-            <w:tcMar>
-              <w:top w:type="dxa" w:w="60"/>
-              <w:left w:type="dxa" w:w="80"/>
-              <w:bottom w:type="dxa" w:w="60"/>
-              <w:right w:type="dxa" w:w="80"/>
-            </w:tcMar>
-          </w:tcPr>
-          <w:p>
-            <w:pPr>
-              <w:spacing w:after="40"/>
-            </w:pPr>
-            <w:r>
-              <w:rPr>
-                <w:rFonts w:ascii="Calibri" w:cs="Calibri" w:eastAsia="Calibri" w:hAnsi="Calibri"/>
-                <w:b w:val="false"/>
-                <w:bCs w:val="false"/>
-                <w:sz w:val="20"/>
-                <w:szCs w:val="20"/>
-              </w:rPr>
-              <w:t xml:space="preserve">70</w:t>
-            </w:r>
-          </w:p>
-        </w:tc>
-        <w:tc>
-          <w:tcPr>
-            <w:tcW w:type="dxa" w:w="1125"/>
-            <w:tcMar>
-              <w:top w:type="dxa" w:w="60"/>
-              <w:left w:type="dxa" w:w="80"/>
-              <w:bottom w:type="dxa" w:w="60"/>
-              <w:right w:type="dxa" w:w="80"/>
-            </w:tcMar>
-          </w:tcPr>
-          <w:p>
-            <w:pPr>
-              <w:spacing w:after="40"/>
-            </w:pPr>
-            <w:r>
-              <w:rPr>
-                <w:rFonts w:ascii="Calibri" w:cs="Calibri" w:eastAsia="Calibri" w:hAnsi="Calibri"/>
-                <w:b w:val="false"/>
-                <w:bCs w:val="false"/>
-                <w:sz w:val="20"/>
-                <w:szCs w:val="20"/>
-              </w:rPr>
-              <w:t xml:space="preserve">VLAN70-DMZ</w:t>
-            </w:r>
-          </w:p>
-        </w:tc>
-        <w:tc>
-          <w:tcPr>
-            <w:tcW w:type="dxa" w:w="1125"/>
-            <w:tcMar>
-              <w:top w:type="dxa" w:w="60"/>
-              <w:left w:type="dxa" w:w="80"/>
-              <w:bottom w:type="dxa" w:w="60"/>
-              <w:right w:type="dxa" w:w="80"/>
-            </w:tcMar>
-          </w:tcPr>
-          <w:p>
-            <w:pPr>
-              <w:spacing w:after="40"/>
-            </w:pPr>
-            <w:r>
-              <w:rPr>
-                <w:rFonts w:ascii="Calibri" w:cs="Calibri" w:eastAsia="Calibri" w:hAnsi="Calibri"/>
-                <w:b w:val="false"/>
-                <w:bCs w:val="false"/>
-                <w:sz w:val="20"/>
-                <w:szCs w:val="20"/>
-              </w:rPr>
-              <w:t xml:space="preserve">Servidor Web (y correo si se publica directo)</w:t>
-            </w:r>
-          </w:p>
-        </w:tc>
-        <w:tc>
-          <w:tcPr>
-            <w:tcW w:type="dxa" w:w="1125"/>
-            <w:tcMar>
-              <w:top w:type="dxa" w:w="60"/>
-              <w:left w:type="dxa" w:w="80"/>
-              <w:bottom w:type="dxa" w:w="60"/>
-              <w:right w:type="dxa" w:w="80"/>
-            </w:tcMar>
-          </w:tcPr>
-          <w:p>
-            <w:pPr>
-              <w:spacing w:after="40"/>
-            </w:pPr>
-            <w:r>
-              <w:rPr>
-                <w:rFonts w:ascii="Calibri" w:cs="Calibri" w:eastAsia="Calibri" w:hAnsi="Calibri"/>
-                <w:b w:val="false"/>
-                <w:bCs w:val="false"/>
-                <w:sz w:val="20"/>
-                <w:szCs w:val="20"/>
-              </w:rPr>
-              <w:t xml:space="preserve">—</w:t>
-            </w:r>
-          </w:p>
-        </w:tc>
-        <w:tc>
-          <w:tcPr>
-            <w:tcW w:type="dxa" w:w="1125"/>
-            <w:tcMar>
-              <w:top w:type="dxa" w:w="60"/>
-              <w:left w:type="dxa" w:w="80"/>
-              <w:bottom w:type="dxa" w:w="60"/>
-              <w:right w:type="dxa" w:w="80"/>
-            </w:tcMar>
-          </w:tcPr>
-          <w:p>
-            <w:pPr>
-              <w:spacing w:after="40"/>
-            </w:pPr>
-            <w:r>
-              <w:rPr>
-                <w:rFonts w:ascii="Calibri" w:cs="Calibri" w:eastAsia="Calibri" w:hAnsi="Calibri"/>
-                <w:b w:val="false"/>
-                <w:bCs w:val="false"/>
-                <w:sz w:val="20"/>
-                <w:szCs w:val="20"/>
-              </w:rPr>
-              <w:t xml:space="preserve">10.10.70.0/24</w:t>
-            </w:r>
-          </w:p>
-        </w:tc>
-        <w:tc>
-          <w:tcPr>
-            <w:tcW w:type="dxa" w:w="1125"/>
-            <w:tcMar>
-              <w:top w:type="dxa" w:w="60"/>
-              <w:left w:type="dxa" w:w="80"/>
-              <w:bottom w:type="dxa" w:w="60"/>
-              <w:right w:type="dxa" w:w="80"/>
-            </w:tcMar>
-          </w:tcPr>
-          <w:p>
-            <w:pPr>
-              <w:spacing w:after="40"/>
-            </w:pPr>
-            <w:r>
-              <w:rPr>
-                <w:rFonts w:ascii="Calibri" w:cs="Calibri" w:eastAsia="Calibri" w:hAnsi="Calibri"/>
-                <w:b w:val="false"/>
-                <w:bCs w:val="false"/>
-                <w:sz w:val="20"/>
-                <w:szCs w:val="20"/>
-              </w:rPr>
-              <w:t xml:space="preserve">10.10.70.1</w:t>
-            </w:r>
-          </w:p>
-        </w:tc>
-        <w:tc>
-          <w:tcPr>
-            <w:tcW w:type="dxa" w:w="1125"/>
-            <w:tcMar>
-              <w:top w:type="dxa" w:w="60"/>
-              <w:left w:type="dxa" w:w="80"/>
-              <w:bottom w:type="dxa" w:w="60"/>
-              <w:right w:type="dxa" w:w="80"/>
-            </w:tcMar>
-          </w:tcPr>
-          <w:p>
-            <w:pPr>
-              <w:spacing w:after="40"/>
-            </w:pPr>
-            <w:r>
-              <w:rPr>
-                <w:rFonts w:ascii="Calibri" w:cs="Calibri" w:eastAsia="Calibri" w:hAnsi="Calibri"/>
-                <w:b w:val="false"/>
-                <w:bCs w:val="false"/>
-                <w:sz w:val="20"/>
-                <w:szCs w:val="20"/>
-              </w:rPr>
-              <w:t xml:space="preserve">— (todo estático)</w:t>
-            </w:r>
-          </w:p>
-        </w:tc>
-        <w:tc>
-          <w:tcPr>
-            <w:tcW w:type="dxa" w:w="1125"/>
-            <w:tcMar>
-              <w:top w:type="dxa" w:w="60"/>
-              <w:left w:type="dxa" w:w="80"/>
-              <w:bottom w:type="dxa" w:w="60"/>
-              <w:right w:type="dxa" w:w="80"/>
-            </w:tcMar>
-          </w:tcPr>
-          <w:p>
-            <w:pPr>
-              <w:spacing w:after="40"/>
-            </w:pPr>
-            <w:r>
-              <w:rPr>
-                <w:rFonts w:ascii="Calibri" w:cs="Calibri" w:eastAsia="Calibri" w:hAnsi="Calibri"/>
-                <w:b w:val="false"/>
-                <w:bCs w:val="false"/>
-                <w:sz w:val="20"/>
-                <w:szCs w:val="20"/>
-              </w:rPr>
-              <w:t xml:space="preserve">.10–.50</w:t>
-            </w:r>
-          </w:p>
-        </w:tc>
-      </w:tr>
-      <w:tr>
-        <w:trPr>
-          <w:tblHeader w:val="false"/>
-        </w:trPr>
-        <w:tc>
-          <w:tcPr>
-            <w:tcW w:type="dxa" w:w="1125"/>
-            <w:tcMar>
-              <w:top w:type="dxa" w:w="60"/>
-              <w:left w:type="dxa" w:w="80"/>
-              <w:bottom w:type="dxa" w:w="60"/>
-              <w:right w:type="dxa" w:w="80"/>
-            </w:tcMar>
-          </w:tcPr>
-          <w:p>
-            <w:pPr>
-              <w:spacing w:after="40"/>
-            </w:pPr>
-            <w:r>
-              <w:rPr>
-                <w:rFonts w:ascii="Calibri" w:cs="Calibri" w:eastAsia="Calibri" w:hAnsi="Calibri"/>
-                <w:b w:val="false"/>
-                <w:bCs w:val="false"/>
-                <w:sz w:val="20"/>
-                <w:szCs w:val="20"/>
-              </w:rPr>
-              <w:t xml:space="preserve">80</w:t>
-            </w:r>
-          </w:p>
-        </w:tc>
-        <w:tc>
-          <w:tcPr>
-            <w:tcW w:type="dxa" w:w="1125"/>
-            <w:tcMar>
-              <w:top w:type="dxa" w:w="60"/>
-              <w:left w:type="dxa" w:w="80"/>
-              <w:bottom w:type="dxa" w:w="60"/>
-              <w:right w:type="dxa" w:w="80"/>
-            </w:tcMar>
-          </w:tcPr>
-          <w:p>
-            <w:pPr>
-              <w:spacing w:after="40"/>
-            </w:pPr>
-            <w:r>
-              <w:rPr>
-                <w:rFonts w:ascii="Calibri" w:cs="Calibri" w:eastAsia="Calibri" w:hAnsi="Calibri"/>
-                <w:b w:val="false"/>
-                <w:bCs w:val="false"/>
-                <w:sz w:val="20"/>
-                <w:szCs w:val="20"/>
-              </w:rPr>
-              <w:t xml:space="preserve">VLAN80-CLOUD-MGMT</w:t>
-            </w:r>
-          </w:p>
-        </w:tc>
-        <w:tc>
-          <w:tcPr>
-            <w:tcW w:type="dxa" w:w="1125"/>
-            <w:tcMar>
-              <w:top w:type="dxa" w:w="60"/>
-              <w:left w:type="dxa" w:w="80"/>
-              <w:bottom w:type="dxa" w:w="60"/>
-              <w:right w:type="dxa" w:w="80"/>
-            </w:tcMar>
-          </w:tcPr>
-          <w:p>
-            <w:pPr>
-              <w:spacing w:after="40"/>
-            </w:pPr>
-            <w:r>
-              <w:rPr>
-                <w:rFonts w:ascii="Calibri" w:cs="Calibri" w:eastAsia="Calibri" w:hAnsi="Calibri"/>
-                <w:b w:val="false"/>
-                <w:bCs w:val="false"/>
-                <w:sz w:val="20"/>
-                <w:szCs w:val="20"/>
-              </w:rPr>
-              <w:t xml:space="preserve">Nube Privada — máquinas virtuales internas y gestión</w:t>
-            </w:r>
-          </w:p>
-        </w:tc>
-        <w:tc>
-          <w:tcPr>
-            <w:tcW w:type="dxa" w:w="1125"/>
-            <w:tcMar>
-              <w:top w:type="dxa" w:w="60"/>
-              <w:left w:type="dxa" w:w="80"/>
-              <w:bottom w:type="dxa" w:w="60"/>
-              <w:right w:type="dxa" w:w="80"/>
-            </w:tcMar>
-          </w:tcPr>
-          <w:p>
-            <w:pPr>
-              <w:spacing w:after="40"/>
-            </w:pPr>
-            <w:r>
-              <w:rPr>
-                <w:rFonts w:ascii="Calibri" w:cs="Calibri" w:eastAsia="Calibri" w:hAnsi="Calibri"/>
-                <w:b w:val="false"/>
-                <w:bCs w:val="false"/>
-                <w:sz w:val="20"/>
-                <w:szCs w:val="20"/>
-              </w:rPr>
-              <w:t xml:space="preserve">—</w:t>
-            </w:r>
-          </w:p>
-        </w:tc>
-        <w:tc>
-          <w:tcPr>
-            <w:tcW w:type="dxa" w:w="1125"/>
-            <w:tcMar>
-              <w:top w:type="dxa" w:w="60"/>
-              <w:left w:type="dxa" w:w="80"/>
-              <w:bottom w:type="dxa" w:w="60"/>
-              <w:right w:type="dxa" w:w="80"/>
-            </w:tcMar>
-          </w:tcPr>
-          <w:p>
-            <w:pPr>
-              <w:spacing w:after="40"/>
-            </w:pPr>
-            <w:r>
-              <w:rPr>
-                <w:rFonts w:ascii="Calibri" w:cs="Calibri" w:eastAsia="Calibri" w:hAnsi="Calibri"/>
-                <w:b w:val="false"/>
-                <w:bCs w:val="false"/>
-                <w:sz w:val="20"/>
-                <w:szCs w:val="20"/>
-              </w:rPr>
-              <w:t xml:space="preserve">10.10.80.0/24</w:t>
-            </w:r>
-          </w:p>
-        </w:tc>
-        <w:tc>
-          <w:tcPr>
-            <w:tcW w:type="dxa" w:w="1125"/>
-            <w:tcMar>
-              <w:top w:type="dxa" w:w="60"/>
-              <w:left w:type="dxa" w:w="80"/>
-              <w:bottom w:type="dxa" w:w="60"/>
-              <w:right w:type="dxa" w:w="80"/>
-            </w:tcMar>
-          </w:tcPr>
-          <w:p>
-            <w:pPr>
-              <w:spacing w:after="40"/>
-            </w:pPr>
-            <w:r>
-              <w:rPr>
-                <w:rFonts w:ascii="Calibri" w:cs="Calibri" w:eastAsia="Calibri" w:hAnsi="Calibri"/>
-                <w:b w:val="false"/>
-                <w:bCs w:val="false"/>
-                <w:sz w:val="20"/>
-                <w:szCs w:val="20"/>
-              </w:rPr>
-              <w:t xml:space="preserve">10.10.80.1</w:t>
-            </w:r>
-          </w:p>
-        </w:tc>
-        <w:tc>
-          <w:tcPr>
-            <w:tcW w:type="dxa" w:w="1125"/>
-            <w:tcMar>
-              <w:top w:type="dxa" w:w="60"/>
-              <w:left w:type="dxa" w:w="80"/>
-              <w:bottom w:type="dxa" w:w="60"/>
-              <w:right w:type="dxa" w:w="80"/>
-            </w:tcMar>
-          </w:tcPr>
-          <w:p>
-            <w:pPr>
-              <w:spacing w:after="40"/>
-            </w:pPr>
-            <w:r>
-              <w:rPr>
-                <w:rFonts w:ascii="Calibri" w:cs="Calibri" w:eastAsia="Calibri" w:hAnsi="Calibri"/>
-                <w:b w:val="false"/>
-                <w:bCs w:val="false"/>
-                <w:sz w:val="20"/>
-                <w:szCs w:val="20"/>
-              </w:rPr>
-              <w:t xml:space="preserve">— (todo estático)</w:t>
-            </w:r>
-          </w:p>
-        </w:tc>
-        <w:tc>
-          <w:tcPr>
-            <w:tcW w:type="dxa" w:w="1125"/>
-            <w:tcMar>
-              <w:top w:type="dxa" w:w="60"/>
-              <w:left w:type="dxa" w:w="80"/>
-              <w:bottom w:type="dxa" w:w="60"/>
-              <w:right w:type="dxa" w:w="80"/>
-            </w:tcMar>
-          </w:tcPr>
-          <w:p>
-            <w:pPr>
-              <w:spacing w:after="40"/>
-            </w:pPr>
-            <w:r>
-              <w:rPr>
-                <w:rFonts w:ascii="Calibri" w:cs="Calibri" w:eastAsia="Calibri" w:hAnsi="Calibri"/>
-                <w:b w:val="false"/>
-                <w:bCs w:val="false"/>
-                <w:sz w:val="20"/>
-                <w:szCs w:val="20"/>
-              </w:rPr>
-              <w:t xml:space="preserve">.10–.50</w:t>
-            </w:r>
-          </w:p>
-        </w:tc>
-      </w:tr>
-      <w:tr>
-        <w:trPr>
-          <w:tblHeader w:val="false"/>
-        </w:trPr>
-        <w:tc>
-          <w:tcPr>
-            <w:tcW w:type="dxa" w:w="1125"/>
-            <w:tcMar>
-              <w:top w:type="dxa" w:w="60"/>
-              <w:left w:type="dxa" w:w="80"/>
-              <w:bottom w:type="dxa" w:w="60"/>
-              <w:right w:type="dxa" w:w="80"/>
-            </w:tcMar>
-          </w:tcPr>
-          <w:p>
-            <w:pPr>
-              <w:spacing w:after="40"/>
-            </w:pPr>
-            <w:r>
-              <w:rPr>
-                <w:rFonts w:ascii="Calibri" w:cs="Calibri" w:eastAsia="Calibri" w:hAnsi="Calibri"/>
-                <w:b w:val="false"/>
-                <w:bCs w:val="false"/>
-                <w:sz w:val="20"/>
-                <w:szCs w:val="20"/>
-              </w:rPr>
-              <w:t xml:space="preserve">90</w:t>
-            </w:r>
-          </w:p>
-        </w:tc>
-        <w:tc>
-          <w:tcPr>
-            <w:tcW w:type="dxa" w:w="1125"/>
-            <w:tcMar>
-              <w:top w:type="dxa" w:w="60"/>
-              <w:left w:type="dxa" w:w="80"/>
-              <w:bottom w:type="dxa" w:w="60"/>
-              <w:right w:type="dxa" w:w="80"/>
-            </w:tcMar>
-          </w:tcPr>
-          <w:p>
-            <w:pPr>
-              <w:spacing w:after="40"/>
-            </w:pPr>
-            <w:r>
-              <w:rPr>
-                <w:rFonts w:ascii="Calibri" w:cs="Calibri" w:eastAsia="Calibri" w:hAnsi="Calibri"/>
-                <w:b w:val="false"/>
-                <w:bCs w:val="false"/>
-                <w:sz w:val="20"/>
-                <w:szCs w:val="20"/>
-              </w:rPr>
-              <w:t xml:space="preserve">VLAN90-MGMT</w:t>
-            </w:r>
-          </w:p>
-        </w:tc>
-        <w:tc>
-          <w:tcPr>
-            <w:tcW w:type="dxa" w:w="1125"/>
-            <w:tcMar>
-              <w:top w:type="dxa" w:w="60"/>
-              <w:left w:type="dxa" w:w="80"/>
-              <w:bottom w:type="dxa" w:w="60"/>
-              <w:right w:type="dxa" w:w="80"/>
-            </w:tcMar>
-          </w:tcPr>
-          <w:p>
-            <w:pPr>
-              <w:spacing w:after="40"/>
-            </w:pPr>
-            <w:r>
-              <w:rPr>
-                <w:rFonts w:ascii="Calibri" w:cs="Calibri" w:eastAsia="Calibri" w:hAnsi="Calibri"/>
-                <w:b w:val="false"/>
-                <w:bCs w:val="false"/>
-                <w:sz w:val="20"/>
-                <w:szCs w:val="20"/>
-              </w:rPr>
-              <w:t xml:space="preserve">Gestión de equipos de red (SSH/HTTPS/consola de administración)</w:t>
-            </w:r>
-          </w:p>
-        </w:tc>
-        <w:tc>
-          <w:tcPr>
-            <w:tcW w:type="dxa" w:w="1125"/>
-            <w:tcMar>
-              <w:top w:type="dxa" w:w="60"/>
-              <w:left w:type="dxa" w:w="80"/>
-              <w:bottom w:type="dxa" w:w="60"/>
-              <w:right w:type="dxa" w:w="80"/>
-            </w:tcMar>
-          </w:tcPr>
-          <w:p>
-            <w:pPr>
-              <w:spacing w:after="40"/>
-            </w:pPr>
-            <w:r>
-              <w:rPr>
-                <w:rFonts w:ascii="Calibri" w:cs="Calibri" w:eastAsia="Calibri" w:hAnsi="Calibri"/>
-                <w:b w:val="false"/>
-                <w:bCs w:val="false"/>
-                <w:sz w:val="20"/>
-                <w:szCs w:val="20"/>
-              </w:rPr>
-              <w:t xml:space="preserve">—</w:t>
-            </w:r>
-          </w:p>
-        </w:tc>
-        <w:tc>
-          <w:tcPr>
-            <w:tcW w:type="dxa" w:w="1125"/>
-            <w:tcMar>
-              <w:top w:type="dxa" w:w="60"/>
-              <w:left w:type="dxa" w:w="80"/>
-              <w:bottom w:type="dxa" w:w="60"/>
-              <w:right w:type="dxa" w:w="80"/>
-            </w:tcMar>
-          </w:tcPr>
-          <w:p>
-            <w:pPr>
-              <w:spacing w:after="40"/>
-            </w:pPr>
-            <w:r>
-              <w:rPr>
-                <w:rFonts w:ascii="Calibri" w:cs="Calibri" w:eastAsia="Calibri" w:hAnsi="Calibri"/>
-                <w:b w:val="false"/>
-                <w:bCs w:val="false"/>
-                <w:sz w:val="20"/>
-                <w:szCs w:val="20"/>
-              </w:rPr>
-              <w:t xml:space="preserve">10.10.90.0/24</w:t>
-            </w:r>
-          </w:p>
-        </w:tc>
-        <w:tc>
-          <w:tcPr>
-            <w:tcW w:type="dxa" w:w="1125"/>
-            <w:tcMar>
-              <w:top w:type="dxa" w:w="60"/>
-              <w:left w:type="dxa" w:w="80"/>
-              <w:bottom w:type="dxa" w:w="60"/>
-              <w:right w:type="dxa" w:w="80"/>
-            </w:tcMar>
-          </w:tcPr>
-          <w:p>
-            <w:pPr>
-              <w:spacing w:after="40"/>
-            </w:pPr>
-            <w:r>
-              <w:rPr>
-                <w:rFonts w:ascii="Calibri" w:cs="Calibri" w:eastAsia="Calibri" w:hAnsi="Calibri"/>
-                <w:b w:val="false"/>
-                <w:bCs w:val="false"/>
-                <w:sz w:val="20"/>
-                <w:szCs w:val="20"/>
-              </w:rPr>
-              <w:t xml:space="preserve">10.10.90.1</w:t>
-            </w:r>
-          </w:p>
-        </w:tc>
-        <w:tc>
-          <w:tcPr>
-            <w:tcW w:type="dxa" w:w="1125"/>
-            <w:tcMar>
-              <w:top w:type="dxa" w:w="60"/>
-              <w:left w:type="dxa" w:w="80"/>
-              <w:bottom w:type="dxa" w:w="60"/>
-              <w:right w:type="dxa" w:w="80"/>
-            </w:tcMar>
-          </w:tcPr>
-          <w:p>
-            <w:pPr>
-              <w:spacing w:after="40"/>
-            </w:pPr>
-            <w:r>
-              <w:rPr>
-                <w:rFonts w:ascii="Calibri" w:cs="Calibri" w:eastAsia="Calibri" w:hAnsi="Calibri"/>
-                <w:b w:val="false"/>
-                <w:bCs w:val="false"/>
-                <w:sz w:val="20"/>
-                <w:szCs w:val="20"/>
-              </w:rPr>
-              <w:t xml:space="preserve">—</w:t>
-            </w:r>
-          </w:p>
-        </w:tc>
-        <w:tc>
-          <w:tcPr>
-            <w:tcW w:type="dxa" w:w="1125"/>
-            <w:tcMar>
-              <w:top w:type="dxa" w:w="60"/>
-              <w:left w:type="dxa" w:w="80"/>
-              <w:bottom w:type="dxa" w:w="60"/>
-              <w:right w:type="dxa" w:w="80"/>
-            </w:tcMar>
-          </w:tcPr>
-          <w:p>
-            <w:pPr>
-              <w:spacing w:after="40"/>
-            </w:pPr>
-            <w:r>
-              <w:rPr>
-                <w:rFonts w:ascii="Calibri" w:cs="Calibri" w:eastAsia="Calibri" w:hAnsi="Calibri"/>
-                <w:b w:val="false"/>
-                <w:bCs w:val="false"/>
-                <w:sz w:val="20"/>
-                <w:szCs w:val="20"/>
-              </w:rPr>
-              <w:t xml:space="preserve">.2–.50</w:t>
-            </w:r>
-          </w:p>
-        </w:tc>
-      </w:tr>
-      <w:tr>
-        <w:trPr>
-          <w:tblHeader w:val="false"/>
-        </w:trPr>
-        <w:tc>
-          <w:tcPr>
-            <w:tcW w:type="dxa" w:w="1125"/>
-            <w:tcMar>
-              <w:top w:type="dxa" w:w="60"/>
-              <w:left w:type="dxa" w:w="80"/>
-              <w:bottom w:type="dxa" w:w="60"/>
-              <w:right w:type="dxa" w:w="80"/>
-            </w:tcMar>
-          </w:tcPr>
-          <w:p>
-            <w:pPr>
-              <w:spacing w:after="40"/>
-            </w:pPr>
-            <w:r>
-              <w:rPr>
-                <w:rFonts w:ascii="Calibri" w:cs="Calibri" w:eastAsia="Calibri" w:hAnsi="Calibri"/>
-                <w:b w:val="false"/>
-                <w:bCs w:val="false"/>
-                <w:sz w:val="20"/>
-                <w:szCs w:val="20"/>
-              </w:rPr>
-              <w:t xml:space="preserve">200</w:t>
-            </w:r>
-          </w:p>
-        </w:tc>
-        <w:tc>
-          <w:tcPr>
-            <w:tcW w:type="dxa" w:w="1125"/>
-            <w:tcMar>
-              <w:top w:type="dxa" w:w="60"/>
-              <w:left w:type="dxa" w:w="80"/>
-              <w:bottom w:type="dxa" w:w="60"/>
-              <w:right w:type="dxa" w:w="80"/>
-            </w:tcMar>
-          </w:tcPr>
-          <w:p>
-            <w:pPr>
-              <w:spacing w:after="40"/>
-            </w:pPr>
-            <w:r>
-              <w:rPr>
-                <w:rFonts w:ascii="Calibri" w:cs="Calibri" w:eastAsia="Calibri" w:hAnsi="Calibri"/>
-                <w:b w:val="false"/>
-                <w:bCs w:val="false"/>
-                <w:sz w:val="20"/>
-                <w:szCs w:val="20"/>
-              </w:rPr>
-              <w:t xml:space="preserve">VLAN200-VPN</w:t>
-            </w:r>
-          </w:p>
-        </w:tc>
-        <w:tc>
-          <w:tcPr>
-            <w:tcW w:type="dxa" w:w="1125"/>
-            <w:tcMar>
-              <w:top w:type="dxa" w:w="60"/>
-              <w:left w:type="dxa" w:w="80"/>
-              <w:bottom w:type="dxa" w:w="60"/>
-              <w:right w:type="dxa" w:w="80"/>
-            </w:tcMar>
-          </w:tcPr>
-          <w:p>
-            <w:pPr>
-              <w:spacing w:after="40"/>
-            </w:pPr>
-            <w:r>
-              <w:rPr>
-                <w:rFonts w:ascii="Calibri" w:cs="Calibri" w:eastAsia="Calibri" w:hAnsi="Calibri"/>
-                <w:b w:val="false"/>
-                <w:bCs w:val="false"/>
-                <w:sz w:val="20"/>
-                <w:szCs w:val="20"/>
-              </w:rPr>
-              <w:t xml:space="preserve">Pool de clientes VPN remotos</w:t>
-            </w:r>
-          </w:p>
-        </w:tc>
-        <w:tc>
-          <w:tcPr>
-            <w:tcW w:type="dxa" w:w="1125"/>
-            <w:tcMar>
-              <w:top w:type="dxa" w:w="60"/>
-              <w:left w:type="dxa" w:w="80"/>
-              <w:bottom w:type="dxa" w:w="60"/>
-              <w:right w:type="dxa" w:w="80"/>
-            </w:tcMar>
-          </w:tcPr>
-          <w:p>
-            <w:pPr>
-              <w:spacing w:after="40"/>
-            </w:pPr>
-            <w:r>
-              <w:rPr>
-                <w:rFonts w:ascii="Calibri" w:cs="Calibri" w:eastAsia="Calibri" w:hAnsi="Calibri"/>
-                <w:b w:val="false"/>
-                <w:bCs w:val="false"/>
-                <w:sz w:val="20"/>
-                <w:szCs w:val="20"/>
-              </w:rPr>
-              <w:t xml:space="preserve">dinámico</w:t>
-            </w:r>
-          </w:p>
-        </w:tc>
-        <w:tc>
-          <w:tcPr>
-            <w:tcW w:type="dxa" w:w="1125"/>
-            <w:tcMar>
-              <w:top w:type="dxa" w:w="60"/>
-              <w:left w:type="dxa" w:w="80"/>
-              <w:bottom w:type="dxa" w:w="60"/>
-              <w:right w:type="dxa" w:w="80"/>
-            </w:tcMar>
-          </w:tcPr>
-          <w:p>
-            <w:pPr>
-              <w:spacing w:after="40"/>
-            </w:pPr>
-            <w:r>
-              <w:rPr>
-                <w:rFonts w:ascii="Calibri" w:cs="Calibri" w:eastAsia="Calibri" w:hAnsi="Calibri"/>
-                <w:b w:val="false"/>
-                <w:bCs w:val="false"/>
-                <w:sz w:val="20"/>
-                <w:szCs w:val="20"/>
-              </w:rPr>
-              <w:t xml:space="preserve">10.10.200.0/24</w:t>
-            </w:r>
-          </w:p>
-        </w:tc>
-        <w:tc>
-          <w:tcPr>
-            <w:tcW w:type="dxa" w:w="1125"/>
-            <w:tcMar>
-              <w:top w:type="dxa" w:w="60"/>
-              <w:left w:type="dxa" w:w="80"/>
-              <w:bottom w:type="dxa" w:w="60"/>
-              <w:right w:type="dxa" w:w="80"/>
-            </w:tcMar>
-          </w:tcPr>
-          <w:p>
-            <w:pPr>
-              <w:spacing w:after="40"/>
-            </w:pPr>
-            <w:r>
-              <w:rPr>
-                <w:rFonts w:ascii="Calibri" w:cs="Calibri" w:eastAsia="Calibri" w:hAnsi="Calibri"/>
-                <w:b w:val="false"/>
-                <w:bCs w:val="false"/>
-                <w:sz w:val="20"/>
-                <w:szCs w:val="20"/>
-              </w:rPr>
-              <w:t xml:space="preserve">10.10.200.1</w:t>
-            </w:r>
-          </w:p>
-        </w:tc>
-        <w:tc>
-          <w:tcPr>
-            <w:tcW w:type="dxa" w:w="1125"/>
-            <w:tcMar>
-              <w:top w:type="dxa" w:w="60"/>
-              <w:left w:type="dxa" w:w="80"/>
-              <w:bottom w:type="dxa" w:w="60"/>
-              <w:right w:type="dxa" w:w="80"/>
-            </w:tcMar>
-          </w:tcPr>
-          <w:p>
-            <w:pPr>
-              <w:spacing w:after="40"/>
-            </w:pPr>
-            <w:r>
-              <w:rPr>
-                <w:rFonts w:ascii="Calibri" w:cs="Calibri" w:eastAsia="Calibri" w:hAnsi="Calibri"/>
-                <w:b w:val="false"/>
-                <w:bCs w:val="false"/>
-                <w:sz w:val="20"/>
-                <w:szCs w:val="20"/>
-              </w:rPr>
-              <w:t xml:space="preserve">Asignado por el servidor VPN (no DHCP)</w:t>
-            </w:r>
-          </w:p>
-        </w:tc>
-        <w:tc>
-          <w:tcPr>
-            <w:tcW w:type="dxa" w:w="1125"/>
-            <w:tcMar>
-              <w:top w:type="dxa" w:w="60"/>
-              <w:left w:type="dxa" w:w="80"/>
-              <w:bottom w:type="dxa" w:w="60"/>
-              <w:right w:type="dxa" w:w="80"/>
-            </w:tcMar>
-          </w:tcPr>
-          <w:p>
-            <w:pPr>
-              <w:spacing w:after="40"/>
-            </w:pPr>
-            <w:r>
-              <w:rPr>
-                <w:rFonts w:ascii="Calibri" w:cs="Calibri" w:eastAsia="Calibri" w:hAnsi="Calibri"/>
-                <w:b w:val="false"/>
-                <w:bCs w:val="false"/>
-                <w:sz w:val="20"/>
-                <w:szCs w:val="20"/>
-              </w:rPr>
-              <w:t xml:space="preserve">—</w:t>
-            </w:r>
-          </w:p>
-        </w:tc>
-      </w:tr>
-    </w:tbl>
-    <w:p>
-      <w:pPr>
-        <w:spacing w:after="160"/>
-      </w:pPr>
-    </w:p>
-    <w:p>
-      <w:pPr>
-        <w:pStyle w:val="Heading2"/>
-        <w:spacing w:after="120" w:before="240"/>
-      </w:pPr>
-      <w:r>
-        <w:rPr>
-          <w:rFonts w:ascii="Calibri" w:cs="Calibri" w:eastAsia="Calibri" w:hAnsi="Calibri"/>
-          <w:b w:val="false"/>
-          <w:bCs w:val="false"/>
-        </w:rPr>
-        <w:t xml:space="preserve">5.4 Enlace punto a punto Core ↔ Nube Privada</w:t>
-      </w:r>
-    </w:p>
-    <w:tbl>
-      <w:tblPr>
-        <w:tblW w:type="dxa" w:w="9000"/>
-        <w:tblBorders>
-          <w:top w:val="single" w:color="auto" w:sz="4"/>
-          <w:left w:val="single" w:color="auto" w:sz="4"/>
-          <w:bottom w:val="single" w:color="auto" w:sz="4"/>
-          <w:right w:val="single" w:color="auto" w:sz="4"/>
-          <w:insideH w:val="single" w:color="auto" w:sz="4"/>
-          <w:insideV w:val="single" w:color="auto" w:sz="4"/>
-        </w:tblBorders>
-      </w:tblPr>
-      <w:tblGrid>
-        <w:gridCol w:w="2250"/>
-        <w:gridCol w:w="2250"/>
-        <w:gridCol w:w="2250"/>
-        <w:gridCol w:w="2250"/>
-      </w:tblGrid>
-      <w:tr>
-        <w:trPr>
-          <w:tblHeader/>
-        </w:trPr>
-        <w:tc>
-          <w:tcPr>
-            <w:tcW w:type="dxa" w:w="2250"/>
-            <w:shd w:fill="2E5395" w:val="clear"/>
-            <w:tcMar>
-              <w:top w:type="dxa" w:w="60"/>
-              <w:left w:type="dxa" w:w="80"/>
-              <w:bottom w:type="dxa" w:w="60"/>
-              <w:right w:type="dxa" w:w="80"/>
-            </w:tcMar>
-          </w:tcPr>
-          <w:p>
-            <w:pPr>
-              <w:spacing w:after="40"/>
-            </w:pPr>
-            <w:r>
-              <w:rPr>
-                <w:rFonts w:ascii="Calibri" w:cs="Calibri" w:eastAsia="Calibri" w:hAnsi="Calibri"/>
-                <w:b/>
-                <w:bCs/>
-                <w:color w:val="FFFFFF"/>
-                <w:sz w:val="20"/>
-                <w:szCs w:val="20"/>
-              </w:rPr>
-              <w:t xml:space="preserve">Enlace</w:t>
-            </w:r>
-          </w:p>
-        </w:tc>
-        <w:tc>
-          <w:tcPr>
-            <w:tcW w:type="dxa" w:w="2250"/>
-            <w:shd w:fill="2E5395" w:val="clear"/>
-            <w:tcMar>
-              <w:top w:type="dxa" w:w="60"/>
-              <w:left w:type="dxa" w:w="80"/>
-              <w:bottom w:type="dxa" w:w="60"/>
-              <w:right w:type="dxa" w:w="80"/>
-            </w:tcMar>
-          </w:tcPr>
-          <w:p>
-            <w:pPr>
-              <w:spacing w:after="40"/>
-            </w:pPr>
-            <w:r>
-              <w:rPr>
-                <w:rFonts w:ascii="Calibri" w:cs="Calibri" w:eastAsia="Calibri" w:hAnsi="Calibri"/>
-                <w:b/>
-                <w:bCs/>
-                <w:color w:val="FFFFFF"/>
-                <w:sz w:val="20"/>
-                <w:szCs w:val="20"/>
-              </w:rPr>
-              <w:t xml:space="preserve">Subred</w:t>
-            </w:r>
-          </w:p>
-        </w:tc>
-        <w:tc>
-          <w:tcPr>
-            <w:tcW w:type="dxa" w:w="2250"/>
-            <w:shd w:fill="2E5395" w:val="clear"/>
-            <w:tcMar>
-              <w:top w:type="dxa" w:w="60"/>
-              <w:left w:type="dxa" w:w="80"/>
-              <w:bottom w:type="dxa" w:w="60"/>
-              <w:right w:type="dxa" w:w="80"/>
-            </w:tcMar>
-          </w:tcPr>
-          <w:p>
-            <w:pPr>
-              <w:spacing w:after="40"/>
-            </w:pPr>
-            <w:r>
-              <w:rPr>
-                <w:rFonts w:ascii="Calibri" w:cs="Calibri" w:eastAsia="Calibri" w:hAnsi="Calibri"/>
-                <w:b/>
-                <w:bCs/>
-                <w:color w:val="FFFFFF"/>
-                <w:sz w:val="20"/>
-                <w:szCs w:val="20"/>
-              </w:rPr>
-              <w:t xml:space="preserve">Router Core</w:t>
-            </w:r>
-          </w:p>
-        </w:tc>
-        <w:tc>
-          <w:tcPr>
-            <w:tcW w:type="dxa" w:w="2250"/>
-            <w:shd w:fill="2E5395" w:val="clear"/>
-            <w:tcMar>
-              <w:top w:type="dxa" w:w="60"/>
-              <w:left w:type="dxa" w:w="80"/>
-              <w:bottom w:type="dxa" w:w="60"/>
-              <w:right w:type="dxa" w:w="80"/>
-            </w:tcMar>
-          </w:tcPr>
-          <w:p>
-            <w:pPr>
-              <w:spacing w:after="40"/>
-            </w:pPr>
-            <w:r>
-              <w:rPr>
-                <w:rFonts w:ascii="Calibri" w:cs="Calibri" w:eastAsia="Calibri" w:hAnsi="Calibri"/>
-                <w:b/>
-                <w:bCs/>
-                <w:color w:val="FFFFFF"/>
-                <w:sz w:val="20"/>
-                <w:szCs w:val="20"/>
-              </w:rPr>
-              <w:t xml:space="preserve">Router Virtual</w:t>
-            </w:r>
-          </w:p>
-        </w:tc>
-      </w:tr>
-      <w:tr>
-        <w:trPr>
-          <w:tblHeader w:val="false"/>
-        </w:trPr>
-        <w:tc>
-          <w:tcPr>
-            <w:tcW w:type="dxa" w:w="2250"/>
-            <w:tcMar>
-              <w:top w:type="dxa" w:w="60"/>
-              <w:left w:type="dxa" w:w="80"/>
-              <w:bottom w:type="dxa" w:w="60"/>
-              <w:right w:type="dxa" w:w="80"/>
-            </w:tcMar>
-          </w:tcPr>
-          <w:p>
-            <w:pPr>
-              <w:spacing w:after="40"/>
-            </w:pPr>
-            <w:r>
-              <w:rPr>
-                <w:rFonts w:ascii="Calibri" w:cs="Calibri" w:eastAsia="Calibri" w:hAnsi="Calibri"/>
-                <w:b w:val="false"/>
-                <w:bCs w:val="false"/>
-                <w:sz w:val="20"/>
-                <w:szCs w:val="20"/>
-              </w:rPr>
-              <w:t xml:space="preserve">Core ↔ Router Virtual (OSPF)</w:t>
-            </w:r>
-          </w:p>
-        </w:tc>
-        <w:tc>
-          <w:tcPr>
-            <w:tcW w:type="dxa" w:w="2250"/>
-            <w:tcMar>
-              <w:top w:type="dxa" w:w="60"/>
-              <w:left w:type="dxa" w:w="80"/>
-              <w:bottom w:type="dxa" w:w="60"/>
-              <w:right w:type="dxa" w:w="80"/>
-            </w:tcMar>
-          </w:tcPr>
-          <w:p>
-            <w:pPr>
-              <w:spacing w:after="40"/>
-            </w:pPr>
-            <w:r>
-              <w:rPr>
-                <w:rFonts w:ascii="Calibri" w:cs="Calibri" w:eastAsia="Calibri" w:hAnsi="Calibri"/>
-                <w:b w:val="false"/>
-                <w:bCs w:val="false"/>
-                <w:sz w:val="20"/>
-                <w:szCs w:val="20"/>
-              </w:rPr>
-              <w:t xml:space="preserve">10.10.254.0/30</w:t>
-            </w:r>
-          </w:p>
-        </w:tc>
-        <w:tc>
-          <w:tcPr>
-            <w:tcW w:type="dxa" w:w="2250"/>
-            <w:tcMar>
-              <w:top w:type="dxa" w:w="60"/>
-              <w:left w:type="dxa" w:w="80"/>
-              <w:bottom w:type="dxa" w:w="60"/>
-              <w:right w:type="dxa" w:w="80"/>
-            </w:tcMar>
-          </w:tcPr>
-          <w:p>
-            <w:pPr>
-              <w:spacing w:after="40"/>
-            </w:pPr>
-            <w:r>
-              <w:rPr>
-                <w:rFonts w:ascii="Calibri" w:cs="Calibri" w:eastAsia="Calibri" w:hAnsi="Calibri"/>
-                <w:b w:val="false"/>
-                <w:bCs w:val="false"/>
-                <w:sz w:val="20"/>
-                <w:szCs w:val="20"/>
-              </w:rPr>
-              <w:t xml:space="preserve">10.10.254.1</w:t>
-            </w:r>
-          </w:p>
-        </w:tc>
-        <w:tc>
-          <w:tcPr>
-            <w:tcW w:type="dxa" w:w="2250"/>
-            <w:tcMar>
-              <w:top w:type="dxa" w:w="60"/>
-              <w:left w:type="dxa" w:w="80"/>
-              <w:bottom w:type="dxa" w:w="60"/>
-              <w:right w:type="dxa" w:w="80"/>
-            </w:tcMar>
-          </w:tcPr>
-          <w:p>
-            <w:pPr>
-              <w:spacing w:after="40"/>
-            </w:pPr>
-            <w:r>
-              <w:rPr>
-                <w:rFonts w:ascii="Calibri" w:cs="Calibri" w:eastAsia="Calibri" w:hAnsi="Calibri"/>
-                <w:b w:val="false"/>
-                <w:bCs w:val="false"/>
-                <w:sz w:val="20"/>
-                <w:szCs w:val="20"/>
-              </w:rPr>
-              <w:t xml:space="preserve">10.10.254.2</w:t>
-            </w:r>
-          </w:p>
-        </w:tc>
-      </w:tr>
-    </w:tbl>
-    <w:p>
-      <w:pPr>
-        <w:spacing w:after="160"/>
-      </w:pPr>
-    </w:p>
-    <w:p>
-      <w:pPr>
-        <w:spacing w:after="140"/>
-        <w:jc w:val="both"/>
-      </w:pPr>
-      <w:r>
-        <w:rPr>
-          <w:rFonts w:ascii="Calibri" w:cs="Calibri" w:eastAsia="Calibri" w:hAnsi="Calibri"/>
-          <w:b w:val="false"/>
-          <w:bCs w:val="false"/>
-        </w:rPr>
-        <w:t xml:space="preserve">Se usa una máscara </w:t>
-      </w:r>
-      <w:r>
-        <w:rPr>
-          <w:rFonts w:ascii="Consolas" w:cs="Consolas" w:eastAsia="Consolas" w:hAnsi="Consolas"/>
-          <w:sz w:val="20"/>
-          <w:szCs w:val="20"/>
-          <w:shd w:fill="EDEDED" w:val="clear"/>
-        </w:rPr>
-        <w:t xml:space="preserve">/30</w:t>
-      </w:r>
-      <w:r>
-        <w:rPr>
-          <w:rFonts w:ascii="Calibri" w:cs="Calibri" w:eastAsia="Calibri" w:hAnsi="Calibri"/>
-          <w:b w:val="false"/>
-          <w:bCs w:val="false"/>
-        </w:rPr>
-        <w:t xml:space="preserve"> (2 direcciones utilizables) por ser la práctica estándar en enlaces punto a punto entre dos routers — no desperdicia direcciones en un enlace que por definición solo tiene 2 extremos.</w:t>
-      </w:r>
-    </w:p>
-    <w:p>
-      <w:pPr>
-        <w:pStyle w:val="Heading2"/>
-        <w:spacing w:after="120" w:before="240"/>
-      </w:pPr>
-      <w:r>
-        <w:rPr>
-          <w:rFonts w:ascii="Calibri" w:cs="Calibri" w:eastAsia="Calibri" w:hAnsi="Calibri"/>
-          <w:b w:val="false"/>
-          <w:bCs w:val="false"/>
-        </w:rPr>
-        <w:t xml:space="preserve">5.5 Identificadores de router para OSPF (buena práctica de estabilidad)</w:t>
-      </w:r>
     </w:p>
     <w:tbl>
       <w:tblPr>
@@ -18828,7 +19342,7 @@
                 <w:sz w:val="20"/>
                 <w:szCs w:val="20"/>
               </w:rPr>
-              <w:t xml:space="preserve">Core (físico)</w:t>
+              <w:t xml:space="preserve">R1</w:t>
             </w:r>
           </w:p>
         </w:tc>
@@ -18854,7 +19368,7 @@
                 <w:sz w:val="20"/>
                 <w:szCs w:val="20"/>
               </w:rPr>
-              <w:t xml:space="preserve">10.10.255.1/32</w:t>
+              <w:t xml:space="preserve">172.20.254.1/32</w:t>
             </w:r>
           </w:p>
         </w:tc>
@@ -18885,7 +19399,7 @@
                 <w:sz w:val="20"/>
                 <w:szCs w:val="20"/>
               </w:rPr>
-              <w:t xml:space="preserve">Router Virtual</w:t>
+              <w:t xml:space="preserve">VR1</w:t>
             </w:r>
           </w:p>
         </w:tc>
@@ -18911,7 +19425,7 @@
                 <w:sz w:val="20"/>
                 <w:szCs w:val="20"/>
               </w:rPr>
-              <w:t xml:space="preserve">10.10.255.2/32</w:t>
+              <w:t xml:space="preserve">172.20.254.2/32</w:t>
             </w:r>
           </w:p>
         </w:tc>
@@ -18933,24 +19447,7 @@
           <w:b w:val="false"/>
           <w:bCs w:val="false"/>
         </w:rPr>
-        <w:t xml:space="preserve">Usar direcciones de loopback dedicadas (</w:t>
-      </w:r>
-      <w:r>
-        <w:rPr>
-          <w:rFonts w:ascii="Consolas" w:cs="Consolas" w:eastAsia="Consolas" w:hAnsi="Consolas"/>
-          <w:sz w:val="20"/>
-          <w:szCs w:val="20"/>
-          <w:shd w:fill="EDEDED" w:val="clear"/>
-        </w:rPr>
-        <w:t xml:space="preserve">/32</w:t>
-      </w:r>
-      <w:r>
-        <w:rPr>
-          <w:rFonts w:ascii="Calibri" w:cs="Calibri" w:eastAsia="Calibri" w:hAnsi="Calibri"/>
-          <w:b w:val="false"/>
-          <w:bCs w:val="false"/>
-        </w:rPr>
-        <w:t xml:space="preserve">) como Router-ID es una práctica estándar de estabilidad en OSPF: a diferencia de una interfaz física, un loopback nunca cae, lo que evita que la adyacencia OSPF se reinicie si una interfaz física específica tiene una falla intermitente.</w:t>
+        <w:t xml:space="preserve">Usar direcciones de loopback dedicadas como Router-ID es una práctica estándar de estabilidad en OSPF: a diferencia de una interfaz física, un loopback nunca cae, lo que evita que la adyacencia OSPF se reinicie si una interfaz física específica tiene una falla intermitente.</w:t>
       </w:r>
     </w:p>
     <w:p>
@@ -18964,7 +19461,7 @@
           <w:b w:val="false"/>
           <w:bCs w:val="false"/>
         </w:rPr>
-        <w:t xml:space="preserve">5.6 Reglas de ruteo entre VLANs (resumen)</w:t>
+        <w:t xml:space="preserve">5.5 Reglas de ruteo entre VLANs (resumen)</w:t>
       </w:r>
     </w:p>
     <w:p>
@@ -19069,477 +19566,6 @@
           <w:bCs w:val="false"/>
         </w:rPr>
         <w:t xml:space="preserve"> entra con los mismos permisos que la VLAN de origen del usuario remoto.</w:t>
-      </w:r>
-    </w:p>
-    <w:p>
-      <w:pPr>
-        <w:pStyle w:val="Heading2"/>
-        <w:spacing w:after="120" w:before="240"/>
-      </w:pPr>
-      <w:r>
-        <w:rPr>
-          <w:rFonts w:ascii="Calibri" w:cs="Calibri" w:eastAsia="Calibri" w:hAnsi="Calibri"/>
-          <w:b w:val="false"/>
-          <w:bCs w:val="false"/>
-        </w:rPr>
-        <w:t xml:space="preserve">5.7 Optimización con VLSM (nota técnica adicional)</w:t>
-      </w:r>
-    </w:p>
-    <w:p>
-      <w:pPr>
-        <w:spacing w:after="140"/>
-        <w:jc w:val="both"/>
-      </w:pPr>
-      <w:r>
-        <w:rPr>
-          <w:rFonts w:ascii="Calibri" w:cs="Calibri" w:eastAsia="Calibri" w:hAnsi="Calibri"/>
-          <w:b w:val="false"/>
-          <w:bCs w:val="false"/>
-        </w:rPr>
-        <w:t xml:space="preserve">Usar </w:t>
-      </w:r>
-      <w:r>
-        <w:rPr>
-          <w:rFonts w:ascii="Consolas" w:cs="Consolas" w:eastAsia="Consolas" w:hAnsi="Consolas"/>
-          <w:sz w:val="20"/>
-          <w:szCs w:val="20"/>
-          <w:shd w:fill="EDEDED" w:val="clear"/>
-        </w:rPr>
-        <w:t xml:space="preserve">/24</w:t>
-      </w:r>
-      <w:r>
-        <w:rPr>
-          <w:rFonts w:ascii="Calibri" w:cs="Calibri" w:eastAsia="Calibri" w:hAnsi="Calibri"/>
-          <w:b w:val="false"/>
-          <w:bCs w:val="false"/>
-        </w:rPr>
-        <w:t xml:space="preserve"> fijo por VLAN es simple y defendible, pero desperdicia direcciones en VLANs pequeñas (por ejemplo, la VLAN 60 con 6 dispositivos usando 254 disponibles). Como demostración adicional de dominio de VLSM, el mismo bloque </w:t>
-      </w:r>
-      <w:r>
-        <w:rPr>
-          <w:rFonts w:ascii="Consolas" w:cs="Consolas" w:eastAsia="Consolas" w:hAnsi="Consolas"/>
-          <w:sz w:val="20"/>
-          <w:szCs w:val="20"/>
-          <w:shd w:fill="EDEDED" w:val="clear"/>
-        </w:rPr>
-        <w:t xml:space="preserve">10.10.0.0/16</w:t>
-      </w:r>
-      <w:r>
-        <w:rPr>
-          <w:rFonts w:ascii="Calibri" w:cs="Calibri" w:eastAsia="Calibri" w:hAnsi="Calibri"/>
-          <w:b w:val="false"/>
-          <w:bCs w:val="false"/>
-        </w:rPr>
-        <w:t xml:space="preserve"> podría resegmentarse así:</w:t>
-      </w:r>
-    </w:p>
-    <w:tbl>
-      <w:tblPr>
-        <w:tblW w:type="dxa" w:w="9000"/>
-        <w:tblBorders>
-          <w:top w:val="single" w:color="auto" w:sz="4"/>
-          <w:left w:val="single" w:color="auto" w:sz="4"/>
-          <w:bottom w:val="single" w:color="auto" w:sz="4"/>
-          <w:right w:val="single" w:color="auto" w:sz="4"/>
-          <w:insideH w:val="single" w:color="auto" w:sz="4"/>
-          <w:insideV w:val="single" w:color="auto" w:sz="4"/>
-        </w:tblBorders>
-      </w:tblPr>
-      <w:tblGrid>
-        <w:gridCol w:w="3000"/>
-        <w:gridCol w:w="3000"/>
-        <w:gridCol w:w="3000"/>
-      </w:tblGrid>
-      <w:tr>
-        <w:trPr>
-          <w:tblHeader/>
-        </w:trPr>
-        <w:tc>
-          <w:tcPr>
-            <w:tcW w:type="dxa" w:w="3000"/>
-            <w:shd w:fill="2E5395" w:val="clear"/>
-            <w:tcMar>
-              <w:top w:type="dxa" w:w="60"/>
-              <w:left w:type="dxa" w:w="80"/>
-              <w:bottom w:type="dxa" w:w="60"/>
-              <w:right w:type="dxa" w:w="80"/>
-            </w:tcMar>
-          </w:tcPr>
-          <w:p>
-            <w:pPr>
-              <w:spacing w:after="40"/>
-            </w:pPr>
-            <w:r>
-              <w:rPr>
-                <w:rFonts w:ascii="Calibri" w:cs="Calibri" w:eastAsia="Calibri" w:hAnsi="Calibri"/>
-                <w:b/>
-                <w:bCs/>
-                <w:color w:val="FFFFFF"/>
-                <w:sz w:val="20"/>
-                <w:szCs w:val="20"/>
-              </w:rPr>
-              <w:t xml:space="preserve">VLAN</w:t>
-            </w:r>
-          </w:p>
-        </w:tc>
-        <w:tc>
-          <w:tcPr>
-            <w:tcW w:type="dxa" w:w="3000"/>
-            <w:shd w:fill="2E5395" w:val="clear"/>
-            <w:tcMar>
-              <w:top w:type="dxa" w:w="60"/>
-              <w:left w:type="dxa" w:w="80"/>
-              <w:bottom w:type="dxa" w:w="60"/>
-              <w:right w:type="dxa" w:w="80"/>
-            </w:tcMar>
-          </w:tcPr>
-          <w:p>
-            <w:pPr>
-              <w:spacing w:after="40"/>
-            </w:pPr>
-            <w:r>
-              <w:rPr>
-                <w:rFonts w:ascii="Calibri" w:cs="Calibri" w:eastAsia="Calibri" w:hAnsi="Calibri"/>
-                <w:b/>
-                <w:bCs/>
-                <w:color w:val="FFFFFF"/>
-                <w:sz w:val="20"/>
-                <w:szCs w:val="20"/>
-              </w:rPr>
-              <w:t xml:space="preserve">Tamaño real necesario</w:t>
-            </w:r>
-          </w:p>
-        </w:tc>
-        <w:tc>
-          <w:tcPr>
-            <w:tcW w:type="dxa" w:w="3000"/>
-            <w:shd w:fill="2E5395" w:val="clear"/>
-            <w:tcMar>
-              <w:top w:type="dxa" w:w="60"/>
-              <w:left w:type="dxa" w:w="80"/>
-              <w:bottom w:type="dxa" w:w="60"/>
-              <w:right w:type="dxa" w:w="80"/>
-            </w:tcMar>
-          </w:tcPr>
-          <w:p>
-            <w:pPr>
-              <w:spacing w:after="40"/>
-            </w:pPr>
-            <w:r>
-              <w:rPr>
-                <w:rFonts w:ascii="Calibri" w:cs="Calibri" w:eastAsia="Calibri" w:hAnsi="Calibri"/>
-                <w:b/>
-                <w:bCs/>
-                <w:color w:val="FFFFFF"/>
-                <w:sz w:val="20"/>
-                <w:szCs w:val="20"/>
-              </w:rPr>
-              <w:t xml:space="preserve">Máscara VLSM sugerida</w:t>
-            </w:r>
-          </w:p>
-        </w:tc>
-      </w:tr>
-      <w:tr>
-        <w:trPr>
-          <w:tblHeader w:val="false"/>
-        </w:trPr>
-        <w:tc>
-          <w:tcPr>
-            <w:tcW w:type="dxa" w:w="3000"/>
-            <w:tcMar>
-              <w:top w:type="dxa" w:w="60"/>
-              <w:left w:type="dxa" w:w="80"/>
-              <w:bottom w:type="dxa" w:w="60"/>
-              <w:right w:type="dxa" w:w="80"/>
-            </w:tcMar>
-          </w:tcPr>
-          <w:p>
-            <w:pPr>
-              <w:spacing w:after="40"/>
-            </w:pPr>
-            <w:r>
-              <w:rPr>
-                <w:rFonts w:ascii="Calibri" w:cs="Calibri" w:eastAsia="Calibri" w:hAnsi="Calibri"/>
-                <w:b w:val="false"/>
-                <w:bCs w:val="false"/>
-                <w:sz w:val="20"/>
-                <w:szCs w:val="20"/>
-              </w:rPr>
-              <w:t xml:space="preserve">VLAN 60 (VoIP, 6 equipos)</w:t>
-            </w:r>
-          </w:p>
-        </w:tc>
-        <w:tc>
-          <w:tcPr>
-            <w:tcW w:type="dxa" w:w="3000"/>
-            <w:tcMar>
-              <w:top w:type="dxa" w:w="60"/>
-              <w:left w:type="dxa" w:w="80"/>
-              <w:bottom w:type="dxa" w:w="60"/>
-              <w:right w:type="dxa" w:w="80"/>
-            </w:tcMar>
-          </w:tcPr>
-          <w:p>
-            <w:pPr>
-              <w:spacing w:after="40"/>
-            </w:pPr>
-            <w:r>
-              <w:rPr>
-                <w:rFonts w:ascii="Calibri" w:cs="Calibri" w:eastAsia="Calibri" w:hAnsi="Calibri"/>
-                <w:b w:val="false"/>
-                <w:bCs w:val="false"/>
-                <w:sz w:val="20"/>
-                <w:szCs w:val="20"/>
-              </w:rPr>
-              <w:t xml:space="preserve">/28 (14 hosts) sobra</w:t>
-            </w:r>
-          </w:p>
-        </w:tc>
-        <w:tc>
-          <w:tcPr>
-            <w:tcW w:type="dxa" w:w="3000"/>
-            <w:tcMar>
-              <w:top w:type="dxa" w:w="60"/>
-              <w:left w:type="dxa" w:w="80"/>
-              <w:bottom w:type="dxa" w:w="60"/>
-              <w:right w:type="dxa" w:w="80"/>
-            </w:tcMar>
-          </w:tcPr>
-          <w:p>
-            <w:pPr>
-              <w:spacing w:after="40"/>
-            </w:pPr>
-            <w:r>
-              <w:rPr>
-                <w:rFonts w:ascii="Calibri" w:cs="Calibri" w:eastAsia="Calibri" w:hAnsi="Calibri"/>
-                <w:b w:val="false"/>
-                <w:bCs w:val="false"/>
-                <w:sz w:val="20"/>
-                <w:szCs w:val="20"/>
-              </w:rPr>
-              <w:t xml:space="preserve">10.10.60.0/28</w:t>
-            </w:r>
-          </w:p>
-        </w:tc>
-      </w:tr>
-      <w:tr>
-        <w:trPr>
-          <w:tblHeader w:val="false"/>
-        </w:trPr>
-        <w:tc>
-          <w:tcPr>
-            <w:tcW w:type="dxa" w:w="3000"/>
-            <w:tcMar>
-              <w:top w:type="dxa" w:w="60"/>
-              <w:left w:type="dxa" w:w="80"/>
-              <w:bottom w:type="dxa" w:w="60"/>
-              <w:right w:type="dxa" w:w="80"/>
-            </w:tcMar>
-          </w:tcPr>
-          <w:p>
-            <w:pPr>
-              <w:spacing w:after="40"/>
-            </w:pPr>
-            <w:r>
-              <w:rPr>
-                <w:rFonts w:ascii="Calibri" w:cs="Calibri" w:eastAsia="Calibri" w:hAnsi="Calibri"/>
-                <w:b w:val="false"/>
-                <w:bCs w:val="false"/>
-                <w:sz w:val="20"/>
-                <w:szCs w:val="20"/>
-              </w:rPr>
-              <w:t xml:space="preserve">VLAN 90 (Gestión)</w:t>
-            </w:r>
-          </w:p>
-        </w:tc>
-        <w:tc>
-          <w:tcPr>
-            <w:tcW w:type="dxa" w:w="3000"/>
-            <w:tcMar>
-              <w:top w:type="dxa" w:w="60"/>
-              <w:left w:type="dxa" w:w="80"/>
-              <w:bottom w:type="dxa" w:w="60"/>
-              <w:right w:type="dxa" w:w="80"/>
-            </w:tcMar>
-          </w:tcPr>
-          <w:p>
-            <w:pPr>
-              <w:spacing w:after="40"/>
-            </w:pPr>
-            <w:r>
-              <w:rPr>
-                <w:rFonts w:ascii="Calibri" w:cs="Calibri" w:eastAsia="Calibri" w:hAnsi="Calibri"/>
-                <w:b w:val="false"/>
-                <w:bCs w:val="false"/>
-                <w:sz w:val="20"/>
-                <w:szCs w:val="20"/>
-              </w:rPr>
-              <w:t xml:space="preserve">/28 sobra</w:t>
-            </w:r>
-          </w:p>
-        </w:tc>
-        <w:tc>
-          <w:tcPr>
-            <w:tcW w:type="dxa" w:w="3000"/>
-            <w:tcMar>
-              <w:top w:type="dxa" w:w="60"/>
-              <w:left w:type="dxa" w:w="80"/>
-              <w:bottom w:type="dxa" w:w="60"/>
-              <w:right w:type="dxa" w:w="80"/>
-            </w:tcMar>
-          </w:tcPr>
-          <w:p>
-            <w:pPr>
-              <w:spacing w:after="40"/>
-            </w:pPr>
-            <w:r>
-              <w:rPr>
-                <w:rFonts w:ascii="Calibri" w:cs="Calibri" w:eastAsia="Calibri" w:hAnsi="Calibri"/>
-                <w:b w:val="false"/>
-                <w:bCs w:val="false"/>
-                <w:sz w:val="20"/>
-                <w:szCs w:val="20"/>
-              </w:rPr>
-              <w:t xml:space="preserve">10.10.90.0/28</w:t>
-            </w:r>
-          </w:p>
-        </w:tc>
-      </w:tr>
-      <w:tr>
-        <w:trPr>
-          <w:tblHeader w:val="false"/>
-        </w:trPr>
-        <w:tc>
-          <w:tcPr>
-            <w:tcW w:type="dxa" w:w="3000"/>
-            <w:tcMar>
-              <w:top w:type="dxa" w:w="60"/>
-              <w:left w:type="dxa" w:w="80"/>
-              <w:bottom w:type="dxa" w:w="60"/>
-              <w:right w:type="dxa" w:w="80"/>
-            </w:tcMar>
-          </w:tcPr>
-          <w:p>
-            <w:pPr>
-              <w:spacing w:after="40"/>
-            </w:pPr>
-            <w:r>
-              <w:rPr>
-                <w:rFonts w:ascii="Calibri" w:cs="Calibri" w:eastAsia="Calibri" w:hAnsi="Calibri"/>
-                <w:b w:val="false"/>
-                <w:bCs w:val="false"/>
-                <w:sz w:val="20"/>
-                <w:szCs w:val="20"/>
-              </w:rPr>
-              <w:t xml:space="preserve">Enlace Core ↔ Router Virtual</w:t>
-            </w:r>
-          </w:p>
-        </w:tc>
-        <w:tc>
-          <w:tcPr>
-            <w:tcW w:type="dxa" w:w="3000"/>
-            <w:tcMar>
-              <w:top w:type="dxa" w:w="60"/>
-              <w:left w:type="dxa" w:w="80"/>
-              <w:bottom w:type="dxa" w:w="60"/>
-              <w:right w:type="dxa" w:w="80"/>
-            </w:tcMar>
-          </w:tcPr>
-          <w:p>
-            <w:pPr>
-              <w:spacing w:after="40"/>
-            </w:pPr>
-            <w:r>
-              <w:rPr>
-                <w:rFonts w:ascii="Calibri" w:cs="Calibri" w:eastAsia="Calibri" w:hAnsi="Calibri"/>
-                <w:b w:val="false"/>
-                <w:bCs w:val="false"/>
-                <w:sz w:val="20"/>
-                <w:szCs w:val="20"/>
-              </w:rPr>
-              <w:t xml:space="preserve">/30 (ya aplicado en 5.4)</w:t>
-            </w:r>
-          </w:p>
-        </w:tc>
-        <w:tc>
-          <w:tcPr>
-            <w:tcW w:type="dxa" w:w="3000"/>
-            <w:tcMar>
-              <w:top w:type="dxa" w:w="60"/>
-              <w:left w:type="dxa" w:w="80"/>
-              <w:bottom w:type="dxa" w:w="60"/>
-              <w:right w:type="dxa" w:w="80"/>
-            </w:tcMar>
-          </w:tcPr>
-          <w:p>
-            <w:pPr>
-              <w:spacing w:after="40"/>
-            </w:pPr>
-            <w:r>
-              <w:rPr>
-                <w:rFonts w:ascii="Calibri" w:cs="Calibri" w:eastAsia="Calibri" w:hAnsi="Calibri"/>
-                <w:b w:val="false"/>
-                <w:bCs w:val="false"/>
-                <w:sz w:val="20"/>
-                <w:szCs w:val="20"/>
-              </w:rPr>
-              <w:t xml:space="preserve">10.10.254.0/30</w:t>
-            </w:r>
-          </w:p>
-        </w:tc>
-      </w:tr>
-    </w:tbl>
-    <w:p>
-      <w:pPr>
-        <w:spacing w:after="160"/>
-      </w:pPr>
-    </w:p>
-    <w:p>
-      <w:pPr>
-        <w:spacing w:after="140"/>
-        <w:jc w:val="both"/>
-      </w:pPr>
-      <w:r>
-        <w:rPr>
-          <w:rFonts w:ascii="Calibri" w:cs="Calibri" w:eastAsia="Calibri" w:hAnsi="Calibri"/>
-          <w:b w:val="false"/>
-          <w:bCs w:val="false"/>
-        </w:rPr>
-        <w:t xml:space="preserve">Se mantiene </w:t>
-      </w:r>
-      <w:r>
-        <w:rPr>
-          <w:rFonts w:ascii="Consolas" w:cs="Consolas" w:eastAsia="Consolas" w:hAnsi="Consolas"/>
-          <w:sz w:val="20"/>
-          <w:szCs w:val="20"/>
-          <w:shd w:fill="EDEDED" w:val="clear"/>
-        </w:rPr>
-        <w:t xml:space="preserve">/24</w:t>
-      </w:r>
-      <w:r>
-        <w:rPr>
-          <w:rFonts w:ascii="Calibri" w:cs="Calibri" w:eastAsia="Calibri" w:hAnsi="Calibri"/>
-          <w:b w:val="false"/>
-          <w:bCs w:val="false"/>
-        </w:rPr>
-        <w:t xml:space="preserve"> uniforme como esquema principal por su simplicidad operativa y margen de crecimiento, dado que el espacio de direcciones no es un recurso escaso dentro de un bloque privado </w:t>
-      </w:r>
-      <w:r>
-        <w:rPr>
-          <w:rFonts w:ascii="Consolas" w:cs="Consolas" w:eastAsia="Consolas" w:hAnsi="Consolas"/>
-          <w:sz w:val="20"/>
-          <w:szCs w:val="20"/>
-          <w:shd w:fill="EDEDED" w:val="clear"/>
-        </w:rPr>
-        <w:t xml:space="preserve">/16</w:t>
-      </w:r>
-      <w:r>
-        <w:rPr>
-          <w:rFonts w:ascii="Calibri" w:cs="Calibri" w:eastAsia="Calibri" w:hAnsi="Calibri"/>
-          <w:b w:val="false"/>
-          <w:bCs w:val="false"/>
-        </w:rPr>
-        <w:t xml:space="preserve">.</w:t>
       </w:r>
     </w:p>
     <w:p>
@@ -22649,7 +22675,7 @@
           <w:b w:val="false"/>
           <w:bCs w:val="false"/>
         </w:rPr>
-        <w:t xml:space="preserve">Cisco Business y Cisco ISR quedan como alternativa de marca reconocida si la organización prioriza soporte internacional de marca única sobre el costo — son técnicamente capaces para esta escala. Cisco Meraki y Catalyst Enterprise se descartan como elección primaria: la cotización real obtenida confirma un costo no proporcional al tamaño de Virtual Solutions (184 usuarios, 1 sola sede), más un modelo de licenciamiento recurrente que este proyecto no necesita para cumplir sus requisitos funcionales.</w:t>
+        <w:t xml:space="preserve">Cisco Business y Cisco ISR quedan como alternativa de marca reconocida si la organización prioriza soporte internacional de marca única sobre el costo — son técnicamente capaces para esta escala — aunque su disponibilidad local vigente debe confirmarse antes de comprar. Cisco Meraki y Catalyst Enterprise se descartan como elección primaria: la cotización real obtenida confirma un costo no proporcional al tamaño de Virtual Solutions (184 usuarios, 1 sola sede), más un modelo de licenciamiento recurrente que este proyecto no necesita para cumplir sus requisitos funcionales.</w:t>
       </w:r>
     </w:p>
     <w:p>
@@ -39314,7 +39340,7 @@
                 <w:sz w:val="20"/>
                 <w:szCs w:val="20"/>
               </w:rPr>
-              <w:t xml:space="preserve">12</w:t>
+              <w:t xml:space="preserve">12, VLSM ajustado (bloque base 172.20.0.0/16)</w:t>
             </w:r>
           </w:p>
         </w:tc>
@@ -40672,7 +40698,26 @@
                 <w:sz w:val="20"/>
                 <w:szCs w:val="20"/>
               </w:rPr>
-              <w:t xml:space="preserve">12 VLANs, tabla completa</w:t>
+              <w:t xml:space="preserve">12 VLANs, tabla completa, máscaras VLSM ajustadas por VLAN (bloque base </w:t>
+            </w:r>
+            <w:r>
+              <w:rPr>
+                <w:rFonts w:ascii="Consolas" w:cs="Consolas" w:eastAsia="Consolas" w:hAnsi="Consolas"/>
+                <w:sz w:val="20"/>
+                <w:szCs w:val="20"/>
+                <w:shd w:fill="EDEDED" w:val="clear"/>
+              </w:rPr>
+              <w:t xml:space="preserve">172.20.0.0/16</w:t>
+            </w:r>
+            <w:r>
+              <w:rPr>
+                <w:rFonts w:ascii="Calibri" w:cs="Calibri" w:eastAsia="Calibri" w:hAnsi="Calibri"/>
+                <w:b w:val="false"/>
+                <w:bCs w:val="false"/>
+                <w:sz w:val="20"/>
+                <w:szCs w:val="20"/>
+              </w:rPr>
+              <w:t xml:space="preserve">)</w:t>
             </w:r>
           </w:p>
         </w:tc>
@@ -40698,7 +40743,46 @@
                 <w:sz w:val="20"/>
                 <w:szCs w:val="20"/>
               </w:rPr>
-              <w:t xml:space="preserve">Las mismas VLANs, mismo esquema</w:t>
+              <w:t xml:space="preserve">Las </w:t>
+            </w:r>
+            <w:r>
+              <w:rPr>
+                <w:rFonts w:ascii="Calibri" w:cs="Calibri" w:eastAsia="Calibri" w:hAnsi="Calibri"/>
+                <w:b/>
+                <w:bCs/>
+                <w:sz w:val="20"/>
+                <w:szCs w:val="20"/>
+              </w:rPr>
+              <w:t xml:space="preserve">mismas</w:t>
+            </w:r>
+            <w:r>
+              <w:rPr>
+                <w:rFonts w:ascii="Calibri" w:cs="Calibri" w:eastAsia="Calibri" w:hAnsi="Calibri"/>
+                <w:b w:val="false"/>
+                <w:bCs w:val="false"/>
+                <w:sz w:val="20"/>
+                <w:szCs w:val="20"/>
+              </w:rPr>
+              <w:t xml:space="preserve"> VLANs, en el mismo </w:t>
+            </w:r>
+            <w:r>
+              <w:rPr>
+                <w:rFonts w:ascii="Consolas" w:cs="Consolas" w:eastAsia="Consolas" w:hAnsi="Consolas"/>
+                <w:sz w:val="20"/>
+                <w:szCs w:val="20"/>
+                <w:shd w:fill="EDEDED" w:val="clear"/>
+              </w:rPr>
+              <w:t xml:space="preserve">network-inventory.yaml</w:t>
+            </w:r>
+            <w:r>
+              <w:rPr>
+                <w:rFonts w:ascii="Calibri" w:cs="Calibri" w:eastAsia="Calibri" w:hAnsi="Calibri"/>
+                <w:b w:val="false"/>
+                <w:bCs w:val="false"/>
+                <w:sz w:val="20"/>
+                <w:szCs w:val="20"/>
+              </w:rPr>
+              <w:t xml:space="preserve"> — no se inventa un esquema aparte para el laboratorio</w:t>
             </w:r>
           </w:p>
         </w:tc>
@@ -40724,7 +40808,7 @@
                 <w:sz w:val="20"/>
                 <w:szCs w:val="20"/>
               </w:rPr>
-              <w:t xml:space="preserve">Etiquetado de VLAN real, con hosts físicos en VLANs distintas conectados al mismo switch</w:t>
+              <w:t xml:space="preserve">VLAN tagging real, con 2 hosts físicos en VLANs distintas conectados al mismo switch</w:t>
             </w:r>
           </w:p>
         </w:tc>
@@ -41222,7 +41306,7 @@
           <w:b w:val="false"/>
           <w:bCs w:val="false"/>
         </w:rPr>
-        <w:t xml:space="preserve">El diseño presentado en este documento resuelve las necesidades de red de Virtual Solutions con el mismo estándar de rigor que se aplicaría en una consultoría de redes real: cada decisión de dimensionamiento (tráfico, cableado, energía, enfriamiento) parte de una memoria de cálculo explícita, y cada elección de arquitectura (segmentación, modelo jerárquico, protocolo de enrutamiento, selección de marca y modelo de equipo) está fundamentada contra un estándar técnico citado o un análisis de costo real verificado en el mercado guatemalteco.</w:t>
+        <w:t xml:space="preserve">El diseño presentado en este documento resuelve las necesidades de red de Virtual Solutions con el mismo estándar de rigor que se aplicaría en una consultoría de redes real: cada decisión de dimensionamiento (tráfico, cableado, energía, enfriamiento, direccionamiento IP) parte de una memoria de cálculo explícita, y cada elección de arquitectura (segmentación, modelo jerárquico, protocolo de enrutamiento, selección de marca y modelo de equipo) está fundamentada contra un estándar técnico citado o un análisis de costo real verificado en el mercado guatemalteco.</w:t>
       </w:r>
     </w:p>
     <w:p>
@@ -41255,6 +41339,57 @@
           <w:bCs w:val="false"/>
         </w:rPr>
         <w:t xml:space="preserve">Una red jerárquica de 3 capas (Core, Distribución, Acceso), con 12 VLANs que segmentan la organización por función y necesidad de seguridad.</w:t>
+      </w:r>
+    </w:p>
+    <w:p>
+      <w:pPr>
+        <w:pStyle w:val="ListParagraph"/>
+        <w:numPr>
+          <w:ilvl w:val="0"/>
+          <w:numId w:val="1"/>
+        </w:numPr>
+        <w:spacing w:after="60"/>
+      </w:pPr>
+      <w:r>
+        <w:rPr>
+          <w:rFonts w:ascii="Calibri" w:cs="Calibri" w:eastAsia="Calibri" w:hAnsi="Calibri"/>
+          <w:b w:val="false"/>
+          <w:bCs w:val="false"/>
+        </w:rPr>
+        <w:t xml:space="preserve">Direccionamiento IP con </w:t>
+      </w:r>
+      <w:r>
+        <w:rPr>
+          <w:rFonts w:ascii="Calibri" w:cs="Calibri" w:eastAsia="Calibri" w:hAnsi="Calibri"/>
+          <w:b/>
+          <w:bCs/>
+        </w:rPr>
+        <w:t xml:space="preserve">VLSM real</w:t>
+      </w:r>
+      <w:r>
+        <w:rPr>
+          <w:rFonts w:ascii="Calibri" w:cs="Calibri" w:eastAsia="Calibri" w:hAnsi="Calibri"/>
+          <w:b w:val="false"/>
+          <w:bCs w:val="false"/>
+        </w:rPr>
+        <w:t xml:space="preserve">: cada VLAN usa la máscara más ajustada a su necesidad de hosts, sobre un bloque base tamaño Clase B (</w:t>
+      </w:r>
+      <w:r>
+        <w:rPr>
+          <w:rFonts w:ascii="Consolas" w:cs="Consolas" w:eastAsia="Consolas" w:hAnsi="Consolas"/>
+          <w:sz w:val="20"/>
+          <w:szCs w:val="20"/>
+          <w:shd w:fill="EDEDED" w:val="clear"/>
+        </w:rPr>
+        <w:t xml:space="preserve">172.20.0.0/16</w:t>
+      </w:r>
+      <w:r>
+        <w:rPr>
+          <w:rFonts w:ascii="Calibri" w:cs="Calibri" w:eastAsia="Calibri" w:hAnsi="Calibri"/>
+          <w:b w:val="false"/>
+          <w:bCs w:val="false"/>
+        </w:rPr>
+        <w:t xml:space="preserve">) — la memoria de cálculo VLAN por VLAN, incluyendo por qué el bloque base necesita ese tamaño (la suma de los 12 bloques supera lo que cabe en un bloque tamaño Clase C), está en la Sección 5.</w:t>
       </w:r>
     </w:p>
     <w:p>

--- a/Fase-1-Diseno-Red-Corporativa/Fase 1 Proyecto Final.docx
+++ b/Fase-1-Diseno-Red-Corporativa/Fase 1 Proyecto Final.docx
@@ -269,7 +269,7 @@
           <w:b w:val="false"/>
           <w:bCs w:val="false"/>
         </w:rPr>
-        <w:t xml:space="preserve">1. Introducción</w:t>
+        <w:t xml:space="preserve">Introducción</w:t>
       </w:r>
     </w:p>
     <w:p>
@@ -505,7 +505,7 @@
           <w:b w:val="false"/>
           <w:bCs w:val="false"/>
         </w:rPr>
-        <w:t xml:space="preserve">1.1 Metodología general seguida</w:t>
+        <w:t xml:space="preserve">Metodología general seguida</w:t>
       </w:r>
     </w:p>
     <w:p>
@@ -715,7 +715,7 @@
           <w:b w:val="false"/>
           <w:bCs w:val="false"/>
         </w:rPr>
-        <w:t xml:space="preserve">1.2 Alcance: diseño de producción y equivalencia con el laboratorio de Fase 4</w:t>
+        <w:t xml:space="preserve">Alcance: diseño de producción y equivalencia con el laboratorio de Fase 4</w:t>
       </w:r>
     </w:p>
     <w:p>
@@ -14496,7 +14496,7 @@
           <w:szCs w:val="20"/>
           <w:shd w:fill="EDEDED" w:val="clear"/>
         </w:rPr>
-        <w:t xml:space="preserve">172.20.0.0/16</w:t>
+        <w:t xml:space="preserve">172.16.0.0/16</w:t>
       </w:r>
       <w:r>
         <w:rPr>
@@ -14727,7 +14727,7 @@
           <w:b/>
           <w:bCs/>
         </w:rPr>
-        <w:t xml:space="preserve">172.20.0.0/16</w:t>
+        <w:t xml:space="preserve">172.16.0.0/16</w:t>
       </w:r>
       <w:r>
         <w:rPr>
@@ -15648,7 +15648,7 @@
           <w:szCs w:val="20"/>
           <w:shd w:fill="EDEDED" w:val="clear"/>
         </w:rPr>
-        <w:t xml:space="preserve">172.20.0.0/16</w:t>
+        <w:t xml:space="preserve">172.16.0.0/16</w:t>
       </w:r>
       <w:r>
         <w:rPr>
@@ -15703,7 +15703,7 @@
           <w:szCs w:val="20"/>
           <w:shd w:fill="EDEDED" w:val="clear"/>
         </w:rPr>
-        <w:t xml:space="preserve">172.20.0.0/16</w:t>
+        <w:t xml:space="preserve">172.16.0.0/16</w:t>
       </w:r>
       <w:r>
         <w:rPr>
@@ -16236,7 +16236,7 @@
                 <w:sz w:val="20"/>
                 <w:szCs w:val="20"/>
               </w:rPr>
-              <w:t xml:space="preserve">172.20.0.192/27</w:t>
+              <w:t xml:space="preserve">172.16.0.192/27</w:t>
             </w:r>
           </w:p>
         </w:tc>
@@ -16262,7 +16262,7 @@
                 <w:sz w:val="20"/>
                 <w:szCs w:val="20"/>
               </w:rPr>
-              <w:t xml:space="preserve">172.20.0.193</w:t>
+              <w:t xml:space="preserve">172.16.0.193</w:t>
             </w:r>
           </w:p>
         </w:tc>
@@ -16288,7 +16288,7 @@
                 <w:sz w:val="20"/>
                 <w:szCs w:val="20"/>
               </w:rPr>
-              <w:t xml:space="preserve">172.20.0.223</w:t>
+              <w:t xml:space="preserve">172.16.0.223</w:t>
             </w:r>
           </w:p>
         </w:tc>
@@ -16501,7 +16501,7 @@
                 <w:sz w:val="20"/>
                 <w:szCs w:val="20"/>
               </w:rPr>
-              <w:t xml:space="preserve">172.20.0.0/26</w:t>
+              <w:t xml:space="preserve">172.16.0.0/26</w:t>
             </w:r>
           </w:p>
         </w:tc>
@@ -16527,7 +16527,7 @@
                 <w:sz w:val="20"/>
                 <w:szCs w:val="20"/>
               </w:rPr>
-              <w:t xml:space="preserve">172.20.0.1</w:t>
+              <w:t xml:space="preserve">172.16.0.1</w:t>
             </w:r>
           </w:p>
         </w:tc>
@@ -16553,7 +16553,7 @@
                 <w:sz w:val="20"/>
                 <w:szCs w:val="20"/>
               </w:rPr>
-              <w:t xml:space="preserve">172.20.0.63</w:t>
+              <w:t xml:space="preserve">172.16.0.63</w:t>
             </w:r>
           </w:p>
         </w:tc>
@@ -16766,7 +16766,7 @@
                 <w:sz w:val="20"/>
                 <w:szCs w:val="20"/>
               </w:rPr>
-              <w:t xml:space="preserve">172.20.0.64/26</w:t>
+              <w:t xml:space="preserve">172.16.0.64/26</w:t>
             </w:r>
           </w:p>
         </w:tc>
@@ -16792,7 +16792,7 @@
                 <w:sz w:val="20"/>
                 <w:szCs w:val="20"/>
               </w:rPr>
-              <w:t xml:space="preserve">172.20.0.65</w:t>
+              <w:t xml:space="preserve">172.16.0.65</w:t>
             </w:r>
           </w:p>
         </w:tc>
@@ -16818,7 +16818,7 @@
                 <w:sz w:val="20"/>
                 <w:szCs w:val="20"/>
               </w:rPr>
-              <w:t xml:space="preserve">172.20.0.127</w:t>
+              <w:t xml:space="preserve">172.16.0.127</w:t>
             </w:r>
           </w:p>
         </w:tc>
@@ -17031,7 +17031,7 @@
                 <w:sz w:val="20"/>
                 <w:szCs w:val="20"/>
               </w:rPr>
-              <w:t xml:space="preserve">172.20.0.128/26</w:t>
+              <w:t xml:space="preserve">172.16.0.128/26</w:t>
             </w:r>
           </w:p>
         </w:tc>
@@ -17057,7 +17057,7 @@
                 <w:sz w:val="20"/>
                 <w:szCs w:val="20"/>
               </w:rPr>
-              <w:t xml:space="preserve">172.20.0.129</w:t>
+              <w:t xml:space="preserve">172.16.0.129</w:t>
             </w:r>
           </w:p>
         </w:tc>
@@ -17083,7 +17083,7 @@
                 <w:sz w:val="20"/>
                 <w:szCs w:val="20"/>
               </w:rPr>
-              <w:t xml:space="preserve">172.20.0.191</w:t>
+              <w:t xml:space="preserve">172.16.0.191</w:t>
             </w:r>
           </w:p>
         </w:tc>
@@ -17296,7 +17296,7 @@
                 <w:sz w:val="20"/>
                 <w:szCs w:val="20"/>
               </w:rPr>
-              <w:t xml:space="preserve">172.20.1.64/28</w:t>
+              <w:t xml:space="preserve">172.16.1.64/28</w:t>
             </w:r>
           </w:p>
         </w:tc>
@@ -17322,7 +17322,7 @@
                 <w:sz w:val="20"/>
                 <w:szCs w:val="20"/>
               </w:rPr>
-              <w:t xml:space="preserve">172.20.1.65</w:t>
+              <w:t xml:space="preserve">172.16.1.65</w:t>
             </w:r>
           </w:p>
         </w:tc>
@@ -17348,7 +17348,7 @@
                 <w:sz w:val="20"/>
                 <w:szCs w:val="20"/>
               </w:rPr>
-              <w:t xml:space="preserve">172.20.1.79</w:t>
+              <w:t xml:space="preserve">172.16.1.79</w:t>
             </w:r>
           </w:p>
         </w:tc>
@@ -17561,7 +17561,7 @@
                 <w:sz w:val="20"/>
                 <w:szCs w:val="20"/>
               </w:rPr>
-              <w:t xml:space="preserve">172.20.1.0/27</w:t>
+              <w:t xml:space="preserve">172.16.1.0/27</w:t>
             </w:r>
           </w:p>
         </w:tc>
@@ -17587,7 +17587,7 @@
                 <w:sz w:val="20"/>
                 <w:szCs w:val="20"/>
               </w:rPr>
-              <w:t xml:space="preserve">172.20.1.1</w:t>
+              <w:t xml:space="preserve">172.16.1.1</w:t>
             </w:r>
           </w:p>
         </w:tc>
@@ -17613,7 +17613,7 @@
                 <w:sz w:val="20"/>
                 <w:szCs w:val="20"/>
               </w:rPr>
-              <w:t xml:space="preserve">172.20.1.31</w:t>
+              <w:t xml:space="preserve">172.16.1.31</w:t>
             </w:r>
           </w:p>
         </w:tc>
@@ -17826,7 +17826,7 @@
                 <w:sz w:val="20"/>
                 <w:szCs w:val="20"/>
               </w:rPr>
-              <w:t xml:space="preserve">172.20.1.80/28</w:t>
+              <w:t xml:space="preserve">172.16.1.80/28</w:t>
             </w:r>
           </w:p>
         </w:tc>
@@ -17852,7 +17852,7 @@
                 <w:sz w:val="20"/>
                 <w:szCs w:val="20"/>
               </w:rPr>
-              <w:t xml:space="preserve">172.20.1.81</w:t>
+              <w:t xml:space="preserve">172.16.1.81</w:t>
             </w:r>
           </w:p>
         </w:tc>
@@ -17878,7 +17878,7 @@
                 <w:sz w:val="20"/>
                 <w:szCs w:val="20"/>
               </w:rPr>
-              <w:t xml:space="preserve">172.20.1.95</w:t>
+              <w:t xml:space="preserve">172.16.1.95</w:t>
             </w:r>
           </w:p>
         </w:tc>
@@ -18091,7 +18091,7 @@
                 <w:sz w:val="20"/>
                 <w:szCs w:val="20"/>
               </w:rPr>
-              <w:t xml:space="preserve">172.20.1.96/29</w:t>
+              <w:t xml:space="preserve">172.16.1.96/29</w:t>
             </w:r>
           </w:p>
         </w:tc>
@@ -18117,7 +18117,7 @@
                 <w:sz w:val="20"/>
                 <w:szCs w:val="20"/>
               </w:rPr>
-              <w:t xml:space="preserve">172.20.1.97</w:t>
+              <w:t xml:space="preserve">172.16.1.97</w:t>
             </w:r>
           </w:p>
         </w:tc>
@@ -18143,7 +18143,7 @@
                 <w:sz w:val="20"/>
                 <w:szCs w:val="20"/>
               </w:rPr>
-              <w:t xml:space="preserve">172.20.1.103</w:t>
+              <w:t xml:space="preserve">172.16.1.103</w:t>
             </w:r>
           </w:p>
         </w:tc>
@@ -18356,7 +18356,7 @@
                 <w:sz w:val="20"/>
                 <w:szCs w:val="20"/>
               </w:rPr>
-              <w:t xml:space="preserve">172.20.1.104/29</w:t>
+              <w:t xml:space="preserve">172.16.1.104/29</w:t>
             </w:r>
           </w:p>
         </w:tc>
@@ -18382,7 +18382,7 @@
                 <w:sz w:val="20"/>
                 <w:szCs w:val="20"/>
               </w:rPr>
-              <w:t xml:space="preserve">172.20.1.105 (VR1)</w:t>
+              <w:t xml:space="preserve">172.16.1.105 (VR1)</w:t>
             </w:r>
           </w:p>
         </w:tc>
@@ -18408,7 +18408,7 @@
                 <w:sz w:val="20"/>
                 <w:szCs w:val="20"/>
               </w:rPr>
-              <w:t xml:space="preserve">172.20.1.111</w:t>
+              <w:t xml:space="preserve">172.16.1.111</w:t>
             </w:r>
           </w:p>
         </w:tc>
@@ -18621,7 +18621,7 @@
                 <w:sz w:val="20"/>
                 <w:szCs w:val="20"/>
               </w:rPr>
-              <w:t xml:space="preserve">172.20.1.32/27</w:t>
+              <w:t xml:space="preserve">172.16.1.32/27</w:t>
             </w:r>
           </w:p>
         </w:tc>
@@ -18647,7 +18647,7 @@
                 <w:sz w:val="20"/>
                 <w:szCs w:val="20"/>
               </w:rPr>
-              <w:t xml:space="preserve">172.20.1.33</w:t>
+              <w:t xml:space="preserve">172.16.1.33</w:t>
             </w:r>
           </w:p>
         </w:tc>
@@ -18673,7 +18673,7 @@
                 <w:sz w:val="20"/>
                 <w:szCs w:val="20"/>
               </w:rPr>
-              <w:t xml:space="preserve">172.20.1.63</w:t>
+              <w:t xml:space="preserve">172.16.1.63</w:t>
             </w:r>
           </w:p>
         </w:tc>
@@ -18886,7 +18886,7 @@
                 <w:sz w:val="20"/>
                 <w:szCs w:val="20"/>
               </w:rPr>
-              <w:t xml:space="preserve">172.20.1.112/29</w:t>
+              <w:t xml:space="preserve">172.16.1.112/29</w:t>
             </w:r>
           </w:p>
         </w:tc>
@@ -18912,7 +18912,7 @@
                 <w:sz w:val="20"/>
                 <w:szCs w:val="20"/>
               </w:rPr>
-              <w:t xml:space="preserve">172.20.1.113</w:t>
+              <w:t xml:space="preserve">172.16.1.113</w:t>
             </w:r>
           </w:p>
         </w:tc>
@@ -18938,7 +18938,7 @@
                 <w:sz w:val="20"/>
                 <w:szCs w:val="20"/>
               </w:rPr>
-              <w:t xml:space="preserve">172.20.1.119</w:t>
+              <w:t xml:space="preserve">172.16.1.119</w:t>
             </w:r>
           </w:p>
         </w:tc>
@@ -19176,7 +19176,7 @@
                 <w:sz w:val="20"/>
                 <w:szCs w:val="20"/>
               </w:rPr>
-              <w:t xml:space="preserve">172.20.1.120/30</w:t>
+              <w:t xml:space="preserve">172.16.1.120/30</w:t>
             </w:r>
           </w:p>
         </w:tc>
@@ -19202,7 +19202,7 @@
                 <w:sz w:val="20"/>
                 <w:szCs w:val="20"/>
               </w:rPr>
-              <w:t xml:space="preserve">172.20.1.121</w:t>
+              <w:t xml:space="preserve">172.16.1.121</w:t>
             </w:r>
           </w:p>
         </w:tc>
@@ -19228,7 +19228,7 @@
                 <w:sz w:val="20"/>
                 <w:szCs w:val="20"/>
               </w:rPr>
-              <w:t xml:space="preserve">172.20.1.122</w:t>
+              <w:t xml:space="preserve">172.16.1.122</w:t>
             </w:r>
           </w:p>
         </w:tc>
@@ -19368,7 +19368,7 @@
                 <w:sz w:val="20"/>
                 <w:szCs w:val="20"/>
               </w:rPr>
-              <w:t xml:space="preserve">172.20.254.1/32</w:t>
+              <w:t xml:space="preserve">172.16.254.1/32</w:t>
             </w:r>
           </w:p>
         </w:tc>
@@ -19425,7 +19425,7 @@
                 <w:sz w:val="20"/>
                 <w:szCs w:val="20"/>
               </w:rPr>
-              <w:t xml:space="preserve">172.20.254.2/32</w:t>
+              <w:t xml:space="preserve">172.16.254.2/32</w:t>
             </w:r>
           </w:p>
         </w:tc>
@@ -39340,7 +39340,7 @@
                 <w:sz w:val="20"/>
                 <w:szCs w:val="20"/>
               </w:rPr>
-              <w:t xml:space="preserve">12, VLSM ajustado (bloque base 172.20.0.0/16)</w:t>
+              <w:t xml:space="preserve">12, VLSM ajustado (bloque base 172.16.0.0/16)</w:t>
             </w:r>
           </w:p>
         </w:tc>
@@ -40707,7 +40707,7 @@
                 <w:szCs w:val="20"/>
                 <w:shd w:fill="EDEDED" w:val="clear"/>
               </w:rPr>
-              <w:t xml:space="preserve">172.20.0.0/16</w:t>
+              <w:t xml:space="preserve">172.16.0.0/16</w:t>
             </w:r>
             <w:r>
               <w:rPr>
@@ -41381,7 +41381,7 @@
           <w:szCs w:val="20"/>
           <w:shd w:fill="EDEDED" w:val="clear"/>
         </w:rPr>
-        <w:t xml:space="preserve">172.20.0.0/16</w:t>
+        <w:t xml:space="preserve">172.16.0.0/16</w:t>
       </w:r>
       <w:r>
         <w:rPr>
